--- a/Semana 5.docx
+++ b/Semana 5.docx
@@ -6,6 +6,7 @@
       <w:pPr>
         <w:rPr>
           <w:rFonts w:ascii="Georgia" w:hAnsi="Georgia"/>
+          <w:color w:val="000000" w:themeColor="text1"/>
           <w:lang w:val="es-ES_tradnl"/>
         </w:rPr>
       </w:pPr>
@@ -13,10 +14,11 @@
         <w:rPr>
           <w:rFonts w:ascii="Georgia" w:hAnsi="Georgia"/>
           <w:noProof/>
+          <w:color w:val="000000" w:themeColor="text1"/>
           <w:lang w:val="es-ES_tradnl"/>
         </w:rPr>
         <w:drawing>
-          <wp:anchor distT="0" distB="0" distL="114300" distR="114300" simplePos="0" relativeHeight="251658240" behindDoc="1" locked="0" layoutInCell="1" allowOverlap="1" wp14:anchorId="2D66BE1D" wp14:editId="12440C92">
+          <wp:anchor distT="0" distB="0" distL="114300" distR="114300" simplePos="0" relativeHeight="251662336" behindDoc="1" locked="0" layoutInCell="1" allowOverlap="1" wp14:anchorId="2D66BE1D" wp14:editId="39CEC179">
             <wp:simplePos x="0" y="0"/>
             <wp:positionH relativeFrom="column">
               <wp:posOffset>-589915</wp:posOffset>
@@ -89,6 +91,7 @@
       <w:r>
         <w:rPr>
           <w:rFonts w:ascii="Georgia" w:hAnsi="Georgia"/>
+          <w:color w:val="000000" w:themeColor="text1"/>
           <w:lang w:val="es-ES_tradnl"/>
         </w:rPr>
         <w:tab/>
@@ -98,6 +101,7 @@
       <w:pPr>
         <w:rPr>
           <w:rFonts w:ascii="Georgia" w:hAnsi="Georgia"/>
+          <w:color w:val="000000" w:themeColor="text1"/>
           <w:lang w:val="es-ES_tradnl"/>
         </w:rPr>
       </w:pPr>
@@ -106,6 +110,7 @@
       <w:pPr>
         <w:rPr>
           <w:rFonts w:ascii="Georgia" w:hAnsi="Georgia"/>
+          <w:color w:val="000000" w:themeColor="text1"/>
           <w:lang w:val="es-ES_tradnl"/>
         </w:rPr>
       </w:pPr>
@@ -114,6 +119,9 @@
       <w:pPr>
         <w:pStyle w:val="Ttulo"/>
         <w:jc w:val="both"/>
+        <w:rPr>
+          <w:color w:val="000000" w:themeColor="text1"/>
+        </w:rPr>
       </w:pPr>
     </w:p>
     <w:p>
@@ -122,6 +130,7 @@
         <w:jc w:val="left"/>
         <w:rPr>
           <w:rFonts w:eastAsiaTheme="majorEastAsia"/>
+          <w:color w:val="000000" w:themeColor="text1"/>
           <w:spacing w:val="-10"/>
           <w:w w:val="105"/>
           <w:sz w:val="66"/>
@@ -135,6 +144,7 @@
         <w:jc w:val="left"/>
         <w:rPr>
           <w:rFonts w:eastAsiaTheme="majorEastAsia"/>
+          <w:color w:val="000000" w:themeColor="text1"/>
           <w:spacing w:val="-10"/>
           <w:w w:val="105"/>
           <w:sz w:val="66"/>
@@ -148,12 +158,14 @@
         <w:jc w:val="left"/>
         <w:rPr>
           <w:rFonts w:ascii="Georgia" w:hAnsi="Georgia"/>
+          <w:color w:val="000000" w:themeColor="text1"/>
           <w:lang w:val="es-ES_tradnl"/>
         </w:rPr>
       </w:pPr>
       <w:r>
         <w:rPr>
           <w:rFonts w:eastAsiaTheme="majorEastAsia"/>
+          <w:color w:val="000000" w:themeColor="text1"/>
           <w:spacing w:val="-10"/>
           <w:w w:val="105"/>
           <w:sz w:val="66"/>
@@ -165,12 +177,13 @@
         <w:rPr>
           <w:rFonts w:ascii="Georgia" w:hAnsi="Georgia"/>
           <w:noProof/>
+          <w:color w:val="000000" w:themeColor="text1"/>
           <w:lang w:val="es-ES_tradnl"/>
         </w:rPr>
         <mc:AlternateContent>
           <mc:Choice Requires="wps">
             <w:drawing>
-              <wp:anchor distT="0" distB="0" distL="114300" distR="114300" simplePos="0" relativeHeight="251660291" behindDoc="1" locked="0" layoutInCell="1" allowOverlap="1" wp14:anchorId="468055E5" wp14:editId="2F22B406">
+              <wp:anchor distT="0" distB="0" distL="114300" distR="114300" simplePos="0" relativeHeight="251663360" behindDoc="1" locked="0" layoutInCell="1" allowOverlap="1" wp14:anchorId="468055E5" wp14:editId="2F22B406">
                 <wp:simplePos x="0" y="0"/>
                 <wp:positionH relativeFrom="page">
                   <wp:align>right</wp:align>
@@ -283,16 +296,8 @@
                               <w:rPr>
                                 <w:color w:val="FFFFFF" w:themeColor="background1"/>
                               </w:rPr>
-                              <w:t xml:space="preserve">Samuel </w:t>
+                              <w:t>Samuel Sariego</w:t>
                             </w:r>
-                            <w:proofErr w:type="spellStart"/>
-                            <w:r>
-                              <w:rPr>
-                                <w:color w:val="FFFFFF" w:themeColor="background1"/>
-                              </w:rPr>
-                              <w:t>Sariego</w:t>
-                            </w:r>
-                            <w:proofErr w:type="spellEnd"/>
                           </w:p>
                           <w:p>
                             <w:pPr>
@@ -425,7 +430,7 @@
           </mc:Choice>
           <mc:Fallback>
             <w:pict>
-              <v:rect w14:anchorId="468055E5" id="Rectángulo 19" o:spid="_x0000_s1026" alt="&quot;&quot;" style="position:absolute;margin-left:560.05pt;margin-top:0;width:611.25pt;height:202pt;z-index:-251656189;visibility:visible;mso-wrap-style:square;mso-width-percent:0;mso-height-percent:0;mso-wrap-distance-left:9pt;mso-wrap-distance-top:0;mso-wrap-distance-right:9pt;mso-wrap-distance-bottom:0;mso-position-horizontal:right;mso-position-horizontal-relative:page;mso-position-vertical:bottom;mso-position-vertical-relative:page;mso-width-percent:0;mso-height-percent:0;mso-width-relative:page;mso-height-relative:page;v-text-anchor:middle" o:gfxdata="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" fillcolor="#182844" stroked="f">
+              <v:rect w14:anchorId="468055E5" id="Rectángulo 19" o:spid="_x0000_s1026" alt="&quot;&quot;" style="position:absolute;margin-left:560.05pt;margin-top:0;width:611.25pt;height:202pt;z-index:-251653120;visibility:visible;mso-wrap-style:square;mso-width-percent:0;mso-height-percent:0;mso-wrap-distance-left:9pt;mso-wrap-distance-top:0;mso-wrap-distance-right:9pt;mso-wrap-distance-bottom:0;mso-position-horizontal:right;mso-position-horizontal-relative:page;mso-position-vertical:bottom;mso-position-vertical-relative:page;mso-width-percent:0;mso-height-percent:0;mso-width-relative:page;mso-height-relative:page;v-text-anchor:middle" o:gfxdata="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" fillcolor="#182844" stroked="f">
                 <v:textbox>
                   <w:txbxContent>
                     <w:p>
@@ -497,16 +502,8 @@
                         <w:rPr>
                           <w:color w:val="FFFFFF" w:themeColor="background1"/>
                         </w:rPr>
-                        <w:t xml:space="preserve">Samuel </w:t>
+                        <w:t>Samuel Sariego</w:t>
                       </w:r>
-                      <w:proofErr w:type="spellStart"/>
-                      <w:r>
-                        <w:rPr>
-                          <w:color w:val="FFFFFF" w:themeColor="background1"/>
-                        </w:rPr>
-                        <w:t>Sariego</w:t>
-                      </w:r>
-                      <w:proofErr w:type="spellEnd"/>
                     </w:p>
                     <w:p>
                       <w:pPr>
@@ -631,6 +628,7 @@
       <w:r>
         <w:rPr>
           <w:rFonts w:ascii="Georgia" w:hAnsi="Georgia"/>
+          <w:color w:val="000000" w:themeColor="text1"/>
           <w:lang w:val="es-ES_tradnl"/>
         </w:rPr>
         <w:br w:type="page"/>
@@ -645,6 +643,7 @@
           <w:rFonts w:eastAsiaTheme="minorEastAsia" w:cs="Futura Lt BT"/>
           <w:b/>
           <w:bCs/>
+          <w:color w:val="000000" w:themeColor="text1"/>
           <w:sz w:val="48"/>
           <w:szCs w:val="56"/>
           <w:lang w:val="es-ES_tradnl"/>
@@ -671,6 +670,7 @@
               <w:rFonts w:eastAsiaTheme="minorEastAsia" w:cs="Futura Lt BT"/>
               <w:b/>
               <w:bCs/>
+              <w:color w:val="000000" w:themeColor="text1"/>
               <w:sz w:val="56"/>
               <w:szCs w:val="56"/>
               <w:lang w:val="es-ES_tradnl"/>
@@ -680,6 +680,7 @@
             <w:rPr>
               <w:rFonts w:cs="Futura Lt BT"/>
               <w:bCs/>
+              <w:color w:val="000000" w:themeColor="text1"/>
               <w:sz w:val="56"/>
               <w:szCs w:val="56"/>
               <w:lang w:val="es-ES_tradnl"/>
@@ -692,6 +693,7 @@
             <w:spacing w:after="100"/>
             <w:rPr>
               <w:rFonts w:cs="Sanskrit Text"/>
+              <w:color w:val="000000" w:themeColor="text1"/>
               <w:lang w:val="es-ES_tradnl"/>
             </w:rPr>
           </w:pPr>
@@ -705,7 +707,7 @@
             <w:rPr>
               <w:rFonts w:asciiTheme="minorHAnsi" w:eastAsiaTheme="minorEastAsia" w:hAnsiTheme="minorHAnsi" w:cstheme="minorBidi"/>
               <w:noProof/>
-              <w:color w:val="auto"/>
+              <w:color w:val="000000" w:themeColor="text1"/>
               <w:kern w:val="2"/>
               <w:szCs w:val="24"/>
               <w:lang w:eastAsia="es-CL"/>
@@ -717,7 +719,7 @@
               <w:rFonts w:cs="Futura Lt BT"/>
               <w:b/>
               <w:bCs/>
-              <w:color w:val="002345"/>
+              <w:color w:val="000000" w:themeColor="text1"/>
               <w:szCs w:val="28"/>
               <w:lang w:val="es-ES_tradnl"/>
             </w:rPr>
@@ -727,7 +729,7 @@
             <w:rPr>
               <w:rFonts w:cs="Futura Lt BT"/>
               <w:bCs/>
-              <w:color w:val="002345"/>
+              <w:color w:val="000000" w:themeColor="text1"/>
               <w:szCs w:val="28"/>
               <w:lang w:val="es-ES_tradnl"/>
             </w:rPr>
@@ -738,7 +740,7 @@
               <w:rFonts w:cs="Futura Lt BT"/>
               <w:b/>
               <w:bCs/>
-              <w:color w:val="002345"/>
+              <w:color w:val="000000" w:themeColor="text1"/>
               <w:szCs w:val="28"/>
               <w:lang w:val="es-ES_tradnl"/>
             </w:rPr>
@@ -749,6 +751,7 @@
               <w:rPr>
                 <w:rStyle w:val="Hipervnculo"/>
                 <w:noProof/>
+                <w:color w:val="000000" w:themeColor="text1"/>
               </w:rPr>
               <w:t>Introducción*</w:t>
             </w:r>
@@ -756,6 +759,7 @@
               <w:rPr>
                 <w:noProof/>
                 <w:webHidden/>
+                <w:color w:val="000000" w:themeColor="text1"/>
               </w:rPr>
               <w:tab/>
             </w:r>
@@ -763,6 +767,7 @@
               <w:rPr>
                 <w:noProof/>
                 <w:webHidden/>
+                <w:color w:val="000000" w:themeColor="text1"/>
               </w:rPr>
               <w:fldChar w:fldCharType="begin"/>
             </w:r>
@@ -770,6 +775,7 @@
               <w:rPr>
                 <w:noProof/>
                 <w:webHidden/>
+                <w:color w:val="000000" w:themeColor="text1"/>
               </w:rPr>
               <w:instrText xml:space="preserve"> PAGEREF _Toc227622789 \h </w:instrText>
             </w:r>
@@ -777,12 +783,14 @@
               <w:rPr>
                 <w:noProof/>
                 <w:webHidden/>
+                <w:color w:val="000000" w:themeColor="text1"/>
               </w:rPr>
             </w:r>
             <w:r>
               <w:rPr>
                 <w:noProof/>
                 <w:webHidden/>
+                <w:color w:val="000000" w:themeColor="text1"/>
               </w:rPr>
               <w:fldChar w:fldCharType="separate"/>
             </w:r>
@@ -790,6 +798,7 @@
               <w:rPr>
                 <w:noProof/>
                 <w:webHidden/>
+                <w:color w:val="000000" w:themeColor="text1"/>
               </w:rPr>
               <w:t>3</w:t>
             </w:r>
@@ -797,6 +806,7 @@
               <w:rPr>
                 <w:noProof/>
                 <w:webHidden/>
+                <w:color w:val="000000" w:themeColor="text1"/>
               </w:rPr>
               <w:fldChar w:fldCharType="end"/>
             </w:r>
@@ -811,7 +821,7 @@
             <w:rPr>
               <w:rFonts w:asciiTheme="minorHAnsi" w:eastAsiaTheme="minorEastAsia" w:hAnsiTheme="minorHAnsi" w:cstheme="minorBidi"/>
               <w:noProof/>
-              <w:color w:val="auto"/>
+              <w:color w:val="000000" w:themeColor="text1"/>
               <w:kern w:val="2"/>
               <w:szCs w:val="24"/>
               <w:lang w:eastAsia="es-CL"/>
@@ -823,6 +833,7 @@
               <w:rPr>
                 <w:rStyle w:val="Hipervnculo"/>
                 <w:noProof/>
+                <w:color w:val="000000" w:themeColor="text1"/>
               </w:rPr>
               <w:t>Desarrollo</w:t>
             </w:r>
@@ -830,6 +841,7 @@
               <w:rPr>
                 <w:noProof/>
                 <w:webHidden/>
+                <w:color w:val="000000" w:themeColor="text1"/>
               </w:rPr>
               <w:tab/>
             </w:r>
@@ -837,6 +849,7 @@
               <w:rPr>
                 <w:noProof/>
                 <w:webHidden/>
+                <w:color w:val="000000" w:themeColor="text1"/>
               </w:rPr>
               <w:fldChar w:fldCharType="begin"/>
             </w:r>
@@ -844,6 +857,7 @@
               <w:rPr>
                 <w:noProof/>
                 <w:webHidden/>
+                <w:color w:val="000000" w:themeColor="text1"/>
               </w:rPr>
               <w:instrText xml:space="preserve"> PAGEREF _Toc227622790 \h </w:instrText>
             </w:r>
@@ -851,12 +865,14 @@
               <w:rPr>
                 <w:noProof/>
                 <w:webHidden/>
+                <w:color w:val="000000" w:themeColor="text1"/>
               </w:rPr>
             </w:r>
             <w:r>
               <w:rPr>
                 <w:noProof/>
                 <w:webHidden/>
+                <w:color w:val="000000" w:themeColor="text1"/>
               </w:rPr>
               <w:fldChar w:fldCharType="separate"/>
             </w:r>
@@ -864,6 +880,7 @@
               <w:rPr>
                 <w:noProof/>
                 <w:webHidden/>
+                <w:color w:val="000000" w:themeColor="text1"/>
               </w:rPr>
               <w:t>4</w:t>
             </w:r>
@@ -871,6 +888,7 @@
               <w:rPr>
                 <w:noProof/>
                 <w:webHidden/>
+                <w:color w:val="000000" w:themeColor="text1"/>
               </w:rPr>
               <w:fldChar w:fldCharType="end"/>
             </w:r>
@@ -885,7 +903,7 @@
             <w:rPr>
               <w:rFonts w:asciiTheme="minorHAnsi" w:eastAsiaTheme="minorEastAsia" w:hAnsiTheme="minorHAnsi" w:cstheme="minorBidi"/>
               <w:noProof/>
-              <w:color w:val="auto"/>
+              <w:color w:val="000000" w:themeColor="text1"/>
               <w:kern w:val="2"/>
               <w:szCs w:val="24"/>
               <w:lang w:eastAsia="es-CL"/>
@@ -897,6 +915,7 @@
               <w:rPr>
                 <w:rStyle w:val="Hipervnculo"/>
                 <w:noProof/>
+                <w:color w:val="000000" w:themeColor="text1"/>
               </w:rPr>
               <w:t>Conclusión**</w:t>
             </w:r>
@@ -904,6 +923,7 @@
               <w:rPr>
                 <w:noProof/>
                 <w:webHidden/>
+                <w:color w:val="000000" w:themeColor="text1"/>
               </w:rPr>
               <w:tab/>
             </w:r>
@@ -911,6 +931,7 @@
               <w:rPr>
                 <w:noProof/>
                 <w:webHidden/>
+                <w:color w:val="000000" w:themeColor="text1"/>
               </w:rPr>
               <w:fldChar w:fldCharType="begin"/>
             </w:r>
@@ -918,6 +939,7 @@
               <w:rPr>
                 <w:noProof/>
                 <w:webHidden/>
+                <w:color w:val="000000" w:themeColor="text1"/>
               </w:rPr>
               <w:instrText xml:space="preserve"> PAGEREF _Toc227622791 \h </w:instrText>
             </w:r>
@@ -925,12 +947,14 @@
               <w:rPr>
                 <w:noProof/>
                 <w:webHidden/>
+                <w:color w:val="000000" w:themeColor="text1"/>
               </w:rPr>
             </w:r>
             <w:r>
               <w:rPr>
                 <w:noProof/>
                 <w:webHidden/>
+                <w:color w:val="000000" w:themeColor="text1"/>
               </w:rPr>
               <w:fldChar w:fldCharType="separate"/>
             </w:r>
@@ -938,6 +962,7 @@
               <w:rPr>
                 <w:noProof/>
                 <w:webHidden/>
+                <w:color w:val="000000" w:themeColor="text1"/>
               </w:rPr>
               <w:t>18</w:t>
             </w:r>
@@ -945,6 +970,7 @@
               <w:rPr>
                 <w:noProof/>
                 <w:webHidden/>
+                <w:color w:val="000000" w:themeColor="text1"/>
               </w:rPr>
               <w:fldChar w:fldCharType="end"/>
             </w:r>
@@ -957,6 +983,7 @@
               <w:rFonts w:ascii="Georgia" w:hAnsi="Georgia"/>
               <w:b/>
               <w:bCs/>
+              <w:color w:val="000000" w:themeColor="text1"/>
               <w:lang w:val="es-ES_tradnl"/>
             </w:rPr>
           </w:pPr>
@@ -965,6 +992,7 @@
               <w:rFonts w:eastAsiaTheme="majorEastAsia" w:cs="Futura Lt BT"/>
               <w:b/>
               <w:bCs/>
+              <w:color w:val="000000" w:themeColor="text1"/>
               <w:szCs w:val="28"/>
               <w:lang w:val="es-ES_tradnl"/>
             </w:rPr>
@@ -980,6 +1008,7 @@
         <w:rPr>
           <w:b/>
           <w:bCs/>
+          <w:color w:val="000000" w:themeColor="text1"/>
         </w:rPr>
       </w:pPr>
     </w:p>
@@ -988,6 +1017,7 @@
         <w:pStyle w:val="Fuente"/>
         <w:rPr>
           <w:rFonts w:eastAsiaTheme="majorEastAsia"/>
+          <w:color w:val="000000" w:themeColor="text1"/>
           <w:sz w:val="32"/>
           <w:szCs w:val="30"/>
         </w:rPr>
@@ -995,6 +1025,7 @@
       <w:r>
         <w:rPr>
           <w:b w:val="0"/>
+          <w:color w:val="000000" w:themeColor="text1"/>
         </w:rPr>
         <w:br w:type="page"/>
       </w:r>
@@ -1002,19 +1033,28 @@
     <w:p>
       <w:pPr>
         <w:pStyle w:val="Ttulo1"/>
+        <w:rPr>
+          <w:color w:val="000000" w:themeColor="text1"/>
+        </w:rPr>
       </w:pPr>
       <w:bookmarkStart w:id="3" w:name="_Toc227622789"/>
       <w:r>
-        <w:lastRenderedPageBreak/>
+        <w:rPr>
+          <w:color w:val="000000" w:themeColor="text1"/>
+        </w:rPr>
         <w:t>Introducción</w:t>
       </w:r>
       <w:bookmarkEnd w:id="1"/>
       <w:r>
+        <w:rPr>
+          <w:color w:val="000000" w:themeColor="text1"/>
+        </w:rPr>
         <w:t>*</w:t>
       </w:r>
       <w:r>
         <w:rPr>
           <w:rStyle w:val="Refdenotaalpie"/>
+          <w:color w:val="000000" w:themeColor="text1"/>
           <w:vertAlign w:val="baseline"/>
         </w:rPr>
         <w:footnoteReference w:id="2"/>
@@ -1025,59 +1065,369 @@
       <w:pPr>
         <w:spacing w:after="160"/>
         <w:rPr>
-          <w:rFonts w:cs="Arial"/>
-          <w:bCs/>
-          <w:color w:val="auto"/>
+          <w:rFonts w:ascii="Arial" w:hAnsi="Arial" w:cs="Arial"/>
+          <w:color w:val="000000" w:themeColor="text1"/>
+        </w:rPr>
+      </w:pPr>
+      <w:r>
+        <w:rPr>
+          <w:rFonts w:ascii="Arial" w:hAnsi="Arial" w:cs="Arial"/>
+          <w:color w:val="000000" w:themeColor="text1"/>
+        </w:rPr>
+        <w:t xml:space="preserve">El presente proyecto consiste en la implementación de una API </w:t>
+      </w:r>
+      <w:proofErr w:type="spellStart"/>
+      <w:r>
+        <w:rPr>
+          <w:rFonts w:ascii="Arial" w:hAnsi="Arial" w:cs="Arial"/>
+          <w:color w:val="000000" w:themeColor="text1"/>
+        </w:rPr>
+        <w:t>RESTful</w:t>
+      </w:r>
+      <w:proofErr w:type="spellEnd"/>
+      <w:r>
+        <w:rPr>
+          <w:rFonts w:ascii="Arial" w:hAnsi="Arial" w:cs="Arial"/>
+          <w:color w:val="000000" w:themeColor="text1"/>
+        </w:rPr>
+        <w:t xml:space="preserve"> segura utilizando Node.js y Express, incorporando el protocolo HTTPS mediante certificados SSL </w:t>
+      </w:r>
+      <w:proofErr w:type="spellStart"/>
+      <w:r>
+        <w:rPr>
+          <w:rFonts w:ascii="Arial" w:hAnsi="Arial" w:cs="Arial"/>
+          <w:color w:val="000000" w:themeColor="text1"/>
+        </w:rPr>
+        <w:t>autofirmados</w:t>
+      </w:r>
+      <w:proofErr w:type="spellEnd"/>
+      <w:r>
+        <w:rPr>
+          <w:rFonts w:ascii="Arial" w:hAnsi="Arial" w:cs="Arial"/>
+          <w:color w:val="000000" w:themeColor="text1"/>
+        </w:rPr>
+        <w:t>. Además, se integraron mecanismos de seguridad y validación de datos para simular un entorno cercano a producción.</w:t>
+      </w:r>
+    </w:p>
+    <w:p>
+      <w:pPr>
+        <w:spacing w:after="160"/>
+        <w:rPr>
+          <w:rFonts w:ascii="Arial" w:hAnsi="Arial" w:cs="Arial"/>
+          <w:bCs/>
+          <w:color w:val="000000" w:themeColor="text1"/>
+          <w:szCs w:val="24"/>
+        </w:rPr>
+      </w:pPr>
+      <w:r>
+        <w:rPr>
+          <w:rFonts w:ascii="Arial" w:hAnsi="Arial" w:cs="Arial"/>
+          <w:bCs/>
+          <w:color w:val="000000" w:themeColor="text1"/>
+          <w:szCs w:val="24"/>
+        </w:rPr>
+        <w:t xml:space="preserve">En el desarrollo de aplicaciones web modernas, la seguridad en la comunicación entre cliente y servidor se ha convertido en un aspecto fundamental, debido al creciente número de amenazas y vulnerabilidades presentes en entornos digitales. En este contexto, el uso de protocolos seguros como HTTPS, junto con certificados SSL/TLS, permite garantizar la confidencialidad, integridad y autenticidad de la información transmitida, siendo una práctica esencial en el desarrollo </w:t>
+      </w:r>
+      <w:proofErr w:type="spellStart"/>
+      <w:r>
+        <w:rPr>
+          <w:rFonts w:ascii="Arial" w:hAnsi="Arial" w:cs="Arial"/>
+          <w:bCs/>
+          <w:color w:val="000000" w:themeColor="text1"/>
+          <w:szCs w:val="24"/>
+        </w:rPr>
+        <w:t>backend</w:t>
+      </w:r>
+      <w:proofErr w:type="spellEnd"/>
+      <w:r>
+        <w:rPr>
+          <w:rFonts w:ascii="Arial" w:hAnsi="Arial" w:cs="Arial"/>
+          <w:bCs/>
+          <w:color w:val="000000" w:themeColor="text1"/>
+          <w:szCs w:val="24"/>
+        </w:rPr>
+        <w:t xml:space="preserve"> actual.</w:t>
+      </w:r>
+    </w:p>
+    <w:p>
+      <w:pPr>
+        <w:spacing w:after="160"/>
+        <w:rPr>
+          <w:rFonts w:ascii="Arial" w:hAnsi="Arial" w:cs="Arial"/>
+          <w:bCs/>
+          <w:color w:val="000000" w:themeColor="text1"/>
+          <w:szCs w:val="24"/>
+        </w:rPr>
+      </w:pPr>
+      <w:r>
+        <w:rPr>
+          <w:rFonts w:ascii="Arial" w:hAnsi="Arial" w:cs="Arial"/>
+          <w:bCs/>
+          <w:color w:val="000000" w:themeColor="text1"/>
+          <w:szCs w:val="24"/>
+        </w:rPr>
+        <w:t xml:space="preserve">El presente trabajo tiene como objetivo implementar una API </w:t>
+      </w:r>
+      <w:proofErr w:type="spellStart"/>
+      <w:r>
+        <w:rPr>
+          <w:rFonts w:ascii="Arial" w:hAnsi="Arial" w:cs="Arial"/>
+          <w:bCs/>
+          <w:color w:val="000000" w:themeColor="text1"/>
+          <w:szCs w:val="24"/>
+        </w:rPr>
+        <w:t>RESTful</w:t>
+      </w:r>
+      <w:proofErr w:type="spellEnd"/>
+      <w:r>
+        <w:rPr>
+          <w:rFonts w:ascii="Arial" w:hAnsi="Arial" w:cs="Arial"/>
+          <w:bCs/>
+          <w:color w:val="000000" w:themeColor="text1"/>
+          <w:szCs w:val="24"/>
+        </w:rPr>
+        <w:t xml:space="preserve"> utilizando Node.js y el </w:t>
+      </w:r>
+      <w:proofErr w:type="spellStart"/>
+      <w:r>
+        <w:rPr>
+          <w:rFonts w:ascii="Arial" w:hAnsi="Arial" w:cs="Arial"/>
+          <w:bCs/>
+          <w:color w:val="000000" w:themeColor="text1"/>
+          <w:szCs w:val="24"/>
+        </w:rPr>
+        <w:t>framework</w:t>
+      </w:r>
+      <w:proofErr w:type="spellEnd"/>
+      <w:r>
+        <w:rPr>
+          <w:rFonts w:ascii="Arial" w:hAnsi="Arial" w:cs="Arial"/>
+          <w:bCs/>
+          <w:color w:val="000000" w:themeColor="text1"/>
+          <w:szCs w:val="24"/>
+        </w:rPr>
+        <w:t xml:space="preserve"> Express, incorporando el protocolo HTTPS mediante la generación y configuración de certificados SSL </w:t>
+      </w:r>
+      <w:proofErr w:type="spellStart"/>
+      <w:r>
+        <w:rPr>
+          <w:rFonts w:ascii="Arial" w:hAnsi="Arial" w:cs="Arial"/>
+          <w:bCs/>
+          <w:color w:val="000000" w:themeColor="text1"/>
+          <w:szCs w:val="24"/>
+        </w:rPr>
+        <w:t>autofirmados</w:t>
+      </w:r>
+      <w:proofErr w:type="spellEnd"/>
+      <w:r>
+        <w:rPr>
+          <w:rFonts w:ascii="Arial" w:hAnsi="Arial" w:cs="Arial"/>
+          <w:bCs/>
+          <w:color w:val="000000" w:themeColor="text1"/>
+          <w:szCs w:val="24"/>
+        </w:rPr>
+        <w:t xml:space="preserve"> a través de la herramienta OpenSSL. A su vez, se busca comprender el funcionamiento de estos certificados, su relación con los protocolos de seguridad y el comportamiento de los navegadores frente a certificados no emitidos por entidades certificadoras reconocidas.</w:t>
+      </w:r>
+    </w:p>
+    <w:p>
+      <w:pPr>
+        <w:spacing w:after="160"/>
+        <w:rPr>
+          <w:rFonts w:ascii="Arial" w:hAnsi="Arial" w:cs="Arial"/>
+          <w:bCs/>
+          <w:color w:val="000000" w:themeColor="text1"/>
+          <w:szCs w:val="24"/>
+        </w:rPr>
+      </w:pPr>
+      <w:r>
+        <w:rPr>
+          <w:rFonts w:ascii="Arial" w:hAnsi="Arial" w:cs="Arial"/>
+          <w:bCs/>
+          <w:color w:val="000000" w:themeColor="text1"/>
+          <w:szCs w:val="24"/>
+        </w:rPr>
+        <w:t xml:space="preserve">Durante el desarrollo del proyecto, se abordarán distintas etapas técnicas, incluyendo la creación del servidor </w:t>
+      </w:r>
+      <w:proofErr w:type="spellStart"/>
+      <w:r>
+        <w:rPr>
+          <w:rFonts w:ascii="Arial" w:hAnsi="Arial" w:cs="Arial"/>
+          <w:bCs/>
+          <w:color w:val="000000" w:themeColor="text1"/>
+          <w:szCs w:val="24"/>
+        </w:rPr>
+        <w:t>backend</w:t>
+      </w:r>
+      <w:proofErr w:type="spellEnd"/>
+      <w:r>
+        <w:rPr>
+          <w:rFonts w:ascii="Arial" w:hAnsi="Arial" w:cs="Arial"/>
+          <w:bCs/>
+          <w:color w:val="000000" w:themeColor="text1"/>
+          <w:szCs w:val="24"/>
+        </w:rPr>
+        <w:t xml:space="preserve">, la generación de claves y certificados digitales, la configuración del servidor HTTPS utilizando módulos nativos de Node.js, y la implementación de diversas medidas de seguridad como el uso de </w:t>
+      </w:r>
+      <w:proofErr w:type="spellStart"/>
+      <w:r>
+        <w:rPr>
+          <w:rFonts w:ascii="Arial" w:hAnsi="Arial" w:cs="Arial"/>
+          <w:bCs/>
+          <w:color w:val="000000" w:themeColor="text1"/>
+          <w:szCs w:val="24"/>
+        </w:rPr>
+        <w:t>Helmet</w:t>
+      </w:r>
+      <w:proofErr w:type="spellEnd"/>
+      <w:r>
+        <w:rPr>
+          <w:rFonts w:ascii="Arial" w:hAnsi="Arial" w:cs="Arial"/>
+          <w:bCs/>
+          <w:color w:val="000000" w:themeColor="text1"/>
+          <w:szCs w:val="24"/>
+        </w:rPr>
+        <w:t xml:space="preserve">, control de tráfico mediante </w:t>
+      </w:r>
+      <w:proofErr w:type="spellStart"/>
+      <w:r>
+        <w:rPr>
+          <w:rFonts w:ascii="Arial" w:hAnsi="Arial" w:cs="Arial"/>
+          <w:bCs/>
+          <w:color w:val="000000" w:themeColor="text1"/>
+          <w:szCs w:val="24"/>
+        </w:rPr>
+        <w:t>rate</w:t>
+      </w:r>
+      <w:proofErr w:type="spellEnd"/>
+      <w:r>
+        <w:rPr>
+          <w:rFonts w:ascii="Arial" w:hAnsi="Arial" w:cs="Arial"/>
+          <w:bCs/>
+          <w:color w:val="000000" w:themeColor="text1"/>
+          <w:szCs w:val="24"/>
+        </w:rPr>
+        <w:t xml:space="preserve"> </w:t>
+      </w:r>
+      <w:proofErr w:type="spellStart"/>
+      <w:r>
+        <w:rPr>
+          <w:rFonts w:ascii="Arial" w:hAnsi="Arial" w:cs="Arial"/>
+          <w:bCs/>
+          <w:color w:val="000000" w:themeColor="text1"/>
+          <w:szCs w:val="24"/>
+        </w:rPr>
+        <w:t>limiting</w:t>
+      </w:r>
+      <w:proofErr w:type="spellEnd"/>
+      <w:r>
+        <w:rPr>
+          <w:rFonts w:ascii="Arial" w:hAnsi="Arial" w:cs="Arial"/>
+          <w:bCs/>
+          <w:color w:val="000000" w:themeColor="text1"/>
+          <w:szCs w:val="24"/>
+        </w:rPr>
+        <w:t xml:space="preserve"> y validación de datos con </w:t>
+      </w:r>
+      <w:proofErr w:type="spellStart"/>
+      <w:r>
+        <w:rPr>
+          <w:rFonts w:ascii="Arial" w:hAnsi="Arial" w:cs="Arial"/>
+          <w:bCs/>
+          <w:color w:val="000000" w:themeColor="text1"/>
+          <w:szCs w:val="24"/>
+        </w:rPr>
+        <w:t>express-validator</w:t>
+      </w:r>
+      <w:proofErr w:type="spellEnd"/>
+      <w:r>
+        <w:rPr>
+          <w:rFonts w:ascii="Arial" w:hAnsi="Arial" w:cs="Arial"/>
+          <w:bCs/>
+          <w:color w:val="000000" w:themeColor="text1"/>
+          <w:szCs w:val="24"/>
+        </w:rPr>
+        <w:t xml:space="preserve">. Asimismo, se integrará una base de datos mediante MongoDB y </w:t>
+      </w:r>
+      <w:proofErr w:type="spellStart"/>
+      <w:r>
+        <w:rPr>
+          <w:rFonts w:ascii="Arial" w:hAnsi="Arial" w:cs="Arial"/>
+          <w:bCs/>
+          <w:color w:val="000000" w:themeColor="text1"/>
+          <w:szCs w:val="24"/>
+        </w:rPr>
+        <w:t>Mongoose</w:t>
+      </w:r>
+      <w:proofErr w:type="spellEnd"/>
+      <w:r>
+        <w:rPr>
+          <w:rFonts w:ascii="Arial" w:hAnsi="Arial" w:cs="Arial"/>
+          <w:bCs/>
+          <w:color w:val="000000" w:themeColor="text1"/>
+          <w:szCs w:val="24"/>
+        </w:rPr>
+        <w:t xml:space="preserve"> para gestionar información de forma estructurada.</w:t>
+      </w:r>
+    </w:p>
+    <w:p>
+      <w:pPr>
+        <w:spacing w:after="160"/>
+        <w:rPr>
+          <w:rFonts w:ascii="Arial" w:hAnsi="Arial" w:cs="Arial"/>
+          <w:bCs/>
+          <w:color w:val="000000" w:themeColor="text1"/>
           <w:sz w:val="26"/>
         </w:rPr>
       </w:pPr>
       <w:r>
         <w:rPr>
           <w:rFonts w:ascii="Arial" w:hAnsi="Arial" w:cs="Arial"/>
-          <w:color w:val="auto"/>
-        </w:rPr>
-        <w:t xml:space="preserve">El presente proyecto consiste en la implementación de una API </w:t>
+          <w:bCs/>
+          <w:color w:val="000000" w:themeColor="text1"/>
+          <w:szCs w:val="24"/>
+        </w:rPr>
+        <w:t xml:space="preserve">Finalmente, se realizarán pruebas funcionales del sistema, analizando el comportamiento del navegador frente a conexiones seguras con certificados </w:t>
       </w:r>
       <w:proofErr w:type="spellStart"/>
       <w:r>
         <w:rPr>
           <w:rFonts w:ascii="Arial" w:hAnsi="Arial" w:cs="Arial"/>
-          <w:color w:val="auto"/>
-        </w:rPr>
-        <w:t>RESTful</w:t>
+          <w:bCs/>
+          <w:color w:val="000000" w:themeColor="text1"/>
+          <w:szCs w:val="24"/>
+        </w:rPr>
+        <w:t>autofirmados</w:t>
       </w:r>
       <w:proofErr w:type="spellEnd"/>
       <w:r>
         <w:rPr>
           <w:rFonts w:ascii="Arial" w:hAnsi="Arial" w:cs="Arial"/>
-          <w:color w:val="auto"/>
-        </w:rPr>
-        <w:t xml:space="preserve"> segura utilizando Node.js y Express, incorporando el protocolo HTTPS mediante certificados SSL </w:t>
-      </w:r>
-      <w:proofErr w:type="spellStart"/>
-      <w:r>
-        <w:rPr>
-          <w:rFonts w:ascii="Arial" w:hAnsi="Arial" w:cs="Arial"/>
-          <w:color w:val="auto"/>
-        </w:rPr>
-        <w:t>autofirmados</w:t>
-      </w:r>
-      <w:proofErr w:type="spellEnd"/>
-      <w:r>
-        <w:rPr>
-          <w:rFonts w:ascii="Arial" w:hAnsi="Arial" w:cs="Arial"/>
-          <w:color w:val="auto"/>
-        </w:rPr>
-        <w:t>. Además, se integraron mecanismos de seguridad y validación de datos para simular un entorno cercano a producción.</w:t>
-      </w:r>
+          <w:bCs/>
+          <w:color w:val="000000" w:themeColor="text1"/>
+          <w:szCs w:val="24"/>
+        </w:rPr>
+        <w:t>, junto con la documentación del proceso completo, evidencias de funcionamiento, trabajo colaborativo mediante GitHub y una reflexión final sobre la importancia de utilizar certificados válidos en entornos productivos reales.</w:t>
+      </w:r>
+    </w:p>
+    <w:p>
+      <w:pPr>
+        <w:spacing w:after="160"/>
+        <w:rPr>
+          <w:rFonts w:ascii="Arial" w:hAnsi="Arial" w:cs="Arial"/>
+          <w:bCs/>
+          <w:color w:val="000000" w:themeColor="text1"/>
+          <w:sz w:val="26"/>
+        </w:rPr>
+      </w:pPr>
     </w:p>
     <w:p>
       <w:pPr>
         <w:spacing w:after="160" w:line="259" w:lineRule="auto"/>
         <w:jc w:val="left"/>
         <w:rPr>
-          <w:rFonts w:cs="Arial"/>
-          <w:bCs/>
+          <w:rFonts w:ascii="Arial" w:hAnsi="Arial" w:cs="Arial"/>
+          <w:bCs/>
+          <w:color w:val="000000" w:themeColor="text1"/>
           <w:sz w:val="26"/>
         </w:rPr>
       </w:pPr>
@@ -1087,8 +1437,9 @@
         <w:spacing w:after="160" w:line="259" w:lineRule="auto"/>
         <w:jc w:val="left"/>
         <w:rPr>
-          <w:rFonts w:cs="Arial"/>
-          <w:bCs/>
+          <w:rFonts w:ascii="Arial" w:hAnsi="Arial" w:cs="Arial"/>
+          <w:bCs/>
+          <w:color w:val="000000" w:themeColor="text1"/>
           <w:sz w:val="26"/>
         </w:rPr>
       </w:pPr>
@@ -1098,8 +1449,9 @@
         <w:spacing w:after="160" w:line="259" w:lineRule="auto"/>
         <w:jc w:val="left"/>
         <w:rPr>
-          <w:rFonts w:cs="Arial"/>
-          <w:bCs/>
+          <w:rFonts w:ascii="Arial" w:hAnsi="Arial" w:cs="Arial"/>
+          <w:bCs/>
+          <w:color w:val="000000" w:themeColor="text1"/>
           <w:sz w:val="26"/>
         </w:rPr>
       </w:pPr>
@@ -1109,8 +1461,9 @@
         <w:spacing w:after="160" w:line="259" w:lineRule="auto"/>
         <w:jc w:val="left"/>
         <w:rPr>
-          <w:rFonts w:cs="Arial"/>
-          <w:bCs/>
+          <w:rFonts w:ascii="Arial" w:hAnsi="Arial" w:cs="Arial"/>
+          <w:bCs/>
+          <w:color w:val="000000" w:themeColor="text1"/>
           <w:sz w:val="26"/>
         </w:rPr>
       </w:pPr>
@@ -1120,8 +1473,9 @@
         <w:spacing w:after="160" w:line="259" w:lineRule="auto"/>
         <w:jc w:val="left"/>
         <w:rPr>
-          <w:rFonts w:cs="Arial"/>
-          <w:bCs/>
+          <w:rFonts w:ascii="Arial" w:hAnsi="Arial" w:cs="Arial"/>
+          <w:bCs/>
+          <w:color w:val="000000" w:themeColor="text1"/>
           <w:sz w:val="26"/>
         </w:rPr>
       </w:pPr>
@@ -1131,8 +1485,9 @@
         <w:spacing w:after="160" w:line="259" w:lineRule="auto"/>
         <w:jc w:val="left"/>
         <w:rPr>
-          <w:rFonts w:cs="Arial"/>
-          <w:bCs/>
+          <w:rFonts w:ascii="Arial" w:hAnsi="Arial" w:cs="Arial"/>
+          <w:bCs/>
+          <w:color w:val="000000" w:themeColor="text1"/>
           <w:sz w:val="26"/>
         </w:rPr>
       </w:pPr>
@@ -1142,8 +1497,9 @@
         <w:spacing w:after="160" w:line="259" w:lineRule="auto"/>
         <w:jc w:val="left"/>
         <w:rPr>
-          <w:rFonts w:cs="Arial"/>
-          <w:bCs/>
+          <w:rFonts w:ascii="Arial" w:hAnsi="Arial" w:cs="Arial"/>
+          <w:bCs/>
+          <w:color w:val="000000" w:themeColor="text1"/>
           <w:sz w:val="26"/>
         </w:rPr>
       </w:pPr>
@@ -1153,8 +1509,9 @@
         <w:spacing w:after="160" w:line="259" w:lineRule="auto"/>
         <w:jc w:val="left"/>
         <w:rPr>
-          <w:rFonts w:cs="Arial"/>
-          <w:bCs/>
+          <w:rFonts w:ascii="Arial" w:hAnsi="Arial" w:cs="Arial"/>
+          <w:bCs/>
+          <w:color w:val="000000" w:themeColor="text1"/>
           <w:sz w:val="26"/>
         </w:rPr>
       </w:pPr>
@@ -1164,8 +1521,9 @@
         <w:spacing w:after="160" w:line="259" w:lineRule="auto"/>
         <w:jc w:val="left"/>
         <w:rPr>
-          <w:rFonts w:cs="Arial"/>
-          <w:bCs/>
+          <w:rFonts w:ascii="Arial" w:hAnsi="Arial" w:cs="Arial"/>
+          <w:bCs/>
+          <w:color w:val="000000" w:themeColor="text1"/>
           <w:sz w:val="26"/>
         </w:rPr>
       </w:pPr>
@@ -1175,8 +1533,9 @@
         <w:spacing w:after="160" w:line="259" w:lineRule="auto"/>
         <w:jc w:val="left"/>
         <w:rPr>
-          <w:rFonts w:cs="Arial"/>
-          <w:bCs/>
+          <w:rFonts w:ascii="Arial" w:hAnsi="Arial" w:cs="Arial"/>
+          <w:bCs/>
+          <w:color w:val="000000" w:themeColor="text1"/>
           <w:sz w:val="26"/>
         </w:rPr>
       </w:pPr>
@@ -1186,8 +1545,9 @@
         <w:spacing w:after="160" w:line="259" w:lineRule="auto"/>
         <w:jc w:val="left"/>
         <w:rPr>
-          <w:rFonts w:cs="Arial"/>
-          <w:bCs/>
+          <w:rFonts w:ascii="Arial" w:hAnsi="Arial" w:cs="Arial"/>
+          <w:bCs/>
+          <w:color w:val="000000" w:themeColor="text1"/>
           <w:sz w:val="26"/>
         </w:rPr>
       </w:pPr>
@@ -1197,8 +1557,9 @@
         <w:spacing w:after="160" w:line="259" w:lineRule="auto"/>
         <w:jc w:val="left"/>
         <w:rPr>
-          <w:rFonts w:cs="Arial"/>
-          <w:bCs/>
+          <w:rFonts w:ascii="Arial" w:hAnsi="Arial" w:cs="Arial"/>
+          <w:bCs/>
+          <w:color w:val="000000" w:themeColor="text1"/>
           <w:sz w:val="26"/>
         </w:rPr>
       </w:pPr>
@@ -1208,9 +1569,10 @@
         <w:spacing w:after="160" w:line="259" w:lineRule="auto"/>
         <w:jc w:val="left"/>
         <w:rPr>
-          <w:rFonts w:cs="Arial"/>
+          <w:rFonts w:ascii="Arial" w:hAnsi="Arial" w:cs="Arial"/>
           <w:b/>
           <w:bCs/>
+          <w:color w:val="000000" w:themeColor="text1"/>
           <w:sz w:val="26"/>
         </w:rPr>
       </w:pPr>
@@ -1218,26 +1580,35 @@
     <w:p>
       <w:pPr>
         <w:pStyle w:val="Ttulo1"/>
+        <w:rPr>
+          <w:rFonts w:ascii="Arial" w:hAnsi="Arial" w:cs="Arial"/>
+          <w:color w:val="000000" w:themeColor="text1"/>
+        </w:rPr>
       </w:pPr>
       <w:bookmarkStart w:id="4" w:name="_Toc227622790"/>
       <w:r>
-        <w:lastRenderedPageBreak/>
+        <w:rPr>
+          <w:rFonts w:ascii="Arial" w:hAnsi="Arial" w:cs="Arial"/>
+          <w:color w:val="000000" w:themeColor="text1"/>
+        </w:rPr>
         <w:t>Desarrollo</w:t>
       </w:r>
+      <w:bookmarkEnd w:id="2"/>
       <w:bookmarkEnd w:id="4"/>
-      <w:bookmarkEnd w:id="2"/>
-    </w:p>
-    <w:p>
-      <w:pPr>
-        <w:spacing w:after="160"/>
-        <w:rPr>
-          <w:rFonts w:ascii="Arial" w:hAnsi="Arial" w:cs="Arial"/>
-          <w:szCs w:val="24"/>
-        </w:rPr>
-      </w:pPr>
-      <w:r>
-        <w:rPr>
-          <w:rFonts w:ascii="Arial" w:hAnsi="Arial" w:cs="Arial"/>
+    </w:p>
+    <w:p>
+      <w:pPr>
+        <w:spacing w:after="160"/>
+        <w:rPr>
+          <w:rFonts w:ascii="Arial" w:hAnsi="Arial" w:cs="Arial"/>
+          <w:color w:val="000000" w:themeColor="text1"/>
+          <w:szCs w:val="24"/>
+        </w:rPr>
+      </w:pPr>
+      <w:r>
+        <w:rPr>
+          <w:rFonts w:ascii="Arial" w:hAnsi="Arial" w:cs="Arial"/>
+          <w:color w:val="000000" w:themeColor="text1"/>
           <w:szCs w:val="24"/>
         </w:rPr>
         <w:t>Desarrollo Técnico</w:t>
@@ -1248,12 +1619,14 @@
         <w:spacing w:after="160"/>
         <w:rPr>
           <w:rFonts w:ascii="Arial" w:hAnsi="Arial" w:cs="Arial"/>
-          <w:szCs w:val="24"/>
-        </w:rPr>
-      </w:pPr>
-      <w:r>
-        <w:rPr>
-          <w:rFonts w:ascii="Arial" w:hAnsi="Arial" w:cs="Arial"/>
+          <w:color w:val="000000" w:themeColor="text1"/>
+          <w:szCs w:val="24"/>
+        </w:rPr>
+      </w:pPr>
+      <w:r>
+        <w:rPr>
+          <w:rFonts w:ascii="Arial" w:hAnsi="Arial" w:cs="Arial"/>
+          <w:color w:val="000000" w:themeColor="text1"/>
           <w:szCs w:val="24"/>
         </w:rPr>
         <w:t>Se desarrolló un servidor Express estructurado por capas (</w:t>
@@ -1262,6 +1635,7 @@
       <w:r>
         <w:rPr>
           <w:rFonts w:ascii="Arial" w:hAnsi="Arial" w:cs="Arial"/>
+          <w:color w:val="000000" w:themeColor="text1"/>
           <w:szCs w:val="24"/>
         </w:rPr>
         <w:t>routes</w:t>
@@ -1270,6 +1644,7 @@
       <w:r>
         <w:rPr>
           <w:rFonts w:ascii="Arial" w:hAnsi="Arial" w:cs="Arial"/>
+          <w:color w:val="000000" w:themeColor="text1"/>
           <w:szCs w:val="24"/>
         </w:rPr>
         <w:t xml:space="preserve">, </w:t>
@@ -1278,6 +1653,7 @@
       <w:r>
         <w:rPr>
           <w:rFonts w:ascii="Arial" w:hAnsi="Arial" w:cs="Arial"/>
+          <w:color w:val="000000" w:themeColor="text1"/>
           <w:szCs w:val="24"/>
         </w:rPr>
         <w:t>controllers</w:t>
@@ -1286,6 +1662,7 @@
       <w:r>
         <w:rPr>
           <w:rFonts w:ascii="Arial" w:hAnsi="Arial" w:cs="Arial"/>
+          <w:color w:val="000000" w:themeColor="text1"/>
           <w:szCs w:val="24"/>
         </w:rPr>
         <w:t xml:space="preserve">, </w:t>
@@ -1294,6 +1671,7 @@
       <w:r>
         <w:rPr>
           <w:rFonts w:ascii="Arial" w:hAnsi="Arial" w:cs="Arial"/>
+          <w:color w:val="000000" w:themeColor="text1"/>
           <w:szCs w:val="24"/>
         </w:rPr>
         <w:t>models</w:t>
@@ -1302,6 +1680,7 @@
       <w:r>
         <w:rPr>
           <w:rFonts w:ascii="Arial" w:hAnsi="Arial" w:cs="Arial"/>
+          <w:color w:val="000000" w:themeColor="text1"/>
           <w:szCs w:val="24"/>
         </w:rPr>
         <w:t xml:space="preserve">), conectado a MongoDB mediante </w:t>
@@ -1310,6 +1689,7 @@
       <w:r>
         <w:rPr>
           <w:rFonts w:ascii="Arial" w:hAnsi="Arial" w:cs="Arial"/>
+          <w:color w:val="000000" w:themeColor="text1"/>
           <w:szCs w:val="24"/>
         </w:rPr>
         <w:t>Mongoose</w:t>
@@ -1318,6 +1698,7 @@
       <w:r>
         <w:rPr>
           <w:rFonts w:ascii="Arial" w:hAnsi="Arial" w:cs="Arial"/>
+          <w:color w:val="000000" w:themeColor="text1"/>
           <w:szCs w:val="24"/>
         </w:rPr>
         <w:t>.</w:t>
@@ -1328,12 +1709,14 @@
         <w:spacing w:after="160"/>
         <w:rPr>
           <w:rFonts w:ascii="Arial" w:hAnsi="Arial" w:cs="Arial"/>
-          <w:szCs w:val="24"/>
-        </w:rPr>
-      </w:pPr>
-      <w:r>
-        <w:rPr>
-          <w:rFonts w:ascii="Arial" w:hAnsi="Arial" w:cs="Arial"/>
+          <w:color w:val="000000" w:themeColor="text1"/>
+          <w:szCs w:val="24"/>
+        </w:rPr>
+      </w:pPr>
+      <w:r>
+        <w:rPr>
+          <w:rFonts w:ascii="Arial" w:hAnsi="Arial" w:cs="Arial"/>
+          <w:color w:val="000000" w:themeColor="text1"/>
           <w:szCs w:val="24"/>
         </w:rPr>
         <w:t>Se implementaron las siguientes mejoras:</w:t>
@@ -1346,15 +1729,17 @@
           <w:ilvl w:val="0"/>
           <w:numId w:val="4"/>
         </w:numPr>
-        <w:spacing w:after="160"/>
-        <w:rPr>
-          <w:rFonts w:ascii="Arial" w:hAnsi="Arial"/>
-          <w:szCs w:val="24"/>
-        </w:rPr>
-      </w:pPr>
-      <w:r>
-        <w:rPr>
-          <w:rFonts w:ascii="Arial" w:hAnsi="Arial"/>
+        <w:spacing w:after="160" w:line="360" w:lineRule="auto"/>
+        <w:rPr>
+          <w:rFonts w:ascii="Arial" w:hAnsi="Arial"/>
+          <w:color w:val="000000" w:themeColor="text1"/>
+          <w:szCs w:val="24"/>
+        </w:rPr>
+      </w:pPr>
+      <w:r>
+        <w:rPr>
+          <w:rFonts w:ascii="Arial" w:hAnsi="Arial"/>
+          <w:color w:val="000000" w:themeColor="text1"/>
           <w:szCs w:val="24"/>
         </w:rPr>
         <w:t xml:space="preserve">HTTPS con certificados SSL </w:t>
@@ -1367,9 +1752,10 @@
           <w:ilvl w:val="0"/>
           <w:numId w:val="4"/>
         </w:numPr>
-        <w:spacing w:after="160"/>
-        <w:rPr>
-          <w:rFonts w:ascii="Arial" w:hAnsi="Arial"/>
+        <w:spacing w:after="160" w:line="360" w:lineRule="auto"/>
+        <w:rPr>
+          <w:rFonts w:ascii="Arial" w:hAnsi="Arial"/>
+          <w:color w:val="000000" w:themeColor="text1"/>
           <w:szCs w:val="24"/>
         </w:rPr>
       </w:pPr>
@@ -1377,6 +1763,7 @@
       <w:r>
         <w:rPr>
           <w:rFonts w:ascii="Arial" w:hAnsi="Arial"/>
+          <w:color w:val="000000" w:themeColor="text1"/>
           <w:szCs w:val="24"/>
         </w:rPr>
         <w:t>Helmet</w:t>
@@ -1385,6 +1772,7 @@
       <w:r>
         <w:rPr>
           <w:rFonts w:ascii="Arial" w:hAnsi="Arial"/>
+          <w:color w:val="000000" w:themeColor="text1"/>
           <w:szCs w:val="24"/>
         </w:rPr>
         <w:t xml:space="preserve"> para seguridad HTTP </w:t>
@@ -1397,9 +1785,10 @@
           <w:ilvl w:val="0"/>
           <w:numId w:val="4"/>
         </w:numPr>
-        <w:spacing w:after="160"/>
-        <w:rPr>
-          <w:rFonts w:ascii="Arial" w:hAnsi="Arial"/>
+        <w:spacing w:after="160" w:line="360" w:lineRule="auto"/>
+        <w:rPr>
+          <w:rFonts w:ascii="Arial" w:hAnsi="Arial"/>
+          <w:color w:val="000000" w:themeColor="text1"/>
           <w:szCs w:val="24"/>
         </w:rPr>
       </w:pPr>
@@ -1407,6 +1796,7 @@
       <w:r>
         <w:rPr>
           <w:rFonts w:ascii="Arial" w:hAnsi="Arial"/>
+          <w:color w:val="000000" w:themeColor="text1"/>
           <w:szCs w:val="24"/>
         </w:rPr>
         <w:t>Rate</w:t>
@@ -1415,6 +1805,7 @@
       <w:r>
         <w:rPr>
           <w:rFonts w:ascii="Arial" w:hAnsi="Arial"/>
+          <w:color w:val="000000" w:themeColor="text1"/>
           <w:szCs w:val="24"/>
         </w:rPr>
         <w:t xml:space="preserve"> </w:t>
@@ -1423,6 +1814,7 @@
       <w:r>
         <w:rPr>
           <w:rFonts w:ascii="Arial" w:hAnsi="Arial"/>
+          <w:color w:val="000000" w:themeColor="text1"/>
           <w:szCs w:val="24"/>
         </w:rPr>
         <w:t>limiting</w:t>
@@ -1431,6 +1823,7 @@
       <w:r>
         <w:rPr>
           <w:rFonts w:ascii="Arial" w:hAnsi="Arial"/>
+          <w:color w:val="000000" w:themeColor="text1"/>
           <w:szCs w:val="24"/>
         </w:rPr>
         <w:t xml:space="preserve"> para prevenir abusos </w:t>
@@ -1443,15 +1836,17 @@
           <w:ilvl w:val="0"/>
           <w:numId w:val="4"/>
         </w:numPr>
-        <w:spacing w:after="160"/>
-        <w:rPr>
-          <w:rFonts w:ascii="Arial" w:hAnsi="Arial"/>
-          <w:szCs w:val="24"/>
-        </w:rPr>
-      </w:pPr>
-      <w:r>
-        <w:rPr>
-          <w:rFonts w:ascii="Arial" w:hAnsi="Arial"/>
+        <w:spacing w:after="160" w:line="360" w:lineRule="auto"/>
+        <w:rPr>
+          <w:rFonts w:ascii="Arial" w:hAnsi="Arial"/>
+          <w:color w:val="000000" w:themeColor="text1"/>
+          <w:szCs w:val="24"/>
+        </w:rPr>
+      </w:pPr>
+      <w:r>
+        <w:rPr>
+          <w:rFonts w:ascii="Arial" w:hAnsi="Arial"/>
+          <w:color w:val="000000" w:themeColor="text1"/>
           <w:szCs w:val="24"/>
         </w:rPr>
         <w:t xml:space="preserve">Morgan para monitoreo de </w:t>
@@ -1460,6 +1855,7 @@
       <w:r>
         <w:rPr>
           <w:rFonts w:ascii="Arial" w:hAnsi="Arial"/>
+          <w:color w:val="000000" w:themeColor="text1"/>
           <w:szCs w:val="24"/>
         </w:rPr>
         <w:t>requests</w:t>
@@ -1468,6 +1864,7 @@
       <w:r>
         <w:rPr>
           <w:rFonts w:ascii="Arial" w:hAnsi="Arial"/>
+          <w:color w:val="000000" w:themeColor="text1"/>
           <w:szCs w:val="24"/>
         </w:rPr>
         <w:t xml:space="preserve"> </w:t>
@@ -1480,15 +1877,17 @@
           <w:ilvl w:val="0"/>
           <w:numId w:val="4"/>
         </w:numPr>
-        <w:spacing w:after="160"/>
-        <w:rPr>
-          <w:rFonts w:ascii="Arial" w:hAnsi="Arial"/>
-          <w:szCs w:val="24"/>
-        </w:rPr>
-      </w:pPr>
-      <w:r>
-        <w:rPr>
-          <w:rFonts w:ascii="Arial" w:hAnsi="Arial"/>
+        <w:spacing w:after="160" w:line="360" w:lineRule="auto"/>
+        <w:rPr>
+          <w:rFonts w:ascii="Arial" w:hAnsi="Arial"/>
+          <w:color w:val="000000" w:themeColor="text1"/>
+          <w:szCs w:val="24"/>
+        </w:rPr>
+      </w:pPr>
+      <w:r>
+        <w:rPr>
+          <w:rFonts w:ascii="Arial" w:hAnsi="Arial"/>
+          <w:color w:val="000000" w:themeColor="text1"/>
           <w:szCs w:val="24"/>
         </w:rPr>
         <w:t xml:space="preserve">Validación con </w:t>
@@ -1497,6 +1896,7 @@
       <w:r>
         <w:rPr>
           <w:rFonts w:ascii="Arial" w:hAnsi="Arial"/>
+          <w:color w:val="000000" w:themeColor="text1"/>
           <w:szCs w:val="24"/>
         </w:rPr>
         <w:t>express-validator</w:t>
@@ -1505,6 +1905,7 @@
       <w:r>
         <w:rPr>
           <w:rFonts w:ascii="Arial" w:hAnsi="Arial"/>
+          <w:color w:val="000000" w:themeColor="text1"/>
           <w:szCs w:val="24"/>
         </w:rPr>
         <w:t xml:space="preserve"> </w:t>
@@ -1515,6 +1916,7 @@
         <w:spacing w:after="160"/>
         <w:rPr>
           <w:rFonts w:ascii="Arial" w:hAnsi="Arial" w:cs="Arial"/>
+          <w:color w:val="000000" w:themeColor="text1"/>
           <w:szCs w:val="24"/>
         </w:rPr>
       </w:pPr>
@@ -1526,6 +1928,7 @@
           <w:rFonts w:ascii="Arial" w:hAnsi="Arial" w:cs="Arial"/>
           <w:b/>
           <w:bCs/>
+          <w:color w:val="000000" w:themeColor="text1"/>
           <w:szCs w:val="24"/>
         </w:rPr>
       </w:pPr>
@@ -1534,6 +1937,7 @@
           <w:rFonts w:ascii="Arial" w:hAnsi="Arial" w:cs="Arial"/>
           <w:b/>
           <w:bCs/>
+          <w:color w:val="000000" w:themeColor="text1"/>
           <w:szCs w:val="24"/>
         </w:rPr>
         <w:t>1. Creación del servidor</w:t>
@@ -1544,12 +1948,14 @@
         <w:spacing w:after="160"/>
         <w:rPr>
           <w:rFonts w:ascii="Arial" w:hAnsi="Arial" w:cs="Arial"/>
-          <w:szCs w:val="24"/>
-        </w:rPr>
-      </w:pPr>
-      <w:r>
-        <w:rPr>
-          <w:rFonts w:ascii="Arial" w:hAnsi="Arial" w:cs="Arial"/>
+          <w:color w:val="000000" w:themeColor="text1"/>
+          <w:szCs w:val="24"/>
+        </w:rPr>
+      </w:pPr>
+      <w:r>
+        <w:rPr>
+          <w:rFonts w:ascii="Arial" w:hAnsi="Arial" w:cs="Arial"/>
+          <w:color w:val="000000" w:themeColor="text1"/>
           <w:szCs w:val="24"/>
         </w:rPr>
         <w:t xml:space="preserve">Se utilizó Express para levantar un servidor </w:t>
@@ -1558,6 +1964,7 @@
       <w:r>
         <w:rPr>
           <w:rFonts w:ascii="Arial" w:hAnsi="Arial" w:cs="Arial"/>
+          <w:color w:val="000000" w:themeColor="text1"/>
           <w:szCs w:val="24"/>
         </w:rPr>
         <w:t>backend</w:t>
@@ -1566,6 +1973,7 @@
       <w:r>
         <w:rPr>
           <w:rFonts w:ascii="Arial" w:hAnsi="Arial" w:cs="Arial"/>
+          <w:color w:val="000000" w:themeColor="text1"/>
           <w:szCs w:val="24"/>
         </w:rPr>
         <w:t>:</w:t>
@@ -1575,6 +1983,7 @@
       <w:pPr>
         <w:rPr>
           <w:rFonts w:ascii="Arial" w:hAnsi="Arial" w:cs="Arial"/>
+          <w:color w:val="000000" w:themeColor="text1"/>
           <w:szCs w:val="24"/>
         </w:rPr>
       </w:pPr>
@@ -1582,6 +1991,7 @@
       <w:r>
         <w:rPr>
           <w:rFonts w:ascii="Arial" w:hAnsi="Arial" w:cs="Arial"/>
+          <w:color w:val="000000" w:themeColor="text1"/>
           <w:szCs w:val="24"/>
         </w:rPr>
         <w:t>const</w:t>
@@ -1590,6 +2000,7 @@
       <w:r>
         <w:rPr>
           <w:rFonts w:ascii="Arial" w:hAnsi="Arial" w:cs="Arial"/>
+          <w:color w:val="000000" w:themeColor="text1"/>
           <w:szCs w:val="24"/>
         </w:rPr>
         <w:t xml:space="preserve"> </w:t>
@@ -1598,6 +2009,7 @@
       <w:r>
         <w:rPr>
           <w:rFonts w:ascii="Arial" w:hAnsi="Arial" w:cs="Arial"/>
+          <w:color w:val="000000" w:themeColor="text1"/>
           <w:szCs w:val="24"/>
         </w:rPr>
         <w:t>express</w:t>
@@ -1606,6 +2018,7 @@
       <w:r>
         <w:rPr>
           <w:rFonts w:ascii="Arial" w:hAnsi="Arial" w:cs="Arial"/>
+          <w:color w:val="000000" w:themeColor="text1"/>
           <w:szCs w:val="24"/>
         </w:rPr>
         <w:t xml:space="preserve"> = </w:t>
@@ -1614,6 +2027,7 @@
       <w:r>
         <w:rPr>
           <w:rFonts w:ascii="Arial" w:hAnsi="Arial" w:cs="Arial"/>
+          <w:color w:val="000000" w:themeColor="text1"/>
           <w:szCs w:val="24"/>
         </w:rPr>
         <w:t>require</w:t>
@@ -1622,6 +2036,7 @@
       <w:r>
         <w:rPr>
           <w:rFonts w:ascii="Arial" w:hAnsi="Arial" w:cs="Arial"/>
+          <w:color w:val="000000" w:themeColor="text1"/>
           <w:szCs w:val="24"/>
         </w:rPr>
         <w:t>("</w:t>
@@ -1630,6 +2045,7 @@
       <w:r>
         <w:rPr>
           <w:rFonts w:ascii="Arial" w:hAnsi="Arial" w:cs="Arial"/>
+          <w:color w:val="000000" w:themeColor="text1"/>
           <w:szCs w:val="24"/>
         </w:rPr>
         <w:t>express</w:t>
@@ -1638,6 +2054,7 @@
       <w:r>
         <w:rPr>
           <w:rFonts w:ascii="Arial" w:hAnsi="Arial" w:cs="Arial"/>
+          <w:color w:val="000000" w:themeColor="text1"/>
           <w:szCs w:val="24"/>
         </w:rPr>
         <w:t>");</w:t>
@@ -1647,6 +2064,7 @@
       <w:pPr>
         <w:rPr>
           <w:rFonts w:ascii="Arial" w:hAnsi="Arial" w:cs="Arial"/>
+          <w:color w:val="000000" w:themeColor="text1"/>
           <w:szCs w:val="24"/>
         </w:rPr>
       </w:pPr>
@@ -1654,6 +2072,7 @@
       <w:r>
         <w:rPr>
           <w:rFonts w:ascii="Arial" w:hAnsi="Arial" w:cs="Arial"/>
+          <w:color w:val="000000" w:themeColor="text1"/>
           <w:szCs w:val="24"/>
         </w:rPr>
         <w:t>const</w:t>
@@ -1662,6 +2081,7 @@
       <w:r>
         <w:rPr>
           <w:rFonts w:ascii="Arial" w:hAnsi="Arial" w:cs="Arial"/>
+          <w:color w:val="000000" w:themeColor="text1"/>
           <w:szCs w:val="24"/>
         </w:rPr>
         <w:t xml:space="preserve"> app = </w:t>
@@ -1671,6 +2091,7 @@
       <w:r>
         <w:rPr>
           <w:rFonts w:ascii="Arial" w:hAnsi="Arial" w:cs="Arial"/>
+          <w:color w:val="000000" w:themeColor="text1"/>
           <w:szCs w:val="24"/>
         </w:rPr>
         <w:t>express</w:t>
@@ -1679,6 +2100,7 @@
       <w:r>
         <w:rPr>
           <w:rFonts w:ascii="Arial" w:hAnsi="Arial" w:cs="Arial"/>
+          <w:color w:val="000000" w:themeColor="text1"/>
           <w:szCs w:val="24"/>
         </w:rPr>
         <w:t>(</w:t>
@@ -1687,6 +2109,7 @@
       <w:r>
         <w:rPr>
           <w:rFonts w:ascii="Arial" w:hAnsi="Arial" w:cs="Arial"/>
+          <w:color w:val="000000" w:themeColor="text1"/>
           <w:szCs w:val="24"/>
         </w:rPr>
         <w:t>);</w:t>
@@ -1697,6 +2120,7 @@
         <w:spacing w:after="160"/>
         <w:rPr>
           <w:rFonts w:ascii="Arial" w:hAnsi="Arial" w:cs="Arial"/>
+          <w:color w:val="000000" w:themeColor="text1"/>
           <w:szCs w:val="24"/>
         </w:rPr>
       </w:pPr>
@@ -1704,6 +2128,7 @@
         <w:rPr>
           <w:rFonts w:ascii="Arial" w:hAnsi="Arial" w:cs="Arial"/>
           <w:noProof/>
+          <w:color w:val="000000" w:themeColor="text1"/>
           <w:szCs w:val="24"/>
         </w:rPr>
         <w:drawing>
@@ -1748,8 +2173,19 @@
         <w:spacing w:after="160"/>
         <w:rPr>
           <w:rFonts w:ascii="Arial" w:hAnsi="Arial" w:cs="Arial"/>
+          <w:color w:val="000000" w:themeColor="text1"/>
+          <w:szCs w:val="24"/>
+        </w:rPr>
+      </w:pPr>
+    </w:p>
+    <w:p>
+      <w:pPr>
+        <w:spacing w:after="160"/>
+        <w:rPr>
+          <w:rFonts w:ascii="Arial" w:hAnsi="Arial" w:cs="Arial"/>
           <w:b/>
           <w:bCs/>
+          <w:color w:val="000000" w:themeColor="text1"/>
           <w:szCs w:val="24"/>
         </w:rPr>
       </w:pPr>
@@ -1758,6 +2194,7 @@
           <w:rFonts w:ascii="Arial" w:hAnsi="Arial" w:cs="Arial"/>
           <w:b/>
           <w:bCs/>
+          <w:color w:val="000000" w:themeColor="text1"/>
           <w:szCs w:val="24"/>
         </w:rPr>
         <w:t>2. Generación del certificado SSL</w:t>
@@ -1768,12 +2205,14 @@
         <w:spacing w:after="160"/>
         <w:rPr>
           <w:rFonts w:ascii="Arial" w:hAnsi="Arial" w:cs="Arial"/>
-          <w:szCs w:val="24"/>
-        </w:rPr>
-      </w:pPr>
-      <w:r>
-        <w:rPr>
-          <w:rFonts w:ascii="Arial" w:hAnsi="Arial" w:cs="Arial"/>
+          <w:color w:val="000000" w:themeColor="text1"/>
+          <w:szCs w:val="24"/>
+        </w:rPr>
+      </w:pPr>
+      <w:r>
+        <w:rPr>
+          <w:rFonts w:ascii="Arial" w:hAnsi="Arial" w:cs="Arial"/>
+          <w:color w:val="000000" w:themeColor="text1"/>
           <w:szCs w:val="24"/>
         </w:rPr>
         <w:t>Se utilizó OpenSSL con el siguiente comando:</w:t>
@@ -1784,6 +2223,7 @@
         <w:spacing w:after="160"/>
         <w:rPr>
           <w:rFonts w:ascii="Arial" w:hAnsi="Arial" w:cs="Arial"/>
+          <w:color w:val="000000" w:themeColor="text1"/>
           <w:szCs w:val="24"/>
         </w:rPr>
       </w:pPr>
@@ -1791,9 +2231,9 @@
         <w:rPr>
           <w:rFonts w:ascii="Arial" w:hAnsi="Arial" w:cs="Arial"/>
           <w:noProof/>
-          <w:szCs w:val="24"/>
-        </w:rPr>
-        <w:lastRenderedPageBreak/>
+          <w:color w:val="000000" w:themeColor="text1"/>
+          <w:szCs w:val="24"/>
+        </w:rPr>
         <w:drawing>
           <wp:inline distT="0" distB="0" distL="0" distR="0" wp14:anchorId="7856C301" wp14:editId="0BA981A9">
             <wp:extent cx="5702300" cy="576580"/>
@@ -1836,86 +2276,417 @@
         <w:spacing w:after="160"/>
         <w:rPr>
           <w:rFonts w:ascii="Arial" w:hAnsi="Arial" w:cs="Arial"/>
-          <w:szCs w:val="24"/>
-        </w:rPr>
-      </w:pPr>
-      <w:r>
-        <w:rPr>
-          <w:rFonts w:ascii="Arial" w:hAnsi="Arial" w:cs="Arial"/>
-          <w:szCs w:val="24"/>
-        </w:rPr>
-        <w:t>Esto generó:</w:t>
-      </w:r>
-    </w:p>
-    <w:p>
-      <w:pPr>
-        <w:pStyle w:val="Prrafodelista"/>
-        <w:numPr>
-          <w:ilvl w:val="0"/>
-          <w:numId w:val="1"/>
-        </w:numPr>
-        <w:spacing w:after="160" w:line="360" w:lineRule="auto"/>
-        <w:rPr>
-          <w:rFonts w:ascii="Arial" w:hAnsi="Arial"/>
-          <w:szCs w:val="24"/>
-        </w:rPr>
-      </w:pPr>
+          <w:color w:val="000000" w:themeColor="text1"/>
+          <w:szCs w:val="24"/>
+        </w:rPr>
+      </w:pPr>
+      <w:r>
+        <w:rPr>
+          <w:rFonts w:ascii="Arial" w:hAnsi="Arial" w:cs="Arial"/>
+          <w:color w:val="000000" w:themeColor="text1"/>
+          <w:szCs w:val="24"/>
+        </w:rPr>
+        <w:t xml:space="preserve">El comando utilizado permite generar un certificado SSL </w:t>
+      </w:r>
       <w:proofErr w:type="spellStart"/>
       <w:r>
         <w:rPr>
-          <w:rFonts w:ascii="Arial" w:hAnsi="Arial"/>
+          <w:rFonts w:ascii="Arial" w:hAnsi="Arial" w:cs="Arial"/>
+          <w:color w:val="000000" w:themeColor="text1"/>
+          <w:szCs w:val="24"/>
+        </w:rPr>
+        <w:t>autofirmado</w:t>
+      </w:r>
+      <w:proofErr w:type="spellEnd"/>
+      <w:r>
+        <w:rPr>
+          <w:rFonts w:ascii="Arial" w:hAnsi="Arial" w:cs="Arial"/>
+          <w:color w:val="000000" w:themeColor="text1"/>
+          <w:szCs w:val="24"/>
+        </w:rPr>
+        <w:t xml:space="preserve"> junto con su clave privada. En este caso, "</w:t>
+      </w:r>
+      <w:proofErr w:type="spellStart"/>
+      <w:r>
+        <w:rPr>
+          <w:rFonts w:ascii="Arial" w:hAnsi="Arial" w:cs="Arial"/>
+          <w:color w:val="000000" w:themeColor="text1"/>
+          <w:szCs w:val="24"/>
+        </w:rPr>
+        <w:t>req</w:t>
+      </w:r>
+      <w:proofErr w:type="spellEnd"/>
+      <w:r>
+        <w:rPr>
+          <w:rFonts w:ascii="Arial" w:hAnsi="Arial" w:cs="Arial"/>
+          <w:color w:val="000000" w:themeColor="text1"/>
+          <w:szCs w:val="24"/>
+        </w:rPr>
+        <w:t xml:space="preserve">" indica la creación de una solicitud de certificado, mientras que "-x509" permite generar directamente un certificado </w:t>
+      </w:r>
+      <w:proofErr w:type="spellStart"/>
+      <w:r>
+        <w:rPr>
+          <w:rFonts w:ascii="Arial" w:hAnsi="Arial" w:cs="Arial"/>
+          <w:color w:val="000000" w:themeColor="text1"/>
+          <w:szCs w:val="24"/>
+        </w:rPr>
+        <w:t>autofirmado</w:t>
+      </w:r>
+      <w:proofErr w:type="spellEnd"/>
+      <w:r>
+        <w:rPr>
+          <w:rFonts w:ascii="Arial" w:hAnsi="Arial" w:cs="Arial"/>
+          <w:color w:val="000000" w:themeColor="text1"/>
+          <w:szCs w:val="24"/>
+        </w:rPr>
+        <w:t xml:space="preserve"> sin necesidad de una Autoridad Certificadora (CA).</w:t>
+      </w:r>
+    </w:p>
+    <w:p>
+      <w:pPr>
+        <w:spacing w:after="160"/>
+        <w:rPr>
+          <w:rFonts w:ascii="Arial" w:hAnsi="Arial" w:cs="Arial"/>
+          <w:color w:val="000000" w:themeColor="text1"/>
+          <w:szCs w:val="24"/>
+        </w:rPr>
+      </w:pPr>
+      <w:r>
+        <w:rPr>
+          <w:rFonts w:ascii="Arial" w:hAnsi="Arial" w:cs="Arial"/>
+          <w:color w:val="000000" w:themeColor="text1"/>
+          <w:szCs w:val="24"/>
+        </w:rPr>
+        <w:t>La opción "new" indica la generación de una nueva solicitud, y "</w:t>
+      </w:r>
+      <w:proofErr w:type="spellStart"/>
+      <w:r>
+        <w:rPr>
+          <w:rFonts w:ascii="Arial" w:hAnsi="Arial" w:cs="Arial"/>
+          <w:color w:val="000000" w:themeColor="text1"/>
+          <w:szCs w:val="24"/>
+        </w:rPr>
+        <w:t>node</w:t>
+      </w:r>
+      <w:proofErr w:type="spellEnd"/>
+      <w:r>
+        <w:rPr>
+          <w:rFonts w:ascii="Arial" w:hAnsi="Arial" w:cs="Arial"/>
+          <w:color w:val="000000" w:themeColor="text1"/>
+          <w:szCs w:val="24"/>
+        </w:rPr>
+        <w:t>" especifica que la clave privada no estará protegida por contraseña, lo que facilita su uso en entornos de desarrollo. Por su parte, "-</w:t>
+      </w:r>
+      <w:proofErr w:type="spellStart"/>
+      <w:r>
+        <w:rPr>
+          <w:rFonts w:ascii="Arial" w:hAnsi="Arial" w:cs="Arial"/>
+          <w:color w:val="000000" w:themeColor="text1"/>
+          <w:szCs w:val="24"/>
+        </w:rPr>
+        <w:t>keyout</w:t>
+      </w:r>
+      <w:proofErr w:type="spellEnd"/>
+      <w:r>
+        <w:rPr>
+          <w:rFonts w:ascii="Arial" w:hAnsi="Arial" w:cs="Arial"/>
+          <w:color w:val="000000" w:themeColor="text1"/>
+          <w:szCs w:val="24"/>
+        </w:rPr>
+        <w:t>" define el nombre del archivo donde se almacenará la clave privada (</w:t>
+      </w:r>
+      <w:proofErr w:type="spellStart"/>
+      <w:r>
+        <w:rPr>
+          <w:rFonts w:ascii="Arial" w:hAnsi="Arial" w:cs="Arial"/>
+          <w:color w:val="000000" w:themeColor="text1"/>
+          <w:szCs w:val="24"/>
+        </w:rPr>
+        <w:t>key.pem</w:t>
+      </w:r>
+      <w:proofErr w:type="spellEnd"/>
+      <w:r>
+        <w:rPr>
+          <w:rFonts w:ascii="Arial" w:hAnsi="Arial" w:cs="Arial"/>
+          <w:color w:val="000000" w:themeColor="text1"/>
+          <w:szCs w:val="24"/>
+        </w:rPr>
+        <w:t>), mientras que "-</w:t>
+      </w:r>
+      <w:proofErr w:type="spellStart"/>
+      <w:r>
+        <w:rPr>
+          <w:rFonts w:ascii="Arial" w:hAnsi="Arial" w:cs="Arial"/>
+          <w:color w:val="000000" w:themeColor="text1"/>
+          <w:szCs w:val="24"/>
+        </w:rPr>
+        <w:t>out</w:t>
+      </w:r>
+      <w:proofErr w:type="spellEnd"/>
+      <w:r>
+        <w:rPr>
+          <w:rFonts w:ascii="Arial" w:hAnsi="Arial" w:cs="Arial"/>
+          <w:color w:val="000000" w:themeColor="text1"/>
+          <w:szCs w:val="24"/>
+        </w:rPr>
+        <w:t>" indica el archivo donde se guardará el certificado generado (</w:t>
+      </w:r>
+      <w:proofErr w:type="spellStart"/>
+      <w:r>
+        <w:rPr>
+          <w:rFonts w:ascii="Arial" w:hAnsi="Arial" w:cs="Arial"/>
+          <w:color w:val="000000" w:themeColor="text1"/>
+          <w:szCs w:val="24"/>
+        </w:rPr>
+        <w:t>cert.pem</w:t>
+      </w:r>
+      <w:proofErr w:type="spellEnd"/>
+      <w:r>
+        <w:rPr>
+          <w:rFonts w:ascii="Arial" w:hAnsi="Arial" w:cs="Arial"/>
+          <w:color w:val="000000" w:themeColor="text1"/>
+          <w:szCs w:val="24"/>
+        </w:rPr>
+        <w:t>).</w:t>
+      </w:r>
+    </w:p>
+    <w:p>
+      <w:pPr>
+        <w:spacing w:after="160"/>
+        <w:rPr>
+          <w:rFonts w:ascii="Arial" w:hAnsi="Arial" w:cs="Arial"/>
+          <w:color w:val="000000" w:themeColor="text1"/>
+          <w:szCs w:val="24"/>
+        </w:rPr>
+      </w:pPr>
+      <w:r>
+        <w:rPr>
+          <w:rFonts w:ascii="Arial" w:hAnsi="Arial" w:cs="Arial"/>
+          <w:color w:val="000000" w:themeColor="text1"/>
+          <w:szCs w:val="24"/>
+        </w:rPr>
+        <w:t>Finalmente, "-</w:t>
+      </w:r>
+      <w:proofErr w:type="spellStart"/>
+      <w:r>
+        <w:rPr>
+          <w:rFonts w:ascii="Arial" w:hAnsi="Arial" w:cs="Arial"/>
+          <w:color w:val="000000" w:themeColor="text1"/>
+          <w:szCs w:val="24"/>
+        </w:rPr>
+        <w:t>days</w:t>
+      </w:r>
+      <w:proofErr w:type="spellEnd"/>
+      <w:r>
+        <w:rPr>
+          <w:rFonts w:ascii="Arial" w:hAnsi="Arial" w:cs="Arial"/>
+          <w:color w:val="000000" w:themeColor="text1"/>
+          <w:szCs w:val="24"/>
+        </w:rPr>
+        <w:t xml:space="preserve"> 365" establece que el certificado tendrá una validez de 365 días. Como resultado de este proceso, se generan los archivos </w:t>
+      </w:r>
+      <w:proofErr w:type="spellStart"/>
+      <w:r>
+        <w:rPr>
+          <w:rFonts w:ascii="Arial" w:hAnsi="Arial" w:cs="Arial"/>
+          <w:color w:val="000000" w:themeColor="text1"/>
+          <w:szCs w:val="24"/>
+        </w:rPr>
+        <w:t>key.pem</w:t>
+      </w:r>
+      <w:proofErr w:type="spellEnd"/>
+      <w:r>
+        <w:rPr>
+          <w:rFonts w:ascii="Arial" w:hAnsi="Arial" w:cs="Arial"/>
+          <w:color w:val="000000" w:themeColor="text1"/>
+          <w:szCs w:val="24"/>
+        </w:rPr>
+        <w:t xml:space="preserve"> (clave privada) y </w:t>
+      </w:r>
+      <w:proofErr w:type="spellStart"/>
+      <w:r>
+        <w:rPr>
+          <w:rFonts w:ascii="Arial" w:hAnsi="Arial" w:cs="Arial"/>
+          <w:color w:val="000000" w:themeColor="text1"/>
+          <w:szCs w:val="24"/>
+        </w:rPr>
+        <w:t>cert.pem</w:t>
+      </w:r>
+      <w:proofErr w:type="spellEnd"/>
+      <w:r>
+        <w:rPr>
+          <w:rFonts w:ascii="Arial" w:hAnsi="Arial" w:cs="Arial"/>
+          <w:color w:val="000000" w:themeColor="text1"/>
+          <w:szCs w:val="24"/>
+        </w:rPr>
+        <w:t xml:space="preserve"> (certificado), los cuales son utilizados posteriormente para configurar el servidor HTTPS.</w:t>
+      </w:r>
+    </w:p>
+    <w:p>
+      <w:pPr>
+        <w:spacing w:after="160"/>
+        <w:rPr>
+          <w:rFonts w:ascii="Arial" w:hAnsi="Arial" w:cs="Arial"/>
           <w:b/>
           <w:bCs/>
-          <w:szCs w:val="24"/>
-        </w:rPr>
-        <w:t>key.pem</w:t>
+          <w:color w:val="000000" w:themeColor="text1"/>
+          <w:szCs w:val="24"/>
+        </w:rPr>
+      </w:pPr>
+      <w:r>
+        <w:rPr>
+          <w:rFonts w:ascii="Arial" w:hAnsi="Arial" w:cs="Arial"/>
+          <w:b/>
+          <w:bCs/>
+          <w:color w:val="000000" w:themeColor="text1"/>
+          <w:szCs w:val="24"/>
+        </w:rPr>
+        <w:t>Y se configuró:</w:t>
+      </w:r>
+    </w:p>
+    <w:p>
+      <w:pPr>
+        <w:spacing w:after="160"/>
+        <w:rPr>
+          <w:rFonts w:ascii="Arial" w:hAnsi="Arial" w:cs="Arial"/>
+          <w:b/>
+          <w:bCs/>
+          <w:color w:val="000000" w:themeColor="text1"/>
+          <w:szCs w:val="24"/>
+        </w:rPr>
+      </w:pPr>
+      <w:proofErr w:type="spellStart"/>
+      <w:proofErr w:type="gramStart"/>
+      <w:r>
+        <w:rPr>
+          <w:rFonts w:ascii="Arial" w:hAnsi="Arial" w:cs="Arial"/>
+          <w:b/>
+          <w:bCs/>
+          <w:color w:val="000000" w:themeColor="text1"/>
+          <w:szCs w:val="24"/>
+        </w:rPr>
+        <w:t>https.createServer</w:t>
       </w:r>
       <w:proofErr w:type="spellEnd"/>
-      <w:r>
-        <w:rPr>
-          <w:rFonts w:ascii="Arial" w:hAnsi="Arial"/>
-          <w:szCs w:val="24"/>
-        </w:rPr>
-        <w:t xml:space="preserve"> → clave privada </w:t>
-      </w:r>
-    </w:p>
-    <w:p>
-      <w:pPr>
-        <w:pStyle w:val="Prrafodelista"/>
-        <w:numPr>
-          <w:ilvl w:val="0"/>
-          <w:numId w:val="1"/>
-        </w:numPr>
-        <w:spacing w:after="160" w:line="360" w:lineRule="auto"/>
-        <w:rPr>
-          <w:rFonts w:ascii="Arial" w:hAnsi="Arial"/>
-          <w:szCs w:val="24"/>
-        </w:rPr>
-      </w:pPr>
+      <w:proofErr w:type="gramEnd"/>
+      <w:r>
+        <w:rPr>
+          <w:rFonts w:ascii="Arial" w:hAnsi="Arial" w:cs="Arial"/>
+          <w:b/>
+          <w:bCs/>
+          <w:color w:val="000000" w:themeColor="text1"/>
+          <w:szCs w:val="24"/>
+        </w:rPr>
+        <w:t>(</w:t>
+      </w:r>
       <w:proofErr w:type="spellStart"/>
       <w:r>
         <w:rPr>
-          <w:rFonts w:ascii="Arial" w:hAnsi="Arial"/>
+          <w:rFonts w:ascii="Arial" w:hAnsi="Arial" w:cs="Arial"/>
           <w:b/>
           <w:bCs/>
-          <w:szCs w:val="24"/>
-        </w:rPr>
-        <w:t>cert.pem</w:t>
+          <w:color w:val="000000" w:themeColor="text1"/>
+          <w:szCs w:val="24"/>
+        </w:rPr>
+        <w:t>sslOptions</w:t>
       </w:r>
       <w:proofErr w:type="spellEnd"/>
       <w:r>
         <w:rPr>
-          <w:rFonts w:ascii="Arial" w:hAnsi="Arial"/>
-          <w:szCs w:val="24"/>
-        </w:rPr>
-        <w:t xml:space="preserve"> → certificado</w:t>
-      </w:r>
-    </w:p>
-    <w:p>
-      <w:pPr>
-        <w:spacing w:after="160"/>
-        <w:rPr>
-          <w:rFonts w:ascii="Arial" w:hAnsi="Arial" w:cs="Arial"/>
+          <w:rFonts w:ascii="Arial" w:hAnsi="Arial" w:cs="Arial"/>
+          <w:b/>
+          <w:bCs/>
+          <w:color w:val="000000" w:themeColor="text1"/>
+          <w:szCs w:val="24"/>
+        </w:rPr>
+        <w:t>, app)</w:t>
+      </w:r>
+    </w:p>
+    <w:p>
+      <w:pPr>
+        <w:spacing w:after="160"/>
+        <w:ind w:left="360"/>
+        <w:rPr>
+          <w:rFonts w:ascii="Arial" w:hAnsi="Arial" w:cs="Arial"/>
+          <w:b/>
+          <w:bCs/>
+          <w:color w:val="000000" w:themeColor="text1"/>
+          <w:szCs w:val="24"/>
+        </w:rPr>
+      </w:pPr>
+    </w:p>
+    <w:p>
+      <w:pPr>
+        <w:spacing w:after="160"/>
+        <w:rPr>
+          <w:rFonts w:ascii="Arial" w:hAnsi="Arial" w:cs="Arial"/>
+          <w:b/>
+          <w:bCs/>
+          <w:color w:val="000000" w:themeColor="text1"/>
+          <w:szCs w:val="24"/>
+        </w:rPr>
+      </w:pPr>
+    </w:p>
+    <w:p>
+      <w:pPr>
+        <w:spacing w:after="160"/>
+        <w:rPr>
+          <w:rFonts w:ascii="Arial" w:hAnsi="Arial" w:cs="Arial"/>
+          <w:b/>
+          <w:bCs/>
+          <w:color w:val="000000" w:themeColor="text1"/>
+          <w:szCs w:val="24"/>
+        </w:rPr>
+      </w:pPr>
+    </w:p>
+    <w:p>
+      <w:pPr>
+        <w:spacing w:after="160"/>
+        <w:rPr>
+          <w:rFonts w:ascii="Arial" w:hAnsi="Arial" w:cs="Arial"/>
+          <w:b/>
+          <w:bCs/>
+          <w:color w:val="000000" w:themeColor="text1"/>
+          <w:szCs w:val="24"/>
+        </w:rPr>
+      </w:pPr>
+      <w:r>
+        <w:rPr>
+          <w:rFonts w:ascii="Arial" w:hAnsi="Arial" w:cs="Arial"/>
+          <w:b/>
+          <w:bCs/>
+          <w:color w:val="000000" w:themeColor="text1"/>
+          <w:szCs w:val="24"/>
+        </w:rPr>
+        <w:t>3. Configuración HTTPS</w:t>
+      </w:r>
+    </w:p>
+    <w:p>
+      <w:pPr>
+        <w:spacing w:after="160"/>
+        <w:ind w:left="360"/>
+        <w:rPr>
+          <w:rFonts w:ascii="Arial" w:hAnsi="Arial" w:cs="Arial"/>
+          <w:color w:val="000000" w:themeColor="text1"/>
+          <w:szCs w:val="24"/>
+        </w:rPr>
+      </w:pPr>
+      <w:r>
+        <w:rPr>
+          <w:rFonts w:ascii="Arial" w:hAnsi="Arial" w:cs="Arial"/>
+          <w:color w:val="000000" w:themeColor="text1"/>
+          <w:szCs w:val="24"/>
+        </w:rPr>
+        <w:t>Se utilizó el módulo nativo https de Node.js:</w:t>
+      </w:r>
+    </w:p>
+    <w:p>
+      <w:pPr>
+        <w:spacing w:after="160"/>
+        <w:rPr>
+          <w:rFonts w:ascii="Arial" w:hAnsi="Arial" w:cs="Arial"/>
+          <w:color w:val="000000" w:themeColor="text1"/>
           <w:szCs w:val="24"/>
         </w:rPr>
       </w:pPr>
@@ -1923,16 +2694,80 @@
         <w:rPr>
           <w:rFonts w:ascii="Arial" w:hAnsi="Arial" w:cs="Arial"/>
           <w:noProof/>
+          <w:color w:val="000000" w:themeColor="text1"/>
           <w:szCs w:val="24"/>
         </w:rPr>
         <w:drawing>
-          <wp:anchor distT="0" distB="0" distL="114300" distR="114300" simplePos="0" relativeHeight="251658240" behindDoc="0" locked="0" layoutInCell="1" allowOverlap="1" wp14:anchorId="39BAAA39" wp14:editId="0B291DD5">
+          <wp:inline distT="0" distB="0" distL="0" distR="0" wp14:anchorId="7788C79C" wp14:editId="1DD97592">
+            <wp:extent cx="3781953" cy="1571844"/>
+            <wp:effectExtent l="0" t="0" r="9525" b="9525"/>
+            <wp:docPr id="4" name="Imagen 4"/>
+            <wp:cNvGraphicFramePr>
+              <a:graphicFrameLocks xmlns:a="http://schemas.openxmlformats.org/drawingml/2006/main" noChangeAspect="1"/>
+            </wp:cNvGraphicFramePr>
+            <a:graphic xmlns:a="http://schemas.openxmlformats.org/drawingml/2006/main">
+              <a:graphicData uri="http://schemas.openxmlformats.org/drawingml/2006/picture">
+                <pic:pic xmlns:pic="http://schemas.openxmlformats.org/drawingml/2006/picture">
+                  <pic:nvPicPr>
+                    <pic:cNvPr id="1" name=""/>
+                    <pic:cNvPicPr/>
+                  </pic:nvPicPr>
+                  <pic:blipFill>
+                    <a:blip r:embed="rId13"/>
+                    <a:stretch>
+                      <a:fillRect/>
+                    </a:stretch>
+                  </pic:blipFill>
+                  <pic:spPr>
+                    <a:xfrm>
+                      <a:off x="0" y="0"/>
+                      <a:ext cx="3781953" cy="1571844"/>
+                    </a:xfrm>
+                    <a:prstGeom prst="rect">
+                      <a:avLst/>
+                    </a:prstGeom>
+                  </pic:spPr>
+                </pic:pic>
+              </a:graphicData>
+            </a:graphic>
+          </wp:inline>
+        </w:drawing>
+      </w:r>
+    </w:p>
+    <w:p>
+      <w:pPr>
+        <w:spacing w:after="160"/>
+        <w:rPr>
+          <w:rFonts w:ascii="Arial" w:hAnsi="Arial" w:cs="Arial"/>
+          <w:color w:val="000000" w:themeColor="text1"/>
+          <w:szCs w:val="24"/>
+        </w:rPr>
+      </w:pPr>
+    </w:p>
+    <w:p>
+      <w:pPr>
+        <w:spacing w:after="160"/>
+        <w:rPr>
+          <w:rFonts w:ascii="Arial" w:hAnsi="Arial" w:cs="Arial"/>
+          <w:color w:val="000000" w:themeColor="text1"/>
+          <w:szCs w:val="24"/>
+        </w:rPr>
+      </w:pPr>
+      <w:r>
+        <w:rPr>
+          <w:rFonts w:ascii="Arial" w:hAnsi="Arial" w:cs="Arial"/>
+          <w:noProof/>
+          <w:color w:val="000000" w:themeColor="text1"/>
+          <w:szCs w:val="24"/>
+        </w:rPr>
+        <w:drawing>
+          <wp:anchor distT="0" distB="0" distL="114300" distR="114300" simplePos="0" relativeHeight="251661312" behindDoc="0" locked="0" layoutInCell="1" allowOverlap="1" wp14:anchorId="39BAAA39" wp14:editId="029FF135">
             <wp:simplePos x="0" y="0"/>
             <wp:positionH relativeFrom="margin">
-              <wp:align>left</wp:align>
+              <wp:posOffset>-635</wp:posOffset>
             </wp:positionH>
             <wp:positionV relativeFrom="margin">
-              <wp:align>bottom</wp:align>
+              <wp:posOffset>2509520</wp:posOffset>
             </wp:positionV>
             <wp:extent cx="1504950" cy="685800"/>
             <wp:effectExtent l="0" t="0" r="0" b="0"/>
@@ -1975,118 +2810,23 @@
           </wp:anchor>
         </w:drawing>
       </w:r>
-      <w:r>
-        <w:rPr>
-          <w:rFonts w:ascii="Arial" w:eastAsia="Times New Roman" w:hAnsi="Arial" w:cs="Arial"/>
-          <w:color w:val="auto"/>
-          <w:szCs w:val="24"/>
-          <w:lang w:eastAsia="es-CL"/>
-        </w:rPr>
-        <w:t xml:space="preserve"> </w:t>
-      </w:r>
-      <w:r>
-        <w:rPr>
-          <w:rFonts w:ascii="Arial" w:hAnsi="Arial" w:cs="Arial"/>
-          <w:szCs w:val="24"/>
-        </w:rPr>
-        <w:t>Y se configuró:</w:t>
-      </w:r>
-    </w:p>
-    <w:p>
-      <w:pPr>
-        <w:spacing w:after="160"/>
-        <w:rPr>
-          <w:rFonts w:ascii="Arial" w:hAnsi="Arial" w:cs="Arial"/>
-          <w:szCs w:val="24"/>
-        </w:rPr>
-      </w:pPr>
-      <w:proofErr w:type="spellStart"/>
-      <w:proofErr w:type="gramStart"/>
-      <w:r>
-        <w:rPr>
-          <w:rFonts w:ascii="Arial" w:hAnsi="Arial" w:cs="Arial"/>
-          <w:szCs w:val="24"/>
-        </w:rPr>
-        <w:t>https.createServer</w:t>
-      </w:r>
-      <w:proofErr w:type="spellEnd"/>
-      <w:proofErr w:type="gramEnd"/>
-      <w:r>
-        <w:rPr>
-          <w:rFonts w:ascii="Arial" w:hAnsi="Arial" w:cs="Arial"/>
-          <w:szCs w:val="24"/>
-        </w:rPr>
-        <w:t>(</w:t>
-      </w:r>
-      <w:proofErr w:type="spellStart"/>
-      <w:r>
-        <w:rPr>
-          <w:rFonts w:ascii="Arial" w:hAnsi="Arial" w:cs="Arial"/>
-          <w:szCs w:val="24"/>
-        </w:rPr>
-        <w:t>sslOptions</w:t>
-      </w:r>
-      <w:proofErr w:type="spellEnd"/>
-      <w:r>
-        <w:rPr>
-          <w:rFonts w:ascii="Arial" w:hAnsi="Arial" w:cs="Arial"/>
-          <w:szCs w:val="24"/>
-        </w:rPr>
-        <w:t>, app)</w:t>
-      </w:r>
-    </w:p>
-    <w:p>
-      <w:pPr>
-        <w:spacing w:after="160"/>
-        <w:rPr>
-          <w:rFonts w:ascii="Arial" w:hAnsi="Arial" w:cs="Arial"/>
-          <w:szCs w:val="24"/>
-        </w:rPr>
-      </w:pPr>
-    </w:p>
-    <w:p>
-      <w:pPr>
-        <w:spacing w:after="160"/>
-        <w:ind w:left="360"/>
-        <w:rPr>
-          <w:rFonts w:ascii="Arial" w:hAnsi="Arial" w:cs="Arial"/>
-          <w:b/>
-          <w:bCs/>
-          <w:szCs w:val="24"/>
-        </w:rPr>
-      </w:pPr>
-      <w:r>
-        <w:rPr>
-          <w:rFonts w:ascii="Arial" w:hAnsi="Arial" w:cs="Arial"/>
-          <w:b/>
-          <w:bCs/>
-          <w:szCs w:val="24"/>
-        </w:rPr>
-        <w:t>3. Configuración HTTPS</w:t>
-      </w:r>
-    </w:p>
-    <w:p>
-      <w:pPr>
-        <w:spacing w:after="160"/>
-        <w:ind w:left="360"/>
-        <w:rPr>
-          <w:rFonts w:ascii="Arial" w:hAnsi="Arial" w:cs="Arial"/>
-          <w:szCs w:val="24"/>
-        </w:rPr>
-      </w:pPr>
-      <w:r>
-        <w:rPr>
-          <w:rFonts w:ascii="Arial" w:hAnsi="Arial" w:cs="Arial"/>
-          <w:szCs w:val="24"/>
-        </w:rPr>
-        <w:t>Se utilizó el módulo nativo https de Node.js:</w:t>
-      </w:r>
-    </w:p>
-    <w:p>
-      <w:pPr>
-        <w:spacing w:after="160"/>
-        <w:rPr>
-          <w:rFonts w:ascii="Arial" w:hAnsi="Arial" w:cs="Arial"/>
+    </w:p>
+    <w:p>
+      <w:pPr>
+        <w:spacing w:after="160"/>
+        <w:rPr>
+          <w:rFonts w:ascii="Arial" w:hAnsi="Arial" w:cs="Arial"/>
+          <w:color w:val="000000" w:themeColor="text1"/>
+          <w:szCs w:val="24"/>
+        </w:rPr>
+      </w:pPr>
+    </w:p>
+    <w:p>
+      <w:pPr>
+        <w:spacing w:after="160"/>
+        <w:rPr>
+          <w:rFonts w:ascii="Arial" w:hAnsi="Arial" w:cs="Arial"/>
+          <w:color w:val="000000" w:themeColor="text1"/>
           <w:szCs w:val="24"/>
         </w:rPr>
       </w:pPr>
@@ -2094,58 +2834,7 @@
         <w:rPr>
           <w:rFonts w:ascii="Arial" w:hAnsi="Arial" w:cs="Arial"/>
           <w:noProof/>
-          <w:szCs w:val="24"/>
-        </w:rPr>
-        <w:drawing>
-          <wp:inline distT="0" distB="0" distL="0" distR="0" wp14:anchorId="7788C79C" wp14:editId="555EA74D">
-            <wp:extent cx="3781953" cy="1571844"/>
-            <wp:effectExtent l="0" t="0" r="9525" b="9525"/>
-            <wp:docPr id="4" name="Imagen 4"/>
-            <wp:cNvGraphicFramePr>
-              <a:graphicFrameLocks xmlns:a="http://schemas.openxmlformats.org/drawingml/2006/main" noChangeAspect="1"/>
-            </wp:cNvGraphicFramePr>
-            <a:graphic xmlns:a="http://schemas.openxmlformats.org/drawingml/2006/main">
-              <a:graphicData uri="http://schemas.openxmlformats.org/drawingml/2006/picture">
-                <pic:pic xmlns:pic="http://schemas.openxmlformats.org/drawingml/2006/picture">
-                  <pic:nvPicPr>
-                    <pic:cNvPr id="1" name=""/>
-                    <pic:cNvPicPr/>
-                  </pic:nvPicPr>
-                  <pic:blipFill>
-                    <a:blip r:embed="rId13"/>
-                    <a:stretch>
-                      <a:fillRect/>
-                    </a:stretch>
-                  </pic:blipFill>
-                  <pic:spPr>
-                    <a:xfrm>
-                      <a:off x="0" y="0"/>
-                      <a:ext cx="3781953" cy="1571844"/>
-                    </a:xfrm>
-                    <a:prstGeom prst="rect">
-                      <a:avLst/>
-                    </a:prstGeom>
-                  </pic:spPr>
-                </pic:pic>
-              </a:graphicData>
-            </a:graphic>
-          </wp:inline>
-        </w:drawing>
-      </w:r>
-    </w:p>
-    <w:p>
-      <w:pPr>
-        <w:spacing w:after="160" w:line="259" w:lineRule="auto"/>
-        <w:jc w:val="left"/>
-        <w:rPr>
-          <w:rFonts w:ascii="Arial" w:hAnsi="Arial" w:cs="Arial"/>
-          <w:szCs w:val="24"/>
-        </w:rPr>
-      </w:pPr>
-      <w:r>
-        <w:rPr>
-          <w:rFonts w:ascii="Arial" w:hAnsi="Arial" w:cs="Arial"/>
-          <w:noProof/>
+          <w:color w:val="000000" w:themeColor="text1"/>
           <w:szCs w:val="24"/>
         </w:rPr>
         <w:drawing>
@@ -2187,23 +2876,131 @@
     </w:p>
     <w:p>
       <w:pPr>
-        <w:spacing w:after="160" w:line="259" w:lineRule="auto"/>
-        <w:jc w:val="left"/>
-        <w:rPr>
-          <w:rFonts w:ascii="Arial" w:hAnsi="Arial" w:cs="Arial"/>
-          <w:szCs w:val="24"/>
-        </w:rPr>
-      </w:pPr>
-    </w:p>
-    <w:p>
-      <w:pPr>
-        <w:spacing w:after="160" w:line="259" w:lineRule="auto"/>
-        <w:jc w:val="left"/>
-        <w:rPr>
-          <w:rFonts w:ascii="Arial" w:hAnsi="Arial" w:cs="Arial"/>
-          <w:szCs w:val="24"/>
-        </w:rPr>
-      </w:pPr>
+        <w:spacing w:after="160"/>
+        <w:rPr>
+          <w:rFonts w:ascii="Arial" w:hAnsi="Arial" w:cs="Arial"/>
+          <w:color w:val="000000" w:themeColor="text1"/>
+          <w:szCs w:val="24"/>
+        </w:rPr>
+      </w:pPr>
+      <w:r>
+        <w:rPr>
+          <w:rFonts w:ascii="Arial" w:hAnsi="Arial" w:cs="Arial"/>
+          <w:color w:val="000000" w:themeColor="text1"/>
+          <w:szCs w:val="24"/>
+        </w:rPr>
+        <w:t>Para habilitar el protocolo HTTPS en el servidor, se utilizó el módulo nativo "https" de Node.js en conjunto con el módulo "</w:t>
+      </w:r>
+      <w:proofErr w:type="spellStart"/>
+      <w:r>
+        <w:rPr>
+          <w:rFonts w:ascii="Arial" w:hAnsi="Arial" w:cs="Arial"/>
+          <w:color w:val="000000" w:themeColor="text1"/>
+          <w:szCs w:val="24"/>
+        </w:rPr>
+        <w:t>fs</w:t>
+      </w:r>
+      <w:proofErr w:type="spellEnd"/>
+      <w:r>
+        <w:rPr>
+          <w:rFonts w:ascii="Arial" w:hAnsi="Arial" w:cs="Arial"/>
+          <w:color w:val="000000" w:themeColor="text1"/>
+          <w:szCs w:val="24"/>
+        </w:rPr>
+        <w:t xml:space="preserve">" (File </w:t>
+      </w:r>
+      <w:proofErr w:type="spellStart"/>
+      <w:r>
+        <w:rPr>
+          <w:rFonts w:ascii="Arial" w:hAnsi="Arial" w:cs="Arial"/>
+          <w:color w:val="000000" w:themeColor="text1"/>
+          <w:szCs w:val="24"/>
+        </w:rPr>
+        <w:t>System</w:t>
+      </w:r>
+      <w:proofErr w:type="spellEnd"/>
+      <w:r>
+        <w:rPr>
+          <w:rFonts w:ascii="Arial" w:hAnsi="Arial" w:cs="Arial"/>
+          <w:color w:val="000000" w:themeColor="text1"/>
+          <w:szCs w:val="24"/>
+        </w:rPr>
+        <w:t xml:space="preserve">), el cual permite leer archivos del sistema. En este caso, se cargan la clave privada y el certificado previamente generados mediante la función </w:t>
+      </w:r>
+      <w:proofErr w:type="spellStart"/>
+      <w:r>
+        <w:rPr>
+          <w:rFonts w:ascii="Arial" w:hAnsi="Arial" w:cs="Arial"/>
+          <w:color w:val="000000" w:themeColor="text1"/>
+          <w:szCs w:val="24"/>
+        </w:rPr>
+        <w:t>readFileSync</w:t>
+      </w:r>
+      <w:proofErr w:type="spellEnd"/>
+      <w:r>
+        <w:rPr>
+          <w:rFonts w:ascii="Arial" w:hAnsi="Arial" w:cs="Arial"/>
+          <w:color w:val="000000" w:themeColor="text1"/>
+          <w:szCs w:val="24"/>
+        </w:rPr>
+        <w:t>, los cuales son almacenados en un objeto de configuración (</w:t>
+      </w:r>
+      <w:proofErr w:type="spellStart"/>
+      <w:r>
+        <w:rPr>
+          <w:rFonts w:ascii="Arial" w:hAnsi="Arial" w:cs="Arial"/>
+          <w:color w:val="000000" w:themeColor="text1"/>
+          <w:szCs w:val="24"/>
+        </w:rPr>
+        <w:t>sslOptions</w:t>
+      </w:r>
+      <w:proofErr w:type="spellEnd"/>
+      <w:r>
+        <w:rPr>
+          <w:rFonts w:ascii="Arial" w:hAnsi="Arial" w:cs="Arial"/>
+          <w:color w:val="000000" w:themeColor="text1"/>
+          <w:szCs w:val="24"/>
+        </w:rPr>
+        <w:t>).</w:t>
+      </w:r>
+    </w:p>
+    <w:p>
+      <w:pPr>
+        <w:spacing w:after="160"/>
+        <w:rPr>
+          <w:rFonts w:ascii="Arial" w:hAnsi="Arial" w:cs="Arial"/>
+          <w:color w:val="000000" w:themeColor="text1"/>
+          <w:szCs w:val="24"/>
+        </w:rPr>
+      </w:pPr>
+      <w:r>
+        <w:rPr>
+          <w:rFonts w:ascii="Arial" w:hAnsi="Arial" w:cs="Arial"/>
+          <w:color w:val="000000" w:themeColor="text1"/>
+          <w:szCs w:val="24"/>
+        </w:rPr>
+        <w:t xml:space="preserve">Posteriormente, este objeto es utilizado para crear el servidor seguro mediante </w:t>
+      </w:r>
+      <w:proofErr w:type="spellStart"/>
+      <w:proofErr w:type="gramStart"/>
+      <w:r>
+        <w:rPr>
+          <w:rFonts w:ascii="Arial" w:hAnsi="Arial" w:cs="Arial"/>
+          <w:color w:val="000000" w:themeColor="text1"/>
+          <w:szCs w:val="24"/>
+        </w:rPr>
+        <w:t>https.createServer</w:t>
+      </w:r>
+      <w:proofErr w:type="spellEnd"/>
+      <w:proofErr w:type="gramEnd"/>
+      <w:r>
+        <w:rPr>
+          <w:rFonts w:ascii="Arial" w:hAnsi="Arial" w:cs="Arial"/>
+          <w:color w:val="000000" w:themeColor="text1"/>
+          <w:szCs w:val="24"/>
+        </w:rPr>
+        <w:t>, permitiendo establecer una conexión cifrada entre el cliente y el servidor. De esta forma, se garantiza la confidencialidad e integridad de la información transmitida.</w:t>
+      </w:r>
     </w:p>
     <w:p>
       <w:pPr>
@@ -2212,6 +3009,7 @@
           <w:rFonts w:ascii="Arial" w:hAnsi="Arial" w:cs="Arial"/>
           <w:b/>
           <w:bCs/>
+          <w:color w:val="000000" w:themeColor="text1"/>
           <w:szCs w:val="24"/>
         </w:rPr>
       </w:pPr>
@@ -2220,6 +3018,7 @@
           <w:rFonts w:ascii="Arial" w:hAnsi="Arial" w:cs="Arial"/>
           <w:b/>
           <w:bCs/>
+          <w:color w:val="000000" w:themeColor="text1"/>
           <w:szCs w:val="24"/>
         </w:rPr>
         <w:t xml:space="preserve">4. API </w:t>
@@ -2230,6 +3029,7 @@
           <w:rFonts w:ascii="Arial" w:hAnsi="Arial" w:cs="Arial"/>
           <w:b/>
           <w:bCs/>
+          <w:color w:val="000000" w:themeColor="text1"/>
           <w:szCs w:val="24"/>
         </w:rPr>
         <w:t>RESTful</w:t>
@@ -2241,15 +3041,52 @@
         <w:spacing w:after="160"/>
         <w:rPr>
           <w:rFonts w:ascii="Arial" w:hAnsi="Arial" w:cs="Arial"/>
-          <w:szCs w:val="24"/>
-        </w:rPr>
-      </w:pPr>
-      <w:r>
-        <w:rPr>
-          <w:rFonts w:ascii="Arial" w:hAnsi="Arial" w:cs="Arial"/>
-          <w:szCs w:val="24"/>
-        </w:rPr>
-        <w:lastRenderedPageBreak/>
+          <w:color w:val="000000" w:themeColor="text1"/>
+          <w:szCs w:val="24"/>
+        </w:rPr>
+      </w:pPr>
+      <w:r>
+        <w:rPr>
+          <w:rFonts w:ascii="Arial" w:hAnsi="Arial" w:cs="Arial"/>
+          <w:color w:val="000000" w:themeColor="text1"/>
+          <w:szCs w:val="24"/>
+        </w:rPr>
+        <w:t xml:space="preserve">Este enfoque permite estructurar la aplicación siguiendo buenas prácticas de desarrollo </w:t>
+      </w:r>
+      <w:proofErr w:type="spellStart"/>
+      <w:r>
+        <w:rPr>
+          <w:rFonts w:ascii="Arial" w:hAnsi="Arial" w:cs="Arial"/>
+          <w:color w:val="000000" w:themeColor="text1"/>
+          <w:szCs w:val="24"/>
+        </w:rPr>
+        <w:t>backend</w:t>
+      </w:r>
+      <w:proofErr w:type="spellEnd"/>
+      <w:r>
+        <w:rPr>
+          <w:rFonts w:ascii="Arial" w:hAnsi="Arial" w:cs="Arial"/>
+          <w:color w:val="000000" w:themeColor="text1"/>
+          <w:szCs w:val="24"/>
+        </w:rPr>
+        <w:t>, facilitando la escalabilidad y mantenibilidad del sistema.</w:t>
+      </w:r>
+    </w:p>
+    <w:p>
+      <w:pPr>
+        <w:spacing w:after="160"/>
+        <w:rPr>
+          <w:rFonts w:ascii="Arial" w:hAnsi="Arial" w:cs="Arial"/>
+          <w:color w:val="000000" w:themeColor="text1"/>
+          <w:szCs w:val="24"/>
+        </w:rPr>
+      </w:pPr>
+      <w:r>
+        <w:rPr>
+          <w:rFonts w:ascii="Arial" w:hAnsi="Arial" w:cs="Arial"/>
+          <w:color w:val="000000" w:themeColor="text1"/>
+          <w:szCs w:val="24"/>
+        </w:rPr>
         <w:t>Se implementaron rutas para películas:</w:t>
       </w:r>
     </w:p>
@@ -2262,12 +3099,14 @@
         <w:spacing w:after="160"/>
         <w:rPr>
           <w:rFonts w:ascii="Arial" w:hAnsi="Arial" w:cs="Arial"/>
-          <w:szCs w:val="24"/>
-        </w:rPr>
-      </w:pPr>
-      <w:r>
-        <w:rPr>
-          <w:rFonts w:ascii="Arial" w:hAnsi="Arial" w:cs="Arial"/>
+          <w:color w:val="000000" w:themeColor="text1"/>
+          <w:szCs w:val="24"/>
+        </w:rPr>
+      </w:pPr>
+      <w:r>
+        <w:rPr>
+          <w:rFonts w:ascii="Arial" w:hAnsi="Arial" w:cs="Arial"/>
+          <w:color w:val="000000" w:themeColor="text1"/>
           <w:szCs w:val="24"/>
         </w:rPr>
         <w:t>GET /api/</w:t>
@@ -2276,6 +3115,7 @@
       <w:r>
         <w:rPr>
           <w:rFonts w:ascii="Arial" w:hAnsi="Arial" w:cs="Arial"/>
+          <w:color w:val="000000" w:themeColor="text1"/>
           <w:szCs w:val="24"/>
         </w:rPr>
         <w:t>movies</w:t>
@@ -2284,6 +3124,7 @@
       <w:r>
         <w:rPr>
           <w:rFonts w:ascii="Arial" w:hAnsi="Arial" w:cs="Arial"/>
+          <w:color w:val="000000" w:themeColor="text1"/>
           <w:szCs w:val="24"/>
         </w:rPr>
         <w:t xml:space="preserve"> </w:t>
@@ -2298,12 +3139,14 @@
         <w:spacing w:after="160"/>
         <w:rPr>
           <w:rFonts w:ascii="Arial" w:hAnsi="Arial" w:cs="Arial"/>
-          <w:szCs w:val="24"/>
-        </w:rPr>
-      </w:pPr>
-      <w:r>
-        <w:rPr>
-          <w:rFonts w:ascii="Arial" w:hAnsi="Arial" w:cs="Arial"/>
+          <w:color w:val="000000" w:themeColor="text1"/>
+          <w:szCs w:val="24"/>
+        </w:rPr>
+      </w:pPr>
+      <w:r>
+        <w:rPr>
+          <w:rFonts w:ascii="Arial" w:hAnsi="Arial" w:cs="Arial"/>
+          <w:color w:val="000000" w:themeColor="text1"/>
           <w:szCs w:val="24"/>
         </w:rPr>
         <w:t>GET /api/</w:t>
@@ -2312,6 +3155,7 @@
       <w:r>
         <w:rPr>
           <w:rFonts w:ascii="Arial" w:hAnsi="Arial" w:cs="Arial"/>
+          <w:color w:val="000000" w:themeColor="text1"/>
           <w:szCs w:val="24"/>
         </w:rPr>
         <w:t>movies</w:t>
@@ -2320,6 +3164,7 @@
       <w:r>
         <w:rPr>
           <w:rFonts w:ascii="Arial" w:hAnsi="Arial" w:cs="Arial"/>
+          <w:color w:val="000000" w:themeColor="text1"/>
           <w:szCs w:val="24"/>
         </w:rPr>
         <w:t xml:space="preserve">/:id </w:t>
@@ -2334,12 +3179,14 @@
         <w:spacing w:after="160"/>
         <w:rPr>
           <w:rFonts w:ascii="Arial" w:hAnsi="Arial" w:cs="Arial"/>
-          <w:szCs w:val="24"/>
-        </w:rPr>
-      </w:pPr>
-      <w:r>
-        <w:rPr>
-          <w:rFonts w:ascii="Arial" w:hAnsi="Arial" w:cs="Arial"/>
+          <w:color w:val="000000" w:themeColor="text1"/>
+          <w:szCs w:val="24"/>
+        </w:rPr>
+      </w:pPr>
+      <w:r>
+        <w:rPr>
+          <w:rFonts w:ascii="Arial" w:hAnsi="Arial" w:cs="Arial"/>
+          <w:color w:val="000000" w:themeColor="text1"/>
           <w:szCs w:val="24"/>
         </w:rPr>
         <w:t xml:space="preserve">Filtros por: </w:t>
@@ -2354,12 +3201,14 @@
         <w:spacing w:after="160"/>
         <w:rPr>
           <w:rFonts w:ascii="Arial" w:hAnsi="Arial" w:cs="Arial"/>
-          <w:szCs w:val="24"/>
-        </w:rPr>
-      </w:pPr>
-      <w:r>
-        <w:rPr>
-          <w:rFonts w:ascii="Arial" w:hAnsi="Arial" w:cs="Arial"/>
+          <w:color w:val="000000" w:themeColor="text1"/>
+          <w:szCs w:val="24"/>
+        </w:rPr>
+      </w:pPr>
+      <w:r>
+        <w:rPr>
+          <w:rFonts w:ascii="Arial" w:hAnsi="Arial" w:cs="Arial"/>
+          <w:color w:val="000000" w:themeColor="text1"/>
           <w:szCs w:val="24"/>
         </w:rPr>
         <w:t xml:space="preserve">año </w:t>
@@ -2374,12 +3223,14 @@
         <w:spacing w:after="160"/>
         <w:rPr>
           <w:rFonts w:ascii="Arial" w:hAnsi="Arial" w:cs="Arial"/>
-          <w:szCs w:val="24"/>
-        </w:rPr>
-      </w:pPr>
-      <w:r>
-        <w:rPr>
-          <w:rFonts w:ascii="Arial" w:hAnsi="Arial" w:cs="Arial"/>
+          <w:color w:val="000000" w:themeColor="text1"/>
+          <w:szCs w:val="24"/>
+        </w:rPr>
+      </w:pPr>
+      <w:r>
+        <w:rPr>
+          <w:rFonts w:ascii="Arial" w:hAnsi="Arial" w:cs="Arial"/>
+          <w:color w:val="000000" w:themeColor="text1"/>
           <w:szCs w:val="24"/>
         </w:rPr>
         <w:t xml:space="preserve">género </w:t>
@@ -2394,12 +3245,14 @@
         <w:spacing w:after="160"/>
         <w:rPr>
           <w:rFonts w:ascii="Arial" w:hAnsi="Arial" w:cs="Arial"/>
-          <w:szCs w:val="24"/>
-        </w:rPr>
-      </w:pPr>
-      <w:r>
-        <w:rPr>
-          <w:rFonts w:ascii="Arial" w:hAnsi="Arial" w:cs="Arial"/>
+          <w:color w:val="000000" w:themeColor="text1"/>
+          <w:szCs w:val="24"/>
+        </w:rPr>
+      </w:pPr>
+      <w:r>
+        <w:rPr>
+          <w:rFonts w:ascii="Arial" w:hAnsi="Arial" w:cs="Arial"/>
+          <w:color w:val="000000" w:themeColor="text1"/>
           <w:szCs w:val="24"/>
         </w:rPr>
         <w:t xml:space="preserve">tipo </w:t>
@@ -2414,12 +3267,14 @@
         <w:spacing w:after="160"/>
         <w:rPr>
           <w:rFonts w:ascii="Arial" w:hAnsi="Arial" w:cs="Arial"/>
-          <w:szCs w:val="24"/>
-        </w:rPr>
-      </w:pPr>
-      <w:r>
-        <w:rPr>
-          <w:rFonts w:ascii="Arial" w:hAnsi="Arial" w:cs="Arial"/>
+          <w:color w:val="000000" w:themeColor="text1"/>
+          <w:szCs w:val="24"/>
+        </w:rPr>
+      </w:pPr>
+      <w:r>
+        <w:rPr>
+          <w:rFonts w:ascii="Arial" w:hAnsi="Arial" w:cs="Arial"/>
+          <w:color w:val="000000" w:themeColor="text1"/>
           <w:szCs w:val="24"/>
         </w:rPr>
         <w:t xml:space="preserve">búsqueda </w:t>
@@ -2430,12 +3285,14 @@
         <w:spacing w:after="160"/>
         <w:rPr>
           <w:rFonts w:ascii="Arial" w:hAnsi="Arial" w:cs="Arial"/>
-          <w:szCs w:val="24"/>
-        </w:rPr>
-      </w:pPr>
-      <w:r>
-        <w:rPr>
-          <w:rFonts w:ascii="Arial" w:hAnsi="Arial" w:cs="Arial"/>
+          <w:color w:val="000000" w:themeColor="text1"/>
+          <w:szCs w:val="24"/>
+        </w:rPr>
+      </w:pPr>
+      <w:r>
+        <w:rPr>
+          <w:rFonts w:ascii="Arial" w:hAnsi="Arial" w:cs="Arial"/>
+          <w:color w:val="000000" w:themeColor="text1"/>
           <w:szCs w:val="24"/>
         </w:rPr>
         <w:t>Ejemplo:</w:t>
@@ -2446,12 +3303,14 @@
         <w:spacing w:after="160"/>
         <w:rPr>
           <w:rFonts w:ascii="Arial" w:hAnsi="Arial" w:cs="Arial"/>
-          <w:szCs w:val="24"/>
-        </w:rPr>
-      </w:pPr>
-      <w:r>
-        <w:rPr>
-          <w:rFonts w:ascii="Arial" w:hAnsi="Arial" w:cs="Arial"/>
+          <w:color w:val="000000" w:themeColor="text1"/>
+          <w:szCs w:val="24"/>
+        </w:rPr>
+      </w:pPr>
+      <w:r>
+        <w:rPr>
+          <w:rFonts w:ascii="Arial" w:hAnsi="Arial" w:cs="Arial"/>
+          <w:color w:val="000000" w:themeColor="text1"/>
           <w:szCs w:val="24"/>
         </w:rPr>
         <w:t>https://localhost:3001/api/movies?genre=Accion</w:t>
@@ -2459,20 +3318,33 @@
     </w:p>
     <w:p>
       <w:pPr>
-        <w:spacing w:after="160" w:line="259" w:lineRule="auto"/>
-        <w:jc w:val="left"/>
+        <w:spacing w:after="160"/>
         <w:rPr>
           <w:rFonts w:ascii="Arial" w:hAnsi="Arial" w:cs="Arial"/>
           <w:b/>
           <w:bCs/>
-          <w:szCs w:val="24"/>
-        </w:rPr>
-      </w:pPr>
-      <w:r>
+          <w:color w:val="000000" w:themeColor="text1"/>
+          <w:szCs w:val="24"/>
+        </w:rPr>
+      </w:pPr>
+    </w:p>
+    <w:p>
+      <w:pPr>
+        <w:spacing w:after="160"/>
         <w:rPr>
           <w:rFonts w:ascii="Arial" w:hAnsi="Arial" w:cs="Arial"/>
           <w:b/>
           <w:bCs/>
+          <w:color w:val="000000" w:themeColor="text1"/>
+          <w:szCs w:val="24"/>
+        </w:rPr>
+      </w:pPr>
+      <w:r>
+        <w:rPr>
+          <w:rFonts w:ascii="Arial" w:hAnsi="Arial" w:cs="Arial"/>
+          <w:b/>
+          <w:bCs/>
+          <w:color w:val="000000" w:themeColor="text1"/>
           <w:szCs w:val="24"/>
         </w:rPr>
         <w:t>5. Base de datos</w:t>
@@ -2480,16 +3352,17 @@
     </w:p>
     <w:p>
       <w:pPr>
-        <w:spacing w:after="160" w:line="259" w:lineRule="auto"/>
-        <w:jc w:val="left"/>
-        <w:rPr>
-          <w:rFonts w:ascii="Arial" w:hAnsi="Arial" w:cs="Arial"/>
-          <w:szCs w:val="24"/>
-        </w:rPr>
-      </w:pPr>
-      <w:r>
-        <w:rPr>
-          <w:rFonts w:ascii="Arial" w:hAnsi="Arial" w:cs="Arial"/>
+        <w:spacing w:after="160"/>
+        <w:rPr>
+          <w:rFonts w:ascii="Arial" w:hAnsi="Arial" w:cs="Arial"/>
+          <w:color w:val="000000" w:themeColor="text1"/>
+          <w:szCs w:val="24"/>
+        </w:rPr>
+      </w:pPr>
+      <w:r>
+        <w:rPr>
+          <w:rFonts w:ascii="Arial" w:hAnsi="Arial" w:cs="Arial"/>
+          <w:color w:val="000000" w:themeColor="text1"/>
           <w:szCs w:val="24"/>
         </w:rPr>
         <w:t xml:space="preserve">Se utilizó MongoDB con </w:t>
@@ -2498,6 +3371,7 @@
       <w:r>
         <w:rPr>
           <w:rFonts w:ascii="Arial" w:hAnsi="Arial" w:cs="Arial"/>
+          <w:color w:val="000000" w:themeColor="text1"/>
           <w:szCs w:val="24"/>
         </w:rPr>
         <w:t>Mongoose</w:t>
@@ -2506,6 +3380,7 @@
       <w:r>
         <w:rPr>
           <w:rFonts w:ascii="Arial" w:hAnsi="Arial" w:cs="Arial"/>
+          <w:color w:val="000000" w:themeColor="text1"/>
           <w:szCs w:val="24"/>
         </w:rPr>
         <w:t>:</w:t>
@@ -2513,11 +3388,12 @@
     </w:p>
     <w:p>
       <w:pPr>
-        <w:spacing w:after="160" w:line="259" w:lineRule="auto"/>
-        <w:jc w:val="left"/>
-        <w:rPr>
-          <w:rFonts w:ascii="Arial" w:hAnsi="Arial" w:cs="Arial"/>
-          <w:szCs w:val="24"/>
+        <w:spacing w:after="160"/>
+        <w:rPr>
+          <w:rFonts w:ascii="Arial" w:hAnsi="Arial" w:cs="Arial"/>
+          <w:color w:val="000000" w:themeColor="text1"/>
+          <w:szCs w:val="24"/>
+          <w:lang w:val="en-US"/>
         </w:rPr>
       </w:pPr>
       <w:proofErr w:type="spellStart"/>
@@ -2525,7 +3401,9 @@
       <w:r>
         <w:rPr>
           <w:rFonts w:ascii="Arial" w:hAnsi="Arial" w:cs="Arial"/>
-          <w:szCs w:val="24"/>
+          <w:color w:val="000000" w:themeColor="text1"/>
+          <w:szCs w:val="24"/>
+          <w:lang w:val="en-US"/>
         </w:rPr>
         <w:t>mongoose.connect</w:t>
       </w:r>
@@ -2534,7 +3412,9 @@
       <w:r>
         <w:rPr>
           <w:rFonts w:ascii="Arial" w:hAnsi="Arial" w:cs="Arial"/>
-          <w:szCs w:val="24"/>
+          <w:color w:val="000000" w:themeColor="text1"/>
+          <w:szCs w:val="24"/>
+          <w:lang w:val="en-US"/>
         </w:rPr>
         <w:t>(</w:t>
       </w:r>
@@ -2542,7 +3422,9 @@
       <w:r>
         <w:rPr>
           <w:rFonts w:ascii="Arial" w:hAnsi="Arial" w:cs="Arial"/>
-          <w:szCs w:val="24"/>
+          <w:color w:val="000000" w:themeColor="text1"/>
+          <w:szCs w:val="24"/>
+          <w:lang w:val="en-US"/>
         </w:rPr>
         <w:t>process.env.MONGO_URI</w:t>
       </w:r>
@@ -2550,27 +3432,73 @@
       <w:r>
         <w:rPr>
           <w:rFonts w:ascii="Arial" w:hAnsi="Arial" w:cs="Arial"/>
-          <w:szCs w:val="24"/>
+          <w:color w:val="000000" w:themeColor="text1"/>
+          <w:szCs w:val="24"/>
+          <w:lang w:val="en-US"/>
         </w:rPr>
         <w:t>)</w:t>
       </w:r>
     </w:p>
     <w:p>
       <w:pPr>
-        <w:spacing w:after="160" w:line="259" w:lineRule="auto"/>
-        <w:jc w:val="left"/>
-        <w:rPr>
-          <w:rFonts w:ascii="Arial" w:hAnsi="Arial" w:cs="Arial"/>
-          <w:szCs w:val="24"/>
-        </w:rPr>
-      </w:pPr>
-    </w:p>
-    <w:p>
-      <w:pPr>
-        <w:spacing w:after="160" w:line="259" w:lineRule="auto"/>
-        <w:jc w:val="left"/>
-        <w:rPr>
-          <w:rFonts w:ascii="Arial" w:hAnsi="Arial" w:cs="Arial"/>
+        <w:spacing w:after="160"/>
+        <w:rPr>
+          <w:rFonts w:ascii="Arial" w:hAnsi="Arial" w:cs="Arial"/>
+          <w:color w:val="000000" w:themeColor="text1"/>
+          <w:szCs w:val="24"/>
+        </w:rPr>
+      </w:pPr>
+      <w:r>
+        <w:rPr>
+          <w:rFonts w:ascii="Arial" w:hAnsi="Arial" w:cs="Arial"/>
+          <w:color w:val="000000" w:themeColor="text1"/>
+          <w:szCs w:val="24"/>
+        </w:rPr>
+        <w:t xml:space="preserve">Se utilizó MongoDB como sistema de base de datos NoSQL, permitiendo almacenar información de forma flexible y escalable. Para su integración se empleó </w:t>
+      </w:r>
+      <w:proofErr w:type="spellStart"/>
+      <w:r>
+        <w:rPr>
+          <w:rFonts w:ascii="Arial" w:hAnsi="Arial" w:cs="Arial"/>
+          <w:color w:val="000000" w:themeColor="text1"/>
+          <w:szCs w:val="24"/>
+        </w:rPr>
+        <w:t>Mongoose</w:t>
+      </w:r>
+      <w:proofErr w:type="spellEnd"/>
+      <w:r>
+        <w:rPr>
+          <w:rFonts w:ascii="Arial" w:hAnsi="Arial" w:cs="Arial"/>
+          <w:color w:val="000000" w:themeColor="text1"/>
+          <w:szCs w:val="24"/>
+        </w:rPr>
+        <w:t>, una herramienta de modelado que facilita la interacción con la base de datos mediante esquemas y validaciones.</w:t>
+      </w:r>
+    </w:p>
+    <w:p>
+      <w:pPr>
+        <w:spacing w:after="160"/>
+        <w:rPr>
+          <w:rFonts w:ascii="Arial" w:hAnsi="Arial" w:cs="Arial"/>
+          <w:color w:val="000000" w:themeColor="text1"/>
+          <w:szCs w:val="24"/>
+        </w:rPr>
+      </w:pPr>
+      <w:r>
+        <w:rPr>
+          <w:rFonts w:ascii="Arial" w:hAnsi="Arial" w:cs="Arial"/>
+          <w:color w:val="000000" w:themeColor="text1"/>
+          <w:szCs w:val="24"/>
+        </w:rPr>
+        <w:t>Esto permitió gestionar los datos de manera estructurada dentro de la API, asegurando consistencia y facilitando las operaciones de consulta, creación y validación de información.</w:t>
+      </w:r>
+    </w:p>
+    <w:p>
+      <w:pPr>
+        <w:spacing w:after="160"/>
+        <w:rPr>
+          <w:rFonts w:ascii="Arial" w:hAnsi="Arial" w:cs="Arial"/>
+          <w:color w:val="000000" w:themeColor="text1"/>
           <w:szCs w:val="24"/>
         </w:rPr>
       </w:pPr>
@@ -2578,6 +3506,7 @@
         <w:rPr>
           <w:rFonts w:ascii="Arial" w:hAnsi="Arial" w:cs="Arial"/>
           <w:noProof/>
+          <w:color w:val="000000" w:themeColor="text1"/>
           <w:szCs w:val="24"/>
         </w:rPr>
         <w:drawing>
@@ -2620,12 +3549,21 @@
     <w:p>
       <w:pPr>
         <w:spacing w:after="160"/>
-        <w:jc w:val="left"/>
+        <w:rPr>
+          <w:rFonts w:ascii="Arial" w:hAnsi="Arial" w:cs="Arial"/>
+          <w:color w:val="000000" w:themeColor="text1"/>
+          <w:szCs w:val="24"/>
+        </w:rPr>
+      </w:pPr>
+    </w:p>
+    <w:p>
+      <w:pPr>
+        <w:spacing w:after="160"/>
         <w:rPr>
           <w:rFonts w:ascii="Arial" w:hAnsi="Arial" w:cs="Arial"/>
           <w:b/>
           <w:bCs/>
-          <w:color w:val="auto"/>
+          <w:color w:val="000000" w:themeColor="text1"/>
           <w:szCs w:val="24"/>
         </w:rPr>
       </w:pPr>
@@ -2634,10 +3572,9 @@
           <w:rFonts w:ascii="Arial" w:hAnsi="Arial" w:cs="Arial"/>
           <w:b/>
           <w:bCs/>
-          <w:color w:val="auto"/>
-          <w:szCs w:val="24"/>
-        </w:rPr>
-        <w:lastRenderedPageBreak/>
+          <w:color w:val="000000" w:themeColor="text1"/>
+          <w:szCs w:val="24"/>
+        </w:rPr>
         <w:t>Seguridad</w:t>
       </w:r>
     </w:p>
@@ -2646,7 +3583,7 @@
         <w:spacing w:after="160"/>
         <w:rPr>
           <w:rFonts w:ascii="Arial" w:hAnsi="Arial" w:cs="Arial"/>
-          <w:color w:val="auto"/>
+          <w:color w:val="000000" w:themeColor="text1"/>
           <w:szCs w:val="24"/>
         </w:rPr>
       </w:pPr>
@@ -2654,7 +3591,7 @@
       <w:r>
         <w:rPr>
           <w:rFonts w:ascii="Arial" w:hAnsi="Arial" w:cs="Arial"/>
-          <w:color w:val="auto"/>
+          <w:color w:val="000000" w:themeColor="text1"/>
           <w:szCs w:val="24"/>
         </w:rPr>
         <w:t>Helmet</w:t>
@@ -2663,7 +3600,7 @@
       <w:r>
         <w:rPr>
           <w:rFonts w:ascii="Arial" w:hAnsi="Arial" w:cs="Arial"/>
-          <w:color w:val="auto"/>
+          <w:color w:val="000000" w:themeColor="text1"/>
           <w:szCs w:val="24"/>
         </w:rPr>
         <w:t xml:space="preserve"> protege cabeceras HTTP.</w:t>
@@ -2674,7 +3611,7 @@
         <w:spacing w:after="160"/>
         <w:rPr>
           <w:rFonts w:ascii="Arial" w:hAnsi="Arial" w:cs="Arial"/>
-          <w:color w:val="auto"/>
+          <w:color w:val="000000" w:themeColor="text1"/>
           <w:szCs w:val="24"/>
         </w:rPr>
       </w:pPr>
@@ -2682,7 +3619,7 @@
       <w:r>
         <w:rPr>
           <w:rFonts w:ascii="Arial" w:hAnsi="Arial" w:cs="Arial"/>
-          <w:color w:val="auto"/>
+          <w:color w:val="000000" w:themeColor="text1"/>
           <w:szCs w:val="24"/>
         </w:rPr>
         <w:t>Rate</w:t>
@@ -2691,7 +3628,7 @@
       <w:r>
         <w:rPr>
           <w:rFonts w:ascii="Arial" w:hAnsi="Arial" w:cs="Arial"/>
-          <w:color w:val="auto"/>
+          <w:color w:val="000000" w:themeColor="text1"/>
           <w:szCs w:val="24"/>
         </w:rPr>
         <w:t xml:space="preserve"> </w:t>
@@ -2700,7 +3637,7 @@
       <w:r>
         <w:rPr>
           <w:rFonts w:ascii="Arial" w:hAnsi="Arial" w:cs="Arial"/>
-          <w:color w:val="auto"/>
+          <w:color w:val="000000" w:themeColor="text1"/>
           <w:szCs w:val="24"/>
         </w:rPr>
         <w:t>limit</w:t>
@@ -2709,7 +3646,7 @@
       <w:r>
         <w:rPr>
           <w:rFonts w:ascii="Arial" w:hAnsi="Arial" w:cs="Arial"/>
-          <w:color w:val="auto"/>
+          <w:color w:val="000000" w:themeColor="text1"/>
           <w:szCs w:val="24"/>
         </w:rPr>
         <w:t xml:space="preserve"> evita ataques de fuerza bruta.</w:t>
@@ -2720,14 +3657,14 @@
         <w:spacing w:after="160"/>
         <w:rPr>
           <w:rFonts w:ascii="Arial" w:hAnsi="Arial" w:cs="Arial"/>
-          <w:color w:val="auto"/>
-          <w:szCs w:val="24"/>
-        </w:rPr>
-      </w:pPr>
-      <w:r>
-        <w:rPr>
-          <w:rFonts w:ascii="Arial" w:hAnsi="Arial" w:cs="Arial"/>
-          <w:color w:val="auto"/>
+          <w:color w:val="000000" w:themeColor="text1"/>
+          <w:szCs w:val="24"/>
+        </w:rPr>
+      </w:pPr>
+      <w:r>
+        <w:rPr>
+          <w:rFonts w:ascii="Arial" w:hAnsi="Arial" w:cs="Arial"/>
+          <w:color w:val="000000" w:themeColor="text1"/>
           <w:szCs w:val="24"/>
         </w:rPr>
         <w:t>Morgan permite monitoreo.</w:t>
@@ -2738,7 +3675,7 @@
         <w:spacing w:after="160"/>
         <w:rPr>
           <w:rFonts w:ascii="Arial" w:hAnsi="Arial" w:cs="Arial"/>
-          <w:color w:val="auto"/>
+          <w:color w:val="000000" w:themeColor="text1"/>
           <w:szCs w:val="24"/>
         </w:rPr>
       </w:pPr>
@@ -2746,7 +3683,7 @@
         <w:rPr>
           <w:rFonts w:ascii="Arial" w:hAnsi="Arial" w:cs="Arial"/>
           <w:noProof/>
-          <w:color w:val="auto"/>
+          <w:color w:val="000000" w:themeColor="text1"/>
           <w:szCs w:val="24"/>
         </w:rPr>
         <w:drawing>
@@ -2791,7 +3728,7 @@
         <w:spacing w:after="160"/>
         <w:rPr>
           <w:rFonts w:ascii="Arial" w:hAnsi="Arial" w:cs="Arial"/>
-          <w:color w:val="auto"/>
+          <w:color w:val="000000" w:themeColor="text1"/>
           <w:szCs w:val="24"/>
         </w:rPr>
       </w:pPr>
@@ -2799,7 +3736,7 @@
         <w:rPr>
           <w:rFonts w:ascii="Arial" w:hAnsi="Arial" w:cs="Arial"/>
           <w:noProof/>
-          <w:color w:val="auto"/>
+          <w:color w:val="000000" w:themeColor="text1"/>
           <w:szCs w:val="24"/>
         </w:rPr>
         <w:drawing>
@@ -2844,7 +3781,7 @@
         <w:spacing w:after="160"/>
         <w:rPr>
           <w:rFonts w:ascii="Arial" w:hAnsi="Arial" w:cs="Arial"/>
-          <w:color w:val="auto"/>
+          <w:color w:val="000000" w:themeColor="text1"/>
           <w:szCs w:val="24"/>
         </w:rPr>
       </w:pPr>
@@ -2852,7 +3789,7 @@
         <w:rPr>
           <w:rFonts w:ascii="Arial" w:hAnsi="Arial" w:cs="Arial"/>
           <w:noProof/>
-          <w:color w:val="auto"/>
+          <w:color w:val="000000" w:themeColor="text1"/>
           <w:szCs w:val="24"/>
         </w:rPr>
         <w:drawing>
@@ -2897,7 +3834,7 @@
         <w:spacing w:after="160"/>
         <w:rPr>
           <w:rFonts w:ascii="Arial" w:hAnsi="Arial" w:cs="Arial"/>
-          <w:color w:val="auto"/>
+          <w:color w:val="000000" w:themeColor="text1"/>
           <w:szCs w:val="24"/>
         </w:rPr>
       </w:pPr>
@@ -2905,7 +3842,7 @@
         <w:rPr>
           <w:rFonts w:ascii="Arial" w:hAnsi="Arial" w:cs="Arial"/>
           <w:noProof/>
-          <w:color w:val="auto"/>
+          <w:color w:val="000000" w:themeColor="text1"/>
           <w:szCs w:val="24"/>
         </w:rPr>
         <w:drawing>
@@ -2950,27 +3887,175 @@
         <w:spacing w:after="160"/>
         <w:rPr>
           <w:rFonts w:ascii="Arial" w:hAnsi="Arial" w:cs="Arial"/>
-          <w:color w:val="auto"/>
-          <w:szCs w:val="24"/>
-        </w:rPr>
-      </w:pPr>
-    </w:p>
-    <w:p>
-      <w:pPr>
-        <w:spacing w:after="160"/>
-        <w:rPr>
-          <w:rFonts w:ascii="Arial" w:hAnsi="Arial" w:cs="Arial"/>
-          <w:color w:val="auto"/>
-          <w:szCs w:val="24"/>
-        </w:rPr>
-      </w:pPr>
-    </w:p>
-    <w:p>
-      <w:pPr>
-        <w:spacing w:after="160"/>
-        <w:rPr>
-          <w:rFonts w:ascii="Arial" w:hAnsi="Arial" w:cs="Arial"/>
-          <w:color w:val="auto"/>
+          <w:color w:val="000000" w:themeColor="text1"/>
+          <w:szCs w:val="24"/>
+        </w:rPr>
+      </w:pPr>
+      <w:r>
+        <w:rPr>
+          <w:rFonts w:ascii="Arial" w:hAnsi="Arial" w:cs="Arial"/>
+          <w:color w:val="000000" w:themeColor="text1"/>
+          <w:szCs w:val="24"/>
+        </w:rPr>
+        <w:t xml:space="preserve">Se implementaron diversas herramientas para reforzar la seguridad del servidor. </w:t>
+      </w:r>
+      <w:proofErr w:type="spellStart"/>
+      <w:r>
+        <w:rPr>
+          <w:rFonts w:ascii="Arial" w:hAnsi="Arial" w:cs="Arial"/>
+          <w:color w:val="000000" w:themeColor="text1"/>
+          <w:szCs w:val="24"/>
+        </w:rPr>
+        <w:t>Helmet</w:t>
+      </w:r>
+      <w:proofErr w:type="spellEnd"/>
+      <w:r>
+        <w:rPr>
+          <w:rFonts w:ascii="Arial" w:hAnsi="Arial" w:cs="Arial"/>
+          <w:color w:val="000000" w:themeColor="text1"/>
+          <w:szCs w:val="24"/>
+        </w:rPr>
+        <w:t xml:space="preserve"> fue utilizado para configurar adecuadamente las cabeceras HTTP, protegiendo la aplicación frente a vulnerabilidades comunes como ataques XSS y </w:t>
+      </w:r>
+      <w:proofErr w:type="spellStart"/>
+      <w:r>
+        <w:rPr>
+          <w:rFonts w:ascii="Arial" w:hAnsi="Arial" w:cs="Arial"/>
+          <w:color w:val="000000" w:themeColor="text1"/>
+          <w:szCs w:val="24"/>
+        </w:rPr>
+        <w:t>clickjacking</w:t>
+      </w:r>
+      <w:proofErr w:type="spellEnd"/>
+      <w:r>
+        <w:rPr>
+          <w:rFonts w:ascii="Arial" w:hAnsi="Arial" w:cs="Arial"/>
+          <w:color w:val="000000" w:themeColor="text1"/>
+          <w:szCs w:val="24"/>
+        </w:rPr>
+        <w:t>.</w:t>
+      </w:r>
+    </w:p>
+    <w:p>
+      <w:pPr>
+        <w:spacing w:after="160"/>
+        <w:rPr>
+          <w:rFonts w:ascii="Arial" w:hAnsi="Arial" w:cs="Arial"/>
+          <w:color w:val="000000" w:themeColor="text1"/>
+          <w:szCs w:val="24"/>
+        </w:rPr>
+      </w:pPr>
+      <w:r>
+        <w:rPr>
+          <w:rFonts w:ascii="Arial" w:hAnsi="Arial" w:cs="Arial"/>
+          <w:color w:val="000000" w:themeColor="text1"/>
+          <w:szCs w:val="24"/>
+        </w:rPr>
+        <w:t xml:space="preserve">El </w:t>
+      </w:r>
+      <w:proofErr w:type="spellStart"/>
+      <w:r>
+        <w:rPr>
+          <w:rFonts w:ascii="Arial" w:hAnsi="Arial" w:cs="Arial"/>
+          <w:color w:val="000000" w:themeColor="text1"/>
+          <w:szCs w:val="24"/>
+        </w:rPr>
+        <w:t>rate</w:t>
+      </w:r>
+      <w:proofErr w:type="spellEnd"/>
+      <w:r>
+        <w:rPr>
+          <w:rFonts w:ascii="Arial" w:hAnsi="Arial" w:cs="Arial"/>
+          <w:color w:val="000000" w:themeColor="text1"/>
+          <w:szCs w:val="24"/>
+        </w:rPr>
+        <w:t xml:space="preserve"> </w:t>
+      </w:r>
+      <w:proofErr w:type="spellStart"/>
+      <w:r>
+        <w:rPr>
+          <w:rFonts w:ascii="Arial" w:hAnsi="Arial" w:cs="Arial"/>
+          <w:color w:val="000000" w:themeColor="text1"/>
+          <w:szCs w:val="24"/>
+        </w:rPr>
+        <w:t>limiting</w:t>
+      </w:r>
+      <w:proofErr w:type="spellEnd"/>
+      <w:r>
+        <w:rPr>
+          <w:rFonts w:ascii="Arial" w:hAnsi="Arial" w:cs="Arial"/>
+          <w:color w:val="000000" w:themeColor="text1"/>
+          <w:szCs w:val="24"/>
+        </w:rPr>
+        <w:t xml:space="preserve"> permite limitar la cantidad de solicitudes que un cliente puede realizar en un periodo determinado, reduciendo el riesgo de ataques de fuerza bruta o denegación de servicio. Por su parte, Morgan se utilizó para registrar las solicitudes HTTP, facilitando el monitoreo, análisis y depuración del sistema.</w:t>
+      </w:r>
+    </w:p>
+    <w:p>
+      <w:pPr>
+        <w:spacing w:after="160"/>
+        <w:rPr>
+          <w:rFonts w:ascii="Arial" w:hAnsi="Arial" w:cs="Arial"/>
+          <w:color w:val="000000" w:themeColor="text1"/>
+          <w:szCs w:val="24"/>
+        </w:rPr>
+      </w:pPr>
+    </w:p>
+    <w:p>
+      <w:pPr>
+        <w:spacing w:after="160"/>
+        <w:rPr>
+          <w:rFonts w:ascii="Arial" w:hAnsi="Arial" w:cs="Arial"/>
+          <w:color w:val="000000" w:themeColor="text1"/>
+          <w:szCs w:val="24"/>
+        </w:rPr>
+      </w:pPr>
+    </w:p>
+    <w:p>
+      <w:pPr>
+        <w:spacing w:after="160"/>
+        <w:rPr>
+          <w:rFonts w:ascii="Arial" w:hAnsi="Arial" w:cs="Arial"/>
+          <w:color w:val="000000" w:themeColor="text1"/>
+          <w:szCs w:val="24"/>
+        </w:rPr>
+      </w:pPr>
+    </w:p>
+    <w:p>
+      <w:pPr>
+        <w:spacing w:after="160"/>
+        <w:rPr>
+          <w:rFonts w:ascii="Arial" w:hAnsi="Arial" w:cs="Arial"/>
+          <w:color w:val="000000" w:themeColor="text1"/>
+          <w:szCs w:val="24"/>
+        </w:rPr>
+      </w:pPr>
+    </w:p>
+    <w:p>
+      <w:pPr>
+        <w:spacing w:after="160"/>
+        <w:rPr>
+          <w:rFonts w:ascii="Arial" w:hAnsi="Arial" w:cs="Arial"/>
+          <w:color w:val="000000" w:themeColor="text1"/>
+          <w:szCs w:val="24"/>
+        </w:rPr>
+      </w:pPr>
+    </w:p>
+    <w:p>
+      <w:pPr>
+        <w:spacing w:after="160"/>
+        <w:rPr>
+          <w:rFonts w:ascii="Arial" w:hAnsi="Arial" w:cs="Arial"/>
+          <w:color w:val="000000" w:themeColor="text1"/>
+          <w:szCs w:val="24"/>
+        </w:rPr>
+      </w:pPr>
+    </w:p>
+    <w:p>
+      <w:pPr>
+        <w:spacing w:after="160"/>
+        <w:rPr>
+          <w:rFonts w:ascii="Arial" w:hAnsi="Arial" w:cs="Arial"/>
+          <w:color w:val="000000" w:themeColor="text1"/>
           <w:szCs w:val="24"/>
         </w:rPr>
       </w:pPr>
@@ -2982,7 +4067,7 @@
           <w:rFonts w:ascii="Arial" w:hAnsi="Arial" w:cs="Arial"/>
           <w:b/>
           <w:bCs/>
-          <w:color w:val="auto"/>
+          <w:color w:val="000000" w:themeColor="text1"/>
           <w:szCs w:val="24"/>
         </w:rPr>
       </w:pPr>
@@ -2991,10 +4076,9 @@
           <w:rFonts w:ascii="Arial" w:hAnsi="Arial" w:cs="Arial"/>
           <w:b/>
           <w:bCs/>
-          <w:color w:val="auto"/>
-          <w:szCs w:val="24"/>
-        </w:rPr>
-        <w:lastRenderedPageBreak/>
+          <w:color w:val="000000" w:themeColor="text1"/>
+          <w:szCs w:val="24"/>
+        </w:rPr>
         <w:t>Validación</w:t>
       </w:r>
     </w:p>
@@ -3003,14 +4087,14 @@
         <w:spacing w:after="160"/>
         <w:rPr>
           <w:rFonts w:ascii="Arial" w:hAnsi="Arial" w:cs="Arial"/>
-          <w:color w:val="auto"/>
-          <w:szCs w:val="24"/>
-        </w:rPr>
-      </w:pPr>
-      <w:r>
-        <w:rPr>
-          <w:rFonts w:ascii="Arial" w:hAnsi="Arial" w:cs="Arial"/>
-          <w:color w:val="auto"/>
+          <w:color w:val="000000" w:themeColor="text1"/>
+          <w:szCs w:val="24"/>
+        </w:rPr>
+      </w:pPr>
+      <w:r>
+        <w:rPr>
+          <w:rFonts w:ascii="Arial" w:hAnsi="Arial" w:cs="Arial"/>
+          <w:color w:val="000000" w:themeColor="text1"/>
           <w:szCs w:val="24"/>
         </w:rPr>
         <w:t xml:space="preserve">Se implementó </w:t>
@@ -3019,7 +4103,7 @@
       <w:r>
         <w:rPr>
           <w:rFonts w:ascii="Arial" w:hAnsi="Arial" w:cs="Arial"/>
-          <w:color w:val="auto"/>
+          <w:color w:val="000000" w:themeColor="text1"/>
           <w:szCs w:val="24"/>
         </w:rPr>
         <w:t>express-validator</w:t>
@@ -3028,7 +4112,7 @@
       <w:r>
         <w:rPr>
           <w:rFonts w:ascii="Arial" w:hAnsi="Arial" w:cs="Arial"/>
-          <w:color w:val="auto"/>
+          <w:color w:val="000000" w:themeColor="text1"/>
           <w:szCs w:val="24"/>
         </w:rPr>
         <w:t xml:space="preserve"> para validar datos antes de guardarlos, evitando datos inválidos y errores en la base de datos.</w:t>
@@ -3036,24 +4120,24 @@
     </w:p>
     <w:p>
       <w:pPr>
-        <w:spacing w:after="160" w:line="259" w:lineRule="auto"/>
-        <w:jc w:val="left"/>
+        <w:spacing w:after="160"/>
         <w:rPr>
           <w:rFonts w:ascii="Arial" w:hAnsi="Arial" w:cs="Arial"/>
           <w:b/>
           <w:bCs/>
-          <w:szCs w:val="24"/>
-        </w:rPr>
-      </w:pPr>
-    </w:p>
-    <w:p>
-      <w:pPr>
-        <w:spacing w:after="160" w:line="259" w:lineRule="auto"/>
-        <w:jc w:val="left"/>
+          <w:color w:val="000000" w:themeColor="text1"/>
+          <w:szCs w:val="24"/>
+        </w:rPr>
+      </w:pPr>
+    </w:p>
+    <w:p>
+      <w:pPr>
+        <w:spacing w:after="160"/>
         <w:rPr>
           <w:rFonts w:ascii="Arial" w:hAnsi="Arial" w:cs="Arial"/>
           <w:b/>
           <w:bCs/>
+          <w:color w:val="000000" w:themeColor="text1"/>
           <w:szCs w:val="24"/>
         </w:rPr>
       </w:pPr>
@@ -3062,6 +4146,7 @@
           <w:rFonts w:ascii="Arial" w:hAnsi="Arial" w:cs="Arial"/>
           <w:b/>
           <w:bCs/>
+          <w:color w:val="000000" w:themeColor="text1"/>
           <w:szCs w:val="24"/>
         </w:rPr>
         <w:t>Evidencias</w:t>
@@ -3071,6 +4156,7 @@
           <w:rFonts w:ascii="Arial" w:hAnsi="Arial" w:cs="Arial"/>
           <w:b/>
           <w:bCs/>
+          <w:color w:val="000000" w:themeColor="text1"/>
           <w:szCs w:val="24"/>
         </w:rPr>
         <w:t xml:space="preserve"> Navegador</w:t>
@@ -3083,42 +4169,32 @@
           <w:ilvl w:val="0"/>
           <w:numId w:val="5"/>
         </w:numPr>
-        <w:spacing w:after="160" w:line="259" w:lineRule="auto"/>
-        <w:jc w:val="left"/>
+        <w:spacing w:after="160" w:line="360" w:lineRule="auto"/>
         <w:rPr>
           <w:rFonts w:ascii="Arial" w:hAnsi="Arial"/>
           <w:b/>
           <w:bCs/>
-          <w:szCs w:val="24"/>
-        </w:rPr>
-      </w:pPr>
-      <w:proofErr w:type="spellStart"/>
+          <w:color w:val="000000" w:themeColor="text1"/>
+          <w:szCs w:val="24"/>
+        </w:rPr>
+      </w:pPr>
       <w:r>
         <w:rPr>
           <w:rFonts w:ascii="Arial" w:hAnsi="Arial"/>
           <w:b/>
           <w:bCs/>
-          <w:szCs w:val="24"/>
-        </w:rPr>
-        <w:t>Warning</w:t>
-      </w:r>
-      <w:proofErr w:type="spellEnd"/>
-      <w:r>
-        <w:rPr>
-          <w:rFonts w:ascii="Arial" w:hAnsi="Arial"/>
-          <w:b/>
-          <w:bCs/>
-          <w:szCs w:val="24"/>
-        </w:rPr>
-        <w:t xml:space="preserve"> de certificado</w:t>
-      </w:r>
-    </w:p>
-    <w:p>
-      <w:pPr>
-        <w:spacing w:after="160" w:line="259" w:lineRule="auto"/>
-        <w:jc w:val="left"/>
-        <w:rPr>
-          <w:rFonts w:ascii="Arial" w:hAnsi="Arial" w:cs="Arial"/>
+          <w:color w:val="000000" w:themeColor="text1"/>
+          <w:szCs w:val="24"/>
+        </w:rPr>
+        <w:t>Warning de certificado</w:t>
+      </w:r>
+    </w:p>
+    <w:p>
+      <w:pPr>
+        <w:spacing w:after="160"/>
+        <w:rPr>
+          <w:rFonts w:ascii="Arial" w:hAnsi="Arial" w:cs="Arial"/>
+          <w:color w:val="000000" w:themeColor="text1"/>
           <w:szCs w:val="24"/>
         </w:rPr>
       </w:pPr>
@@ -3126,6 +4202,7 @@
         <w:rPr>
           <w:rFonts w:ascii="Arial" w:hAnsi="Arial" w:cs="Arial"/>
           <w:noProof/>
+          <w:color w:val="000000" w:themeColor="text1"/>
           <w:szCs w:val="24"/>
         </w:rPr>
         <w:drawing>
@@ -3172,12 +4249,12 @@
           <w:ilvl w:val="0"/>
           <w:numId w:val="5"/>
         </w:numPr>
-        <w:spacing w:after="160" w:line="259" w:lineRule="auto"/>
-        <w:jc w:val="left"/>
+        <w:spacing w:after="160" w:line="360" w:lineRule="auto"/>
         <w:rPr>
           <w:rFonts w:ascii="Arial" w:hAnsi="Arial"/>
           <w:b/>
           <w:bCs/>
+          <w:color w:val="000000" w:themeColor="text1"/>
           <w:szCs w:val="24"/>
         </w:rPr>
       </w:pPr>
@@ -3186,6 +4263,7 @@
           <w:rFonts w:ascii="Arial" w:hAnsi="Arial"/>
           <w:b/>
           <w:bCs/>
+          <w:color w:val="000000" w:themeColor="text1"/>
           <w:szCs w:val="24"/>
         </w:rPr>
         <w:t>API funcionando</w:t>
@@ -3193,10 +4271,10 @@
     </w:p>
     <w:p>
       <w:pPr>
-        <w:spacing w:after="160" w:line="259" w:lineRule="auto"/>
-        <w:jc w:val="left"/>
-        <w:rPr>
-          <w:rFonts w:ascii="Arial" w:hAnsi="Arial" w:cs="Arial"/>
+        <w:spacing w:after="160"/>
+        <w:rPr>
+          <w:rFonts w:ascii="Arial" w:hAnsi="Arial" w:cs="Arial"/>
+          <w:color w:val="000000" w:themeColor="text1"/>
           <w:szCs w:val="24"/>
         </w:rPr>
       </w:pPr>
@@ -3204,6 +4282,7 @@
         <w:rPr>
           <w:rFonts w:ascii="Arial" w:hAnsi="Arial" w:cs="Arial"/>
           <w:noProof/>
+          <w:color w:val="000000" w:themeColor="text1"/>
           <w:szCs w:val="24"/>
         </w:rPr>
         <w:drawing>
@@ -3245,10 +4324,10 @@
     </w:p>
     <w:p>
       <w:pPr>
-        <w:spacing w:after="160" w:line="259" w:lineRule="auto"/>
-        <w:jc w:val="left"/>
-        <w:rPr>
-          <w:rFonts w:ascii="Arial" w:hAnsi="Arial" w:cs="Arial"/>
+        <w:spacing w:after="160"/>
+        <w:rPr>
+          <w:rFonts w:ascii="Arial" w:hAnsi="Arial" w:cs="Arial"/>
+          <w:color w:val="000000" w:themeColor="text1"/>
           <w:szCs w:val="24"/>
         </w:rPr>
       </w:pPr>
@@ -3257,6 +4336,7 @@
           <w:rFonts w:ascii="Arial" w:hAnsi="Arial" w:cs="Arial"/>
           <w:b/>
           <w:bCs/>
+          <w:color w:val="000000" w:themeColor="text1"/>
           <w:szCs w:val="24"/>
         </w:rPr>
         <w:t>*Nota:</w:t>
@@ -3264,6 +4344,7 @@
       <w:r>
         <w:rPr>
           <w:rFonts w:ascii="Arial" w:hAnsi="Arial" w:cs="Arial"/>
+          <w:color w:val="000000" w:themeColor="text1"/>
           <w:szCs w:val="24"/>
         </w:rPr>
         <w:t xml:space="preserve"> No se presiono dar formato debido a que debía realizar múltiples capturas de pantalla.</w:t>
@@ -3276,13 +4357,12 @@
           <w:ilvl w:val="0"/>
           <w:numId w:val="5"/>
         </w:numPr>
-        <w:spacing w:after="160" w:line="259" w:lineRule="auto"/>
-        <w:jc w:val="left"/>
+        <w:spacing w:after="160" w:line="360" w:lineRule="auto"/>
         <w:rPr>
           <w:rFonts w:ascii="Arial" w:hAnsi="Arial"/>
           <w:b/>
           <w:bCs/>
-          <w:color w:val="auto"/>
+          <w:color w:val="000000" w:themeColor="text1"/>
           <w:szCs w:val="24"/>
         </w:rPr>
       </w:pPr>
@@ -3291,7 +4371,7 @@
           <w:rFonts w:ascii="Arial" w:hAnsi="Arial"/>
           <w:b/>
           <w:bCs/>
-          <w:color w:val="auto"/>
+          <w:color w:val="000000" w:themeColor="text1"/>
           <w:szCs w:val="24"/>
         </w:rPr>
         <w:t>Prueba con Filtros</w:t>
@@ -3304,44 +4384,45 @@
           <w:ilvl w:val="0"/>
           <w:numId w:val="6"/>
         </w:numPr>
-        <w:spacing w:after="160" w:line="259" w:lineRule="auto"/>
+        <w:spacing w:after="160" w:line="360" w:lineRule="auto"/>
+        <w:rPr>
+          <w:rFonts w:ascii="Arial" w:hAnsi="Arial"/>
+          <w:color w:val="000000" w:themeColor="text1"/>
+          <w:szCs w:val="24"/>
+        </w:rPr>
+      </w:pPr>
+      <w:r>
+        <w:rPr>
+          <w:rFonts w:ascii="Arial" w:hAnsi="Arial"/>
+          <w:color w:val="000000" w:themeColor="text1"/>
+          <w:szCs w:val="24"/>
+          <w:lang w:val="es-CL"/>
+        </w:rPr>
+        <w:t>Por género</w:t>
+      </w:r>
+    </w:p>
+    <w:p>
+      <w:pPr>
+        <w:pStyle w:val="Prrafodelista"/>
+        <w:spacing w:after="160" w:line="360" w:lineRule="auto"/>
+        <w:ind w:left="1210"/>
         <w:jc w:val="left"/>
         <w:rPr>
           <w:rFonts w:ascii="Arial" w:hAnsi="Arial"/>
-          <w:color w:val="auto"/>
-          <w:szCs w:val="24"/>
-        </w:rPr>
-      </w:pPr>
-      <w:r>
-        <w:rPr>
-          <w:rFonts w:ascii="Arial" w:hAnsi="Arial"/>
-          <w:color w:val="auto"/>
-          <w:szCs w:val="24"/>
-          <w:lang w:val="es-CL"/>
-        </w:rPr>
-        <w:t>Por género</w:t>
-      </w:r>
-    </w:p>
-    <w:p>
-      <w:pPr>
-        <w:spacing w:after="160" w:line="259" w:lineRule="auto"/>
-        <w:jc w:val="left"/>
-        <w:rPr>
-          <w:rFonts w:ascii="Arial" w:hAnsi="Arial" w:cs="Arial"/>
-          <w:color w:val="auto"/>
-          <w:szCs w:val="24"/>
-        </w:rPr>
-      </w:pPr>
-      <w:r>
-        <w:rPr>
-          <w:rFonts w:ascii="Arial" w:hAnsi="Arial" w:cs="Arial"/>
+          <w:color w:val="000000" w:themeColor="text1"/>
+          <w:szCs w:val="24"/>
+        </w:rPr>
+      </w:pPr>
+      <w:r>
+        <w:rPr>
+          <w:rFonts w:ascii="Arial" w:hAnsi="Arial"/>
           <w:noProof/>
-          <w:color w:val="auto"/>
+          <w:color w:val="000000" w:themeColor="text1"/>
           <w:szCs w:val="24"/>
         </w:rPr>
         <w:drawing>
-          <wp:inline distT="0" distB="0" distL="0" distR="0" wp14:anchorId="5B4E4F83" wp14:editId="7D561229">
-            <wp:extent cx="5702300" cy="5143500"/>
+          <wp:inline distT="0" distB="0" distL="0" distR="0" wp14:anchorId="5B27191E" wp14:editId="05FB80C6">
+            <wp:extent cx="4629150" cy="4175514"/>
             <wp:effectExtent l="0" t="0" r="0" b="0"/>
             <wp:docPr id="14" name="Imagen 14"/>
             <wp:cNvGraphicFramePr>
@@ -3363,7 +4444,7 @@
                   <pic:spPr>
                     <a:xfrm>
                       <a:off x="0" y="0"/>
-                      <a:ext cx="5702300" cy="5143500"/>
+                      <a:ext cx="4635483" cy="4181227"/>
                     </a:xfrm>
                     <a:prstGeom prst="rect">
                       <a:avLst/>
@@ -3378,56 +4459,22 @@
     </w:p>
     <w:p>
       <w:pPr>
-        <w:spacing w:after="160" w:line="259" w:lineRule="auto"/>
-        <w:jc w:val="left"/>
-        <w:rPr>
-          <w:rFonts w:ascii="Arial" w:hAnsi="Arial" w:cs="Arial"/>
-          <w:color w:val="auto"/>
-          <w:szCs w:val="24"/>
-        </w:rPr>
-      </w:pPr>
-    </w:p>
-    <w:p>
-      <w:pPr>
-        <w:spacing w:after="160" w:line="259" w:lineRule="auto"/>
-        <w:jc w:val="left"/>
-        <w:rPr>
-          <w:rFonts w:ascii="Arial" w:hAnsi="Arial" w:cs="Arial"/>
-          <w:color w:val="auto"/>
-          <w:szCs w:val="24"/>
-        </w:rPr>
-      </w:pPr>
-    </w:p>
-    <w:p>
-      <w:pPr>
-        <w:spacing w:after="160" w:line="259" w:lineRule="auto"/>
-        <w:jc w:val="left"/>
-        <w:rPr>
-          <w:rFonts w:ascii="Arial" w:hAnsi="Arial" w:cs="Arial"/>
-          <w:color w:val="auto"/>
-          <w:szCs w:val="24"/>
-        </w:rPr>
-      </w:pPr>
-    </w:p>
-    <w:p>
-      <w:pPr>
         <w:pStyle w:val="Prrafodelista"/>
         <w:numPr>
           <w:ilvl w:val="0"/>
           <w:numId w:val="6"/>
         </w:numPr>
-        <w:spacing w:after="160" w:line="259" w:lineRule="auto"/>
-        <w:jc w:val="left"/>
-        <w:rPr>
-          <w:rFonts w:ascii="Arial" w:hAnsi="Arial"/>
-          <w:color w:val="auto"/>
-          <w:szCs w:val="24"/>
-        </w:rPr>
-      </w:pPr>
-      <w:r>
-        <w:rPr>
-          <w:rFonts w:ascii="Arial" w:hAnsi="Arial"/>
-          <w:color w:val="auto"/>
+        <w:spacing w:after="160" w:line="360" w:lineRule="auto"/>
+        <w:rPr>
+          <w:rFonts w:ascii="Arial" w:hAnsi="Arial"/>
+          <w:color w:val="000000" w:themeColor="text1"/>
+          <w:szCs w:val="24"/>
+        </w:rPr>
+      </w:pPr>
+      <w:r>
+        <w:rPr>
+          <w:rFonts w:ascii="Arial" w:hAnsi="Arial"/>
+          <w:color w:val="000000" w:themeColor="text1"/>
           <w:szCs w:val="24"/>
         </w:rPr>
         <w:t>Por Año</w:t>
@@ -3435,11 +4482,10 @@
     </w:p>
     <w:p>
       <w:pPr>
-        <w:spacing w:after="160" w:line="259" w:lineRule="auto"/>
-        <w:jc w:val="left"/>
-        <w:rPr>
-          <w:rFonts w:ascii="Arial" w:hAnsi="Arial" w:cs="Arial"/>
-          <w:color w:val="auto"/>
+        <w:spacing w:after="160"/>
+        <w:rPr>
+          <w:rFonts w:ascii="Arial" w:hAnsi="Arial" w:cs="Arial"/>
+          <w:color w:val="000000" w:themeColor="text1"/>
           <w:szCs w:val="24"/>
         </w:rPr>
       </w:pPr>
@@ -3447,7 +4493,7 @@
         <w:rPr>
           <w:rFonts w:ascii="Arial" w:hAnsi="Arial" w:cs="Arial"/>
           <w:noProof/>
-          <w:color w:val="auto"/>
+          <w:color w:val="000000" w:themeColor="text1"/>
           <w:szCs w:val="24"/>
         </w:rPr>
         <w:drawing>
@@ -3489,80 +4535,60 @@
     </w:p>
     <w:p>
       <w:pPr>
-        <w:spacing w:after="160" w:line="259" w:lineRule="auto"/>
-        <w:jc w:val="left"/>
-        <w:rPr>
-          <w:rFonts w:ascii="Arial" w:hAnsi="Arial" w:cs="Arial"/>
-          <w:szCs w:val="24"/>
-        </w:rPr>
-      </w:pPr>
-    </w:p>
-    <w:p>
-      <w:pPr>
-        <w:spacing w:after="160" w:line="259" w:lineRule="auto"/>
-        <w:jc w:val="left"/>
-        <w:rPr>
-          <w:rFonts w:ascii="Arial" w:hAnsi="Arial" w:cs="Arial"/>
-          <w:szCs w:val="24"/>
-        </w:rPr>
-      </w:pPr>
-    </w:p>
-    <w:p>
-      <w:pPr>
-        <w:spacing w:after="160" w:line="259" w:lineRule="auto"/>
-        <w:jc w:val="left"/>
-        <w:rPr>
-          <w:rFonts w:ascii="Arial" w:hAnsi="Arial" w:cs="Arial"/>
-          <w:szCs w:val="24"/>
-        </w:rPr>
-      </w:pPr>
-    </w:p>
-    <w:p>
-      <w:pPr>
-        <w:spacing w:after="160" w:line="259" w:lineRule="auto"/>
-        <w:jc w:val="left"/>
-        <w:rPr>
-          <w:rFonts w:ascii="Arial" w:hAnsi="Arial" w:cs="Arial"/>
-          <w:szCs w:val="24"/>
-        </w:rPr>
-      </w:pPr>
-    </w:p>
-    <w:p>
-      <w:pPr>
-        <w:spacing w:after="160" w:line="259" w:lineRule="auto"/>
-        <w:jc w:val="left"/>
-        <w:rPr>
-          <w:rFonts w:ascii="Arial" w:hAnsi="Arial" w:cs="Arial"/>
-          <w:szCs w:val="24"/>
-        </w:rPr>
-      </w:pPr>
-    </w:p>
-    <w:p>
-      <w:pPr>
-        <w:spacing w:after="160" w:line="259" w:lineRule="auto"/>
-        <w:jc w:val="left"/>
-        <w:rPr>
-          <w:rFonts w:ascii="Arial" w:hAnsi="Arial" w:cs="Arial"/>
-          <w:szCs w:val="24"/>
-        </w:rPr>
-      </w:pPr>
-    </w:p>
-    <w:p>
-      <w:pPr>
-        <w:spacing w:after="160" w:line="259" w:lineRule="auto"/>
-        <w:jc w:val="left"/>
-        <w:rPr>
-          <w:rFonts w:ascii="Arial" w:hAnsi="Arial" w:cs="Arial"/>
-          <w:szCs w:val="24"/>
-        </w:rPr>
-      </w:pPr>
-    </w:p>
-    <w:p>
-      <w:pPr>
-        <w:spacing w:after="160" w:line="259" w:lineRule="auto"/>
-        <w:jc w:val="left"/>
-        <w:rPr>
-          <w:rFonts w:ascii="Arial" w:hAnsi="Arial" w:cs="Arial"/>
+        <w:spacing w:after="160"/>
+        <w:rPr>
+          <w:rFonts w:ascii="Arial" w:hAnsi="Arial" w:cs="Arial"/>
+          <w:color w:val="000000" w:themeColor="text1"/>
+          <w:szCs w:val="24"/>
+        </w:rPr>
+      </w:pPr>
+    </w:p>
+    <w:p>
+      <w:pPr>
+        <w:spacing w:after="160"/>
+        <w:rPr>
+          <w:rFonts w:ascii="Arial" w:hAnsi="Arial" w:cs="Arial"/>
+          <w:color w:val="000000" w:themeColor="text1"/>
+          <w:szCs w:val="24"/>
+        </w:rPr>
+      </w:pPr>
+    </w:p>
+    <w:p>
+      <w:pPr>
+        <w:spacing w:after="160"/>
+        <w:rPr>
+          <w:rFonts w:ascii="Arial" w:hAnsi="Arial" w:cs="Arial"/>
+          <w:color w:val="000000" w:themeColor="text1"/>
+          <w:szCs w:val="24"/>
+        </w:rPr>
+      </w:pPr>
+    </w:p>
+    <w:p>
+      <w:pPr>
+        <w:spacing w:after="160"/>
+        <w:rPr>
+          <w:rFonts w:ascii="Arial" w:hAnsi="Arial" w:cs="Arial"/>
+          <w:color w:val="000000" w:themeColor="text1"/>
+          <w:szCs w:val="24"/>
+        </w:rPr>
+      </w:pPr>
+    </w:p>
+    <w:p>
+      <w:pPr>
+        <w:spacing w:after="160"/>
+        <w:rPr>
+          <w:rFonts w:ascii="Arial" w:hAnsi="Arial" w:cs="Arial"/>
+          <w:color w:val="000000" w:themeColor="text1"/>
+          <w:szCs w:val="24"/>
+        </w:rPr>
+      </w:pPr>
+    </w:p>
+    <w:p>
+      <w:pPr>
+        <w:spacing w:after="160"/>
+        <w:rPr>
+          <w:rFonts w:ascii="Arial" w:hAnsi="Arial" w:cs="Arial"/>
+          <w:color w:val="000000" w:themeColor="text1"/>
           <w:szCs w:val="24"/>
         </w:rPr>
       </w:pPr>
@@ -3575,15 +4601,16 @@
           <w:numId w:val="6"/>
         </w:numPr>
         <w:spacing w:after="160" w:line="360" w:lineRule="auto"/>
-        <w:jc w:val="left"/>
-        <w:rPr>
-          <w:rFonts w:ascii="Arial" w:hAnsi="Arial"/>
-          <w:szCs w:val="24"/>
-        </w:rPr>
-      </w:pPr>
-      <w:r>
-        <w:rPr>
-          <w:rFonts w:ascii="Arial" w:hAnsi="Arial"/>
+        <w:rPr>
+          <w:rFonts w:ascii="Arial" w:hAnsi="Arial"/>
+          <w:color w:val="000000" w:themeColor="text1"/>
+          <w:szCs w:val="24"/>
+        </w:rPr>
+      </w:pPr>
+      <w:r>
+        <w:rPr>
+          <w:rFonts w:ascii="Arial" w:hAnsi="Arial"/>
+          <w:color w:val="000000" w:themeColor="text1"/>
           <w:szCs w:val="24"/>
           <w:lang w:val="es-CL"/>
         </w:rPr>
@@ -3602,6 +4629,7 @@
           <w:rFonts w:ascii="Arial" w:hAnsi="Arial"/>
           <w:b/>
           <w:bCs/>
+          <w:color w:val="000000" w:themeColor="text1"/>
           <w:szCs w:val="24"/>
         </w:rPr>
       </w:pPr>
@@ -3610,6 +4638,7 @@
           <w:rFonts w:ascii="Arial" w:hAnsi="Arial"/>
           <w:b/>
           <w:bCs/>
+          <w:color w:val="000000" w:themeColor="text1"/>
           <w:szCs w:val="24"/>
           <w:lang w:val="es-CL"/>
         </w:rPr>
@@ -3626,12 +4655,14 @@
         <w:spacing w:after="160" w:line="360" w:lineRule="auto"/>
         <w:rPr>
           <w:rFonts w:ascii="Arial" w:hAnsi="Arial"/>
-          <w:szCs w:val="24"/>
-        </w:rPr>
-      </w:pPr>
-      <w:r>
-        <w:rPr>
-          <w:rFonts w:ascii="Arial" w:hAnsi="Arial"/>
+          <w:color w:val="000000" w:themeColor="text1"/>
+          <w:szCs w:val="24"/>
+        </w:rPr>
+      </w:pPr>
+      <w:r>
+        <w:rPr>
+          <w:rFonts w:ascii="Arial" w:hAnsi="Arial"/>
+          <w:color w:val="000000" w:themeColor="text1"/>
           <w:szCs w:val="24"/>
         </w:rPr>
         <w:t>Intentamos buscar el id “</w:t>
@@ -3641,6 +4672,7 @@
           <w:rFonts w:ascii="Arial" w:hAnsi="Arial"/>
           <w:b/>
           <w:bCs/>
+          <w:color w:val="000000" w:themeColor="text1"/>
           <w:szCs w:val="24"/>
         </w:rPr>
         <w:t>69e55f1c1e6a08615b4d9500</w:t>
@@ -3648,6 +4680,7 @@
       <w:r>
         <w:rPr>
           <w:rFonts w:ascii="Arial" w:hAnsi="Arial"/>
+          <w:color w:val="000000" w:themeColor="text1"/>
           <w:szCs w:val="24"/>
         </w:rPr>
         <w:t xml:space="preserve">” correspondiente a la </w:t>
@@ -3655,6 +4688,7 @@
       <w:r>
         <w:rPr>
           <w:rFonts w:ascii="Arial" w:hAnsi="Arial"/>
+          <w:color w:val="000000" w:themeColor="text1"/>
           <w:szCs w:val="24"/>
         </w:rPr>
         <w:t>película</w:t>
@@ -3662,6 +4696,7 @@
       <w:r>
         <w:rPr>
           <w:rFonts w:ascii="Arial" w:hAnsi="Arial"/>
+          <w:color w:val="000000" w:themeColor="text1"/>
           <w:szCs w:val="24"/>
         </w:rPr>
         <w:t xml:space="preserve"> </w:t>
@@ -3671,6 +4706,7 @@
           <w:rFonts w:ascii="Arial" w:hAnsi="Arial"/>
           <w:b/>
           <w:bCs/>
+          <w:color w:val="000000" w:themeColor="text1"/>
           <w:szCs w:val="24"/>
         </w:rPr>
         <w:t>Top Gun: Maverick</w:t>
@@ -3680,6 +4716,7 @@
           <w:rFonts w:ascii="Arial" w:hAnsi="Arial"/>
           <w:b/>
           <w:bCs/>
+          <w:color w:val="000000" w:themeColor="text1"/>
           <w:szCs w:val="24"/>
         </w:rPr>
         <w:t>.</w:t>
@@ -3687,10 +4724,10 @@
     </w:p>
     <w:p>
       <w:pPr>
-        <w:spacing w:after="160" w:line="259" w:lineRule="auto"/>
-        <w:jc w:val="left"/>
-        <w:rPr>
-          <w:rFonts w:ascii="Arial" w:hAnsi="Arial" w:cs="Arial"/>
+        <w:spacing w:after="160"/>
+        <w:rPr>
+          <w:rFonts w:ascii="Arial" w:hAnsi="Arial" w:cs="Arial"/>
+          <w:color w:val="000000" w:themeColor="text1"/>
           <w:szCs w:val="24"/>
         </w:rPr>
       </w:pPr>
@@ -3698,6 +4735,7 @@
         <w:rPr>
           <w:rFonts w:ascii="Arial" w:hAnsi="Arial" w:cs="Arial"/>
           <w:noProof/>
+          <w:color w:val="000000" w:themeColor="text1"/>
           <w:szCs w:val="24"/>
         </w:rPr>
         <w:drawing>
@@ -3739,10 +4777,10 @@
     </w:p>
     <w:p>
       <w:pPr>
-        <w:spacing w:after="160" w:line="259" w:lineRule="auto"/>
-        <w:jc w:val="left"/>
-        <w:rPr>
-          <w:rFonts w:ascii="Arial" w:hAnsi="Arial" w:cs="Arial"/>
+        <w:spacing w:after="160"/>
+        <w:rPr>
+          <w:rFonts w:ascii="Arial" w:hAnsi="Arial" w:cs="Arial"/>
+          <w:color w:val="000000" w:themeColor="text1"/>
           <w:szCs w:val="24"/>
         </w:rPr>
       </w:pPr>
@@ -3759,6 +4797,7 @@
           <w:rFonts w:ascii="Arial" w:hAnsi="Arial"/>
           <w:b/>
           <w:bCs/>
+          <w:color w:val="000000" w:themeColor="text1"/>
           <w:szCs w:val="24"/>
         </w:rPr>
       </w:pPr>
@@ -3767,6 +4806,7 @@
           <w:rFonts w:ascii="Arial" w:hAnsi="Arial"/>
           <w:b/>
           <w:bCs/>
+          <w:color w:val="000000" w:themeColor="text1"/>
           <w:szCs w:val="24"/>
           <w:lang w:val="es-CL"/>
         </w:rPr>
@@ -3783,12 +4823,14 @@
         <w:spacing w:after="160" w:line="360" w:lineRule="auto"/>
         <w:rPr>
           <w:rFonts w:ascii="Arial" w:hAnsi="Arial"/>
-          <w:szCs w:val="24"/>
-        </w:rPr>
-      </w:pPr>
-      <w:r>
-        <w:rPr>
-          <w:rFonts w:ascii="Arial" w:hAnsi="Arial"/>
+          <w:color w:val="000000" w:themeColor="text1"/>
+          <w:szCs w:val="24"/>
+        </w:rPr>
+      </w:pPr>
+      <w:r>
+        <w:rPr>
+          <w:rFonts w:ascii="Arial" w:hAnsi="Arial"/>
+          <w:color w:val="000000" w:themeColor="text1"/>
           <w:szCs w:val="24"/>
         </w:rPr>
         <w:t xml:space="preserve">Utilizaremos un Id falso para observar </w:t>
@@ -3797,6 +4839,7 @@
       <w:r>
         <w:rPr>
           <w:rFonts w:ascii="Arial" w:hAnsi="Arial"/>
+          <w:color w:val="000000" w:themeColor="text1"/>
           <w:szCs w:val="24"/>
         </w:rPr>
         <w:t>como</w:t>
@@ -3805,6 +4848,7 @@
       <w:r>
         <w:rPr>
           <w:rFonts w:ascii="Arial" w:hAnsi="Arial"/>
+          <w:color w:val="000000" w:themeColor="text1"/>
           <w:szCs w:val="24"/>
         </w:rPr>
         <w:t xml:space="preserve"> se comporta el manejo de errores.</w:t>
@@ -3812,10 +4856,10 @@
     </w:p>
     <w:p>
       <w:pPr>
-        <w:spacing w:after="160" w:line="259" w:lineRule="auto"/>
-        <w:jc w:val="left"/>
-        <w:rPr>
-          <w:rFonts w:ascii="Arial" w:hAnsi="Arial" w:cs="Arial"/>
+        <w:spacing w:after="160"/>
+        <w:rPr>
+          <w:rFonts w:ascii="Arial" w:hAnsi="Arial" w:cs="Arial"/>
+          <w:color w:val="000000" w:themeColor="text1"/>
           <w:szCs w:val="24"/>
         </w:rPr>
       </w:pPr>
@@ -3823,6 +4867,7 @@
         <w:rPr>
           <w:rFonts w:ascii="Arial" w:hAnsi="Arial" w:cs="Arial"/>
           <w:noProof/>
+          <w:color w:val="000000" w:themeColor="text1"/>
           <w:szCs w:val="24"/>
         </w:rPr>
         <w:drawing>
@@ -3870,11 +4915,11 @@
           <w:numId w:val="5"/>
         </w:numPr>
         <w:spacing w:after="160" w:line="360" w:lineRule="auto"/>
-        <w:jc w:val="left"/>
         <w:rPr>
           <w:rFonts w:ascii="Arial" w:hAnsi="Arial"/>
           <w:b/>
           <w:bCs/>
+          <w:color w:val="000000" w:themeColor="text1"/>
           <w:szCs w:val="24"/>
         </w:rPr>
       </w:pPr>
@@ -3883,6 +4928,7 @@
           <w:rFonts w:ascii="Arial" w:hAnsi="Arial"/>
           <w:b/>
           <w:bCs/>
+          <w:color w:val="000000" w:themeColor="text1"/>
           <w:szCs w:val="24"/>
           <w:lang w:val="es-CL"/>
         </w:rPr>
@@ -3897,40 +4943,33 @@
           <w:numId w:val="7"/>
         </w:numPr>
         <w:spacing w:after="160" w:line="360" w:lineRule="auto"/>
-        <w:jc w:val="left"/>
-        <w:rPr>
-          <w:rFonts w:ascii="Arial" w:hAnsi="Arial"/>
-          <w:szCs w:val="24"/>
-        </w:rPr>
-      </w:pPr>
-      <w:r>
-        <w:rPr>
-          <w:rFonts w:ascii="Arial" w:hAnsi="Arial"/>
+        <w:rPr>
+          <w:rFonts w:ascii="Arial" w:hAnsi="Arial"/>
+          <w:color w:val="000000" w:themeColor="text1"/>
+          <w:szCs w:val="24"/>
+        </w:rPr>
+      </w:pPr>
+      <w:r>
+        <w:rPr>
+          <w:rFonts w:ascii="Arial" w:hAnsi="Arial"/>
+          <w:color w:val="000000" w:themeColor="text1"/>
           <w:szCs w:val="24"/>
         </w:rPr>
         <w:t xml:space="preserve">Para esta prueba utilizaremos </w:t>
       </w:r>
-      <w:proofErr w:type="spellStart"/>
-      <w:r>
-        <w:rPr>
-          <w:rFonts w:ascii="Arial" w:hAnsi="Arial"/>
+      <w:r>
+        <w:rPr>
+          <w:rFonts w:ascii="Arial" w:hAnsi="Arial"/>
+          <w:color w:val="000000" w:themeColor="text1"/>
           <w:szCs w:val="24"/>
           <w:lang w:val="es-CL"/>
         </w:rPr>
-        <w:t>Thunder</w:t>
-      </w:r>
-      <w:proofErr w:type="spellEnd"/>
-      <w:r>
-        <w:rPr>
-          <w:rFonts w:ascii="Arial" w:hAnsi="Arial"/>
-          <w:szCs w:val="24"/>
-          <w:lang w:val="es-CL"/>
-        </w:rPr>
-        <w:t xml:space="preserve"> Client</w:t>
-      </w:r>
-      <w:r>
-        <w:rPr>
-          <w:rFonts w:ascii="Arial" w:hAnsi="Arial"/>
+        <w:t>Thunder Client</w:t>
+      </w:r>
+      <w:r>
+        <w:rPr>
+          <w:rFonts w:ascii="Arial" w:hAnsi="Arial"/>
+          <w:color w:val="000000" w:themeColor="text1"/>
           <w:szCs w:val="24"/>
           <w:lang w:val="es-CL"/>
         </w:rPr>
@@ -3945,9 +4984,9 @@
           <w:numId w:val="8"/>
         </w:numPr>
         <w:spacing w:after="160" w:line="360" w:lineRule="auto"/>
-        <w:jc w:val="left"/>
-        <w:rPr>
-          <w:rFonts w:ascii="Arial" w:hAnsi="Arial"/>
+        <w:rPr>
+          <w:rFonts w:ascii="Arial" w:hAnsi="Arial"/>
+          <w:color w:val="000000" w:themeColor="text1"/>
           <w:szCs w:val="24"/>
         </w:rPr>
       </w:pPr>
@@ -3955,6 +4994,7 @@
       <w:r>
         <w:rPr>
           <w:rFonts w:ascii="Arial" w:hAnsi="Arial"/>
+          <w:color w:val="000000" w:themeColor="text1"/>
           <w:szCs w:val="24"/>
           <w:lang w:val="es-CL"/>
         </w:rPr>
@@ -3970,15 +5010,16 @@
           <w:numId w:val="7"/>
         </w:numPr>
         <w:spacing w:after="160" w:line="360" w:lineRule="auto"/>
-        <w:jc w:val="left"/>
-        <w:rPr>
-          <w:rFonts w:ascii="Arial" w:hAnsi="Arial"/>
-          <w:szCs w:val="24"/>
-        </w:rPr>
-      </w:pPr>
-      <w:r>
-        <w:rPr>
-          <w:rFonts w:ascii="Arial" w:hAnsi="Arial"/>
+        <w:rPr>
+          <w:rFonts w:ascii="Arial" w:hAnsi="Arial"/>
+          <w:color w:val="000000" w:themeColor="text1"/>
+          <w:szCs w:val="24"/>
+        </w:rPr>
+      </w:pPr>
+      <w:r>
+        <w:rPr>
+          <w:rFonts w:ascii="Arial" w:hAnsi="Arial"/>
+          <w:color w:val="000000" w:themeColor="text1"/>
           <w:szCs w:val="24"/>
         </w:rPr>
         <w:t xml:space="preserve">Apropósito enviaremos mal la </w:t>
@@ -3987,6 +5028,7 @@
       <w:r>
         <w:rPr>
           <w:rFonts w:ascii="Arial" w:hAnsi="Arial"/>
+          <w:color w:val="000000" w:themeColor="text1"/>
           <w:szCs w:val="24"/>
         </w:rPr>
         <w:t>informacion</w:t>
@@ -3995,6 +5037,7 @@
       <w:r>
         <w:rPr>
           <w:rFonts w:ascii="Arial" w:hAnsi="Arial"/>
+          <w:color w:val="000000" w:themeColor="text1"/>
           <w:szCs w:val="24"/>
         </w:rPr>
         <w:t>, y esperaremos respuesta.</w:t>
@@ -4008,11 +5051,11 @@
           <w:numId w:val="9"/>
         </w:numPr>
         <w:spacing w:after="160" w:line="360" w:lineRule="auto"/>
-        <w:jc w:val="left"/>
         <w:rPr>
           <w:rFonts w:ascii="Arial" w:hAnsi="Arial"/>
           <w:b/>
           <w:bCs/>
+          <w:color w:val="000000" w:themeColor="text1"/>
           <w:szCs w:val="24"/>
         </w:rPr>
       </w:pPr>
@@ -4023,6 +5066,7 @@
             <w:rFonts w:ascii="Arial" w:hAnsi="Arial"/>
             <w:b/>
             <w:bCs/>
+            <w:color w:val="000000" w:themeColor="text1"/>
             <w:szCs w:val="24"/>
           </w:rPr>
           <w:t>https://localhost:3001/api/movies</w:t>
@@ -4032,11 +5076,11 @@
     <w:p>
       <w:pPr>
         <w:spacing w:after="160"/>
-        <w:jc w:val="left"/>
         <w:rPr>
           <w:rFonts w:ascii="Arial" w:hAnsi="Arial" w:cs="Arial"/>
           <w:b/>
           <w:bCs/>
+          <w:color w:val="000000" w:themeColor="text1"/>
           <w:szCs w:val="24"/>
         </w:rPr>
       </w:pPr>
@@ -4046,6 +5090,7 @@
           <w:b/>
           <w:bCs/>
           <w:noProof/>
+          <w:color w:val="000000" w:themeColor="text1"/>
           <w:szCs w:val="24"/>
         </w:rPr>
         <w:drawing>
@@ -4092,16 +5137,17 @@
           <w:ilvl w:val="0"/>
           <w:numId w:val="7"/>
         </w:numPr>
-        <w:spacing w:after="160"/>
-        <w:jc w:val="left"/>
-        <w:rPr>
-          <w:rFonts w:ascii="Arial" w:hAnsi="Arial"/>
-          <w:szCs w:val="24"/>
-        </w:rPr>
-      </w:pPr>
-      <w:r>
-        <w:rPr>
-          <w:rFonts w:ascii="Arial" w:hAnsi="Arial"/>
+        <w:spacing w:after="160" w:line="360" w:lineRule="auto"/>
+        <w:rPr>
+          <w:rFonts w:ascii="Arial" w:hAnsi="Arial"/>
+          <w:color w:val="000000" w:themeColor="text1"/>
+          <w:szCs w:val="24"/>
+        </w:rPr>
+      </w:pPr>
+      <w:r>
+        <w:rPr>
+          <w:rFonts w:ascii="Arial" w:hAnsi="Arial"/>
+          <w:color w:val="000000" w:themeColor="text1"/>
           <w:szCs w:val="24"/>
         </w:rPr>
         <w:t>Enviaremos la información correcta y veremos que cambia.</w:t>
@@ -4110,9 +5156,9 @@
     <w:p>
       <w:pPr>
         <w:spacing w:after="160"/>
-        <w:jc w:val="left"/>
-        <w:rPr>
-          <w:rFonts w:ascii="Arial" w:hAnsi="Arial" w:cs="Arial"/>
+        <w:rPr>
+          <w:rFonts w:ascii="Arial" w:hAnsi="Arial" w:cs="Arial"/>
+          <w:color w:val="000000" w:themeColor="text1"/>
           <w:szCs w:val="24"/>
         </w:rPr>
       </w:pPr>
@@ -4120,6 +5166,7 @@
         <w:rPr>
           <w:rFonts w:ascii="Arial" w:hAnsi="Arial" w:cs="Arial"/>
           <w:noProof/>
+          <w:color w:val="000000" w:themeColor="text1"/>
           <w:szCs w:val="24"/>
         </w:rPr>
         <w:drawing>
@@ -4162,35 +5209,35 @@
     <w:p>
       <w:pPr>
         <w:spacing w:after="160"/>
-        <w:jc w:val="left"/>
         <w:rPr>
           <w:rFonts w:ascii="Arial" w:hAnsi="Arial" w:cs="Arial"/>
           <w:b/>
           <w:bCs/>
-          <w:szCs w:val="24"/>
-        </w:rPr>
-      </w:pPr>
-    </w:p>
-    <w:p>
-      <w:pPr>
-        <w:spacing w:after="160"/>
-        <w:jc w:val="left"/>
+          <w:color w:val="000000" w:themeColor="text1"/>
+          <w:szCs w:val="24"/>
+        </w:rPr>
+      </w:pPr>
+    </w:p>
+    <w:p>
+      <w:pPr>
+        <w:spacing w:after="160"/>
         <w:rPr>
           <w:rFonts w:ascii="Arial" w:hAnsi="Arial" w:cs="Arial"/>
           <w:b/>
           <w:bCs/>
-          <w:szCs w:val="24"/>
-        </w:rPr>
-      </w:pPr>
-    </w:p>
-    <w:p>
-      <w:pPr>
-        <w:spacing w:after="160"/>
-        <w:jc w:val="left"/>
+          <w:color w:val="000000" w:themeColor="text1"/>
+          <w:szCs w:val="24"/>
+        </w:rPr>
+      </w:pPr>
+    </w:p>
+    <w:p>
+      <w:pPr>
+        <w:spacing w:after="160"/>
         <w:rPr>
           <w:rFonts w:ascii="Arial" w:hAnsi="Arial" w:cs="Arial"/>
           <w:b/>
           <w:bCs/>
+          <w:color w:val="000000" w:themeColor="text1"/>
           <w:szCs w:val="24"/>
         </w:rPr>
       </w:pPr>
@@ -4207,6 +5254,7 @@
           <w:rFonts w:ascii="Arial" w:hAnsi="Arial"/>
           <w:b/>
           <w:bCs/>
+          <w:color w:val="000000" w:themeColor="text1"/>
           <w:szCs w:val="24"/>
         </w:rPr>
       </w:pPr>
@@ -4215,6 +5263,7 @@
           <w:rFonts w:ascii="Arial" w:hAnsi="Arial"/>
           <w:b/>
           <w:bCs/>
+          <w:color w:val="000000" w:themeColor="text1"/>
           <w:szCs w:val="24"/>
         </w:rPr>
         <w:t>Prueba Seguridad</w:t>
@@ -4230,12 +5279,14 @@
         <w:spacing w:after="160" w:line="360" w:lineRule="auto"/>
         <w:rPr>
           <w:rFonts w:ascii="Arial" w:hAnsi="Arial"/>
-          <w:szCs w:val="24"/>
-        </w:rPr>
-      </w:pPr>
-      <w:r>
-        <w:rPr>
-          <w:rFonts w:ascii="Arial" w:hAnsi="Arial"/>
+          <w:color w:val="000000" w:themeColor="text1"/>
+          <w:szCs w:val="24"/>
+        </w:rPr>
+      </w:pPr>
+      <w:r>
+        <w:rPr>
+          <w:rFonts w:ascii="Arial" w:hAnsi="Arial"/>
+          <w:color w:val="000000" w:themeColor="text1"/>
           <w:szCs w:val="24"/>
         </w:rPr>
         <w:t xml:space="preserve">Abrimos </w:t>
@@ -4244,6 +5295,7 @@
       <w:r>
         <w:rPr>
           <w:rFonts w:ascii="Arial" w:hAnsi="Arial"/>
+          <w:color w:val="000000" w:themeColor="text1"/>
           <w:szCs w:val="24"/>
         </w:rPr>
         <w:t>DevTools</w:t>
@@ -4252,6 +5304,7 @@
       <w:r>
         <w:rPr>
           <w:rFonts w:ascii="Arial" w:hAnsi="Arial"/>
+          <w:color w:val="000000" w:themeColor="text1"/>
           <w:szCs w:val="24"/>
         </w:rPr>
         <w:t xml:space="preserve"> para verificar si el </w:t>
@@ -4260,6 +5313,7 @@
       <w:r>
         <w:rPr>
           <w:rFonts w:ascii="Arial" w:hAnsi="Arial"/>
+          <w:color w:val="000000" w:themeColor="text1"/>
           <w:szCs w:val="24"/>
         </w:rPr>
         <w:t>Helmet</w:t>
@@ -4268,6 +5322,7 @@
       <w:r>
         <w:rPr>
           <w:rFonts w:ascii="Arial" w:hAnsi="Arial"/>
+          <w:color w:val="000000" w:themeColor="text1"/>
           <w:szCs w:val="24"/>
         </w:rPr>
         <w:t xml:space="preserve"> </w:t>
@@ -4276,6 +5331,7 @@
       <w:r>
         <w:rPr>
           <w:rFonts w:ascii="Arial" w:hAnsi="Arial"/>
+          <w:color w:val="000000" w:themeColor="text1"/>
           <w:szCs w:val="24"/>
         </w:rPr>
         <w:t>esta</w:t>
@@ -4284,6 +5340,7 @@
       <w:r>
         <w:rPr>
           <w:rFonts w:ascii="Arial" w:hAnsi="Arial"/>
+          <w:color w:val="000000" w:themeColor="text1"/>
           <w:szCs w:val="24"/>
         </w:rPr>
         <w:t xml:space="preserve"> aplicado correctamente, seleccionamos la petición de Movies.</w:t>
@@ -4292,11 +5349,11 @@
     <w:p>
       <w:pPr>
         <w:spacing w:after="160"/>
-        <w:jc w:val="left"/>
         <w:rPr>
           <w:rFonts w:ascii="Arial" w:hAnsi="Arial" w:cs="Arial"/>
           <w:b/>
           <w:bCs/>
+          <w:color w:val="000000" w:themeColor="text1"/>
           <w:szCs w:val="24"/>
         </w:rPr>
       </w:pPr>
@@ -4306,6 +5363,7 @@
           <w:b/>
           <w:bCs/>
           <w:noProof/>
+          <w:color w:val="000000" w:themeColor="text1"/>
           <w:szCs w:val="24"/>
         </w:rPr>
         <w:drawing>
@@ -4348,9 +5406,9 @@
     <w:p>
       <w:pPr>
         <w:spacing w:after="160"/>
-        <w:jc w:val="left"/>
-        <w:rPr>
-          <w:rFonts w:ascii="Arial" w:hAnsi="Arial" w:cs="Arial"/>
+        <w:rPr>
+          <w:rFonts w:ascii="Arial" w:hAnsi="Arial" w:cs="Arial"/>
+          <w:color w:val="000000" w:themeColor="text1"/>
           <w:szCs w:val="24"/>
         </w:rPr>
       </w:pPr>
@@ -4358,6 +5416,7 @@
         <w:rPr>
           <w:rFonts w:ascii="Arial" w:hAnsi="Arial" w:cs="Arial"/>
           <w:noProof/>
+          <w:color w:val="000000" w:themeColor="text1"/>
           <w:szCs w:val="24"/>
         </w:rPr>
         <w:drawing>
@@ -4400,9 +5459,9 @@
     <w:p>
       <w:pPr>
         <w:spacing w:after="160"/>
-        <w:jc w:val="left"/>
-        <w:rPr>
-          <w:rFonts w:ascii="Arial" w:hAnsi="Arial" w:cs="Arial"/>
+        <w:rPr>
+          <w:rFonts w:ascii="Arial" w:hAnsi="Arial" w:cs="Arial"/>
+          <w:color w:val="000000" w:themeColor="text1"/>
           <w:szCs w:val="24"/>
         </w:rPr>
       </w:pPr>
@@ -4417,12 +5476,14 @@
         <w:spacing w:after="160" w:line="360" w:lineRule="auto"/>
         <w:rPr>
           <w:rFonts w:ascii="Arial" w:hAnsi="Arial"/>
-          <w:szCs w:val="24"/>
-        </w:rPr>
-      </w:pPr>
-      <w:r>
-        <w:rPr>
-          <w:rFonts w:ascii="Arial" w:hAnsi="Arial"/>
+          <w:color w:val="000000" w:themeColor="text1"/>
+          <w:szCs w:val="24"/>
+        </w:rPr>
+      </w:pPr>
+      <w:r>
+        <w:rPr>
+          <w:rFonts w:ascii="Arial" w:hAnsi="Arial"/>
+          <w:color w:val="000000" w:themeColor="text1"/>
           <w:szCs w:val="24"/>
           <w:lang w:val="es-CL"/>
         </w:rPr>
@@ -4432,6 +5493,7 @@
       <w:r>
         <w:rPr>
           <w:rFonts w:ascii="Arial" w:hAnsi="Arial"/>
+          <w:color w:val="000000" w:themeColor="text1"/>
           <w:szCs w:val="24"/>
           <w:lang w:val="es-CL"/>
         </w:rPr>
@@ -4441,6 +5503,7 @@
       <w:r>
         <w:rPr>
           <w:rFonts w:ascii="Arial" w:hAnsi="Arial"/>
+          <w:color w:val="000000" w:themeColor="text1"/>
           <w:szCs w:val="24"/>
           <w:lang w:val="es-CL"/>
         </w:rPr>
@@ -4450,6 +5513,7 @@
       <w:r>
         <w:rPr>
           <w:rFonts w:ascii="Arial" w:hAnsi="Arial"/>
+          <w:color w:val="000000" w:themeColor="text1"/>
           <w:szCs w:val="24"/>
           <w:lang w:val="es-CL"/>
         </w:rPr>
@@ -4467,6 +5531,7 @@
         <w:spacing w:after="160" w:line="360" w:lineRule="auto"/>
         <w:rPr>
           <w:rFonts w:ascii="Arial" w:hAnsi="Arial"/>
+          <w:color w:val="000000" w:themeColor="text1"/>
           <w:szCs w:val="24"/>
           <w:lang w:val="es-CL"/>
         </w:rPr>
@@ -4474,6 +5539,7 @@
       <w:r>
         <w:rPr>
           <w:rFonts w:ascii="Arial" w:hAnsi="Arial"/>
+          <w:color w:val="000000" w:themeColor="text1"/>
           <w:szCs w:val="24"/>
         </w:rPr>
         <w:t xml:space="preserve">Se realizaron varias peticiones presionando tecla F5 se </w:t>
@@ -4481,6 +5547,7 @@
       <w:r>
         <w:rPr>
           <w:rFonts w:ascii="Arial" w:hAnsi="Arial"/>
+          <w:color w:val="000000" w:themeColor="text1"/>
           <w:szCs w:val="24"/>
         </w:rPr>
         <w:t>ajustó</w:t>
@@ -4488,6 +5555,7 @@
       <w:r>
         <w:rPr>
           <w:rFonts w:ascii="Arial" w:hAnsi="Arial"/>
+          <w:color w:val="000000" w:themeColor="text1"/>
           <w:szCs w:val="24"/>
         </w:rPr>
         <w:t xml:space="preserve"> para la demostración</w:t>
@@ -4495,6 +5563,7 @@
       <w:r>
         <w:rPr>
           <w:rFonts w:ascii="Arial" w:hAnsi="Arial"/>
+          <w:color w:val="000000" w:themeColor="text1"/>
           <w:szCs w:val="24"/>
         </w:rPr>
         <w:t xml:space="preserve"> de </w:t>
@@ -4503,6 +5572,7 @@
       <w:r>
         <w:rPr>
           <w:rFonts w:ascii="Arial" w:hAnsi="Arial"/>
+          <w:color w:val="000000" w:themeColor="text1"/>
           <w:szCs w:val="24"/>
           <w:lang w:val="es-CL"/>
         </w:rPr>
@@ -4512,6 +5582,7 @@
       <w:r>
         <w:rPr>
           <w:rFonts w:ascii="Arial" w:hAnsi="Arial"/>
+          <w:color w:val="000000" w:themeColor="text1"/>
           <w:szCs w:val="24"/>
           <w:lang w:val="es-CL"/>
         </w:rPr>
@@ -4521,9 +5592,9 @@
     <w:p>
       <w:pPr>
         <w:spacing w:after="160"/>
-        <w:jc w:val="left"/>
-        <w:rPr>
-          <w:rFonts w:ascii="Arial" w:hAnsi="Arial" w:cs="Arial"/>
+        <w:rPr>
+          <w:rFonts w:ascii="Arial" w:hAnsi="Arial" w:cs="Arial"/>
+          <w:color w:val="000000" w:themeColor="text1"/>
           <w:szCs w:val="24"/>
         </w:rPr>
       </w:pPr>
@@ -4531,6 +5602,7 @@
         <w:rPr>
           <w:rFonts w:ascii="Arial" w:hAnsi="Arial" w:cs="Arial"/>
           <w:noProof/>
+          <w:color w:val="000000" w:themeColor="text1"/>
           <w:szCs w:val="24"/>
         </w:rPr>
         <w:drawing>
@@ -4578,11 +5650,11 @@
           <w:numId w:val="5"/>
         </w:numPr>
         <w:spacing w:after="160" w:line="360" w:lineRule="auto"/>
-        <w:jc w:val="left"/>
         <w:rPr>
           <w:rFonts w:ascii="Arial" w:hAnsi="Arial"/>
           <w:b/>
           <w:bCs/>
+          <w:color w:val="000000" w:themeColor="text1"/>
           <w:szCs w:val="24"/>
         </w:rPr>
       </w:pPr>
@@ -4591,6 +5663,7 @@
           <w:rFonts w:ascii="Arial" w:hAnsi="Arial"/>
           <w:b/>
           <w:bCs/>
+          <w:color w:val="000000" w:themeColor="text1"/>
           <w:szCs w:val="24"/>
           <w:lang w:val="es-CL"/>
         </w:rPr>
@@ -4600,15 +5673,16 @@
     <w:p>
       <w:pPr>
         <w:spacing w:after="160"/>
-        <w:jc w:val="left"/>
-        <w:rPr>
-          <w:rFonts w:ascii="Arial" w:hAnsi="Arial" w:cs="Arial"/>
-          <w:szCs w:val="24"/>
-        </w:rPr>
-      </w:pPr>
-      <w:r>
-        <w:rPr>
-          <w:rFonts w:ascii="Arial" w:hAnsi="Arial" w:cs="Arial"/>
+        <w:rPr>
+          <w:rFonts w:ascii="Arial" w:hAnsi="Arial" w:cs="Arial"/>
+          <w:color w:val="000000" w:themeColor="text1"/>
+          <w:szCs w:val="24"/>
+        </w:rPr>
+      </w:pPr>
+      <w:r>
+        <w:rPr>
+          <w:rFonts w:ascii="Arial" w:hAnsi="Arial" w:cs="Arial"/>
+          <w:color w:val="000000" w:themeColor="text1"/>
           <w:szCs w:val="24"/>
         </w:rPr>
         <w:t>GET /api/</w:t>
@@ -4617,6 +5691,7 @@
       <w:r>
         <w:rPr>
           <w:rFonts w:ascii="Arial" w:hAnsi="Arial" w:cs="Arial"/>
+          <w:color w:val="000000" w:themeColor="text1"/>
           <w:szCs w:val="24"/>
         </w:rPr>
         <w:t>movies</w:t>
@@ -4625,6 +5700,7 @@
       <w:r>
         <w:rPr>
           <w:rFonts w:ascii="Arial" w:hAnsi="Arial" w:cs="Arial"/>
+          <w:color w:val="000000" w:themeColor="text1"/>
           <w:szCs w:val="24"/>
         </w:rPr>
         <w:t xml:space="preserve"> 200</w:t>
@@ -4633,9 +5709,9 @@
     <w:p>
       <w:pPr>
         <w:spacing w:after="160"/>
-        <w:jc w:val="left"/>
-        <w:rPr>
-          <w:rFonts w:ascii="Arial" w:hAnsi="Arial" w:cs="Arial"/>
+        <w:rPr>
+          <w:rFonts w:ascii="Arial" w:hAnsi="Arial" w:cs="Arial"/>
+          <w:color w:val="000000" w:themeColor="text1"/>
           <w:szCs w:val="24"/>
         </w:rPr>
       </w:pPr>
@@ -4643,6 +5719,7 @@
         <w:rPr>
           <w:rFonts w:ascii="Arial" w:hAnsi="Arial" w:cs="Arial"/>
           <w:noProof/>
+          <w:color w:val="000000" w:themeColor="text1"/>
           <w:szCs w:val="24"/>
         </w:rPr>
         <w:drawing>
@@ -4685,24 +5762,49 @@
     <w:p>
       <w:pPr>
         <w:spacing w:after="160"/>
-        <w:jc w:val="left"/>
-        <w:rPr>
-          <w:rFonts w:ascii="Arial" w:hAnsi="Arial" w:cs="Arial"/>
-          <w:szCs w:val="24"/>
-        </w:rPr>
-      </w:pPr>
-      <w:r>
-        <w:rPr>
-          <w:rFonts w:ascii="Arial" w:hAnsi="Arial" w:cs="Arial"/>
-          <w:szCs w:val="24"/>
-        </w:rPr>
-        <w:t>GET /api/</w:t>
+        <w:rPr>
+          <w:rFonts w:ascii="Arial" w:hAnsi="Arial" w:cs="Arial"/>
+          <w:color w:val="000000" w:themeColor="text1"/>
+          <w:szCs w:val="24"/>
+          <w:lang w:val="en-US"/>
+        </w:rPr>
+      </w:pPr>
+      <w:r>
+        <w:rPr>
+          <w:rFonts w:ascii="Arial" w:hAnsi="Arial" w:cs="Arial"/>
+          <w:color w:val="000000" w:themeColor="text1"/>
+          <w:szCs w:val="24"/>
+          <w:lang w:val="en-US"/>
+        </w:rPr>
+        <w:t>GET /</w:t>
       </w:r>
       <w:proofErr w:type="spellStart"/>
       <w:r>
         <w:rPr>
           <w:rFonts w:ascii="Arial" w:hAnsi="Arial" w:cs="Arial"/>
-          <w:szCs w:val="24"/>
+          <w:color w:val="000000" w:themeColor="text1"/>
+          <w:szCs w:val="24"/>
+          <w:lang w:val="en-US"/>
+        </w:rPr>
+        <w:t>api</w:t>
+      </w:r>
+      <w:proofErr w:type="spellEnd"/>
+      <w:r>
+        <w:rPr>
+          <w:rFonts w:ascii="Arial" w:hAnsi="Arial" w:cs="Arial"/>
+          <w:color w:val="000000" w:themeColor="text1"/>
+          <w:szCs w:val="24"/>
+          <w:lang w:val="en-US"/>
+        </w:rPr>
+        <w:t>/</w:t>
+      </w:r>
+      <w:proofErr w:type="spellStart"/>
+      <w:r>
+        <w:rPr>
+          <w:rFonts w:ascii="Arial" w:hAnsi="Arial" w:cs="Arial"/>
+          <w:color w:val="000000" w:themeColor="text1"/>
+          <w:szCs w:val="24"/>
+          <w:lang w:val="en-US"/>
         </w:rPr>
         <w:t>movies?genre</w:t>
       </w:r>
@@ -4710,7 +5812,9 @@
       <w:r>
         <w:rPr>
           <w:rFonts w:ascii="Arial" w:hAnsi="Arial" w:cs="Arial"/>
-          <w:szCs w:val="24"/>
+          <w:color w:val="000000" w:themeColor="text1"/>
+          <w:szCs w:val="24"/>
+          <w:lang w:val="en-US"/>
         </w:rPr>
         <w:t>=</w:t>
       </w:r>
@@ -4718,7 +5822,9 @@
       <w:r>
         <w:rPr>
           <w:rFonts w:ascii="Arial" w:hAnsi="Arial" w:cs="Arial"/>
-          <w:szCs w:val="24"/>
+          <w:color w:val="000000" w:themeColor="text1"/>
+          <w:szCs w:val="24"/>
+          <w:lang w:val="en-US"/>
         </w:rPr>
         <w:t>Accion</w:t>
       </w:r>
@@ -4726,7 +5832,9 @@
       <w:r>
         <w:rPr>
           <w:rFonts w:ascii="Arial" w:hAnsi="Arial" w:cs="Arial"/>
-          <w:szCs w:val="24"/>
+          <w:color w:val="000000" w:themeColor="text1"/>
+          <w:szCs w:val="24"/>
+          <w:lang w:val="en-US"/>
         </w:rPr>
         <w:t xml:space="preserve"> 200</w:t>
       </w:r>
@@ -4734,9 +5842,9 @@
     <w:p>
       <w:pPr>
         <w:spacing w:after="160"/>
-        <w:jc w:val="left"/>
-        <w:rPr>
-          <w:rFonts w:ascii="Arial" w:hAnsi="Arial" w:cs="Arial"/>
+        <w:rPr>
+          <w:rFonts w:ascii="Arial" w:hAnsi="Arial" w:cs="Arial"/>
+          <w:color w:val="000000" w:themeColor="text1"/>
           <w:szCs w:val="24"/>
         </w:rPr>
       </w:pPr>
@@ -4744,6 +5852,7 @@
         <w:rPr>
           <w:rFonts w:ascii="Arial" w:hAnsi="Arial" w:cs="Arial"/>
           <w:noProof/>
+          <w:color w:val="000000" w:themeColor="text1"/>
           <w:szCs w:val="24"/>
         </w:rPr>
         <w:drawing>
@@ -4786,15 +5895,16 @@
     <w:p>
       <w:pPr>
         <w:spacing w:after="160"/>
-        <w:jc w:val="left"/>
-        <w:rPr>
-          <w:rFonts w:ascii="Arial" w:hAnsi="Arial" w:cs="Arial"/>
-          <w:szCs w:val="24"/>
-        </w:rPr>
-      </w:pPr>
-      <w:r>
-        <w:rPr>
-          <w:rFonts w:ascii="Arial" w:hAnsi="Arial" w:cs="Arial"/>
+        <w:rPr>
+          <w:rFonts w:ascii="Arial" w:hAnsi="Arial" w:cs="Arial"/>
+          <w:color w:val="000000" w:themeColor="text1"/>
+          <w:szCs w:val="24"/>
+        </w:rPr>
+      </w:pPr>
+      <w:r>
+        <w:rPr>
+          <w:rFonts w:ascii="Arial" w:hAnsi="Arial" w:cs="Arial"/>
+          <w:color w:val="000000" w:themeColor="text1"/>
           <w:szCs w:val="24"/>
         </w:rPr>
         <w:t>POST /api/</w:t>
@@ -4803,6 +5913,7 @@
       <w:r>
         <w:rPr>
           <w:rFonts w:ascii="Arial" w:hAnsi="Arial" w:cs="Arial"/>
+          <w:color w:val="000000" w:themeColor="text1"/>
           <w:szCs w:val="24"/>
         </w:rPr>
         <w:t>movies</w:t>
@@ -4811,6 +5922,7 @@
       <w:r>
         <w:rPr>
           <w:rFonts w:ascii="Arial" w:hAnsi="Arial" w:cs="Arial"/>
+          <w:color w:val="000000" w:themeColor="text1"/>
           <w:szCs w:val="24"/>
         </w:rPr>
         <w:t xml:space="preserve"> 400</w:t>
@@ -4819,9 +5931,9 @@
     <w:p>
       <w:pPr>
         <w:spacing w:after="160"/>
-        <w:jc w:val="left"/>
-        <w:rPr>
-          <w:rFonts w:ascii="Arial" w:hAnsi="Arial" w:cs="Arial"/>
+        <w:rPr>
+          <w:rFonts w:ascii="Arial" w:hAnsi="Arial" w:cs="Arial"/>
+          <w:color w:val="000000" w:themeColor="text1"/>
           <w:szCs w:val="24"/>
         </w:rPr>
       </w:pPr>
@@ -4829,6 +5941,7 @@
         <w:rPr>
           <w:rFonts w:ascii="Arial" w:hAnsi="Arial" w:cs="Arial"/>
           <w:noProof/>
+          <w:color w:val="000000" w:themeColor="text1"/>
           <w:szCs w:val="24"/>
         </w:rPr>
         <w:drawing>
@@ -4871,109 +5984,109 @@
     <w:p>
       <w:pPr>
         <w:spacing w:after="160"/>
-        <w:jc w:val="left"/>
-        <w:rPr>
-          <w:rFonts w:ascii="Arial" w:hAnsi="Arial" w:cs="Arial"/>
-          <w:szCs w:val="24"/>
-        </w:rPr>
-      </w:pPr>
-    </w:p>
-    <w:p>
-      <w:pPr>
-        <w:spacing w:after="160"/>
-        <w:jc w:val="left"/>
-        <w:rPr>
-          <w:rFonts w:ascii="Arial" w:hAnsi="Arial" w:cs="Arial"/>
-          <w:szCs w:val="24"/>
-        </w:rPr>
-      </w:pPr>
-    </w:p>
-    <w:p>
-      <w:pPr>
-        <w:spacing w:after="160"/>
-        <w:jc w:val="left"/>
-        <w:rPr>
-          <w:rFonts w:ascii="Arial" w:hAnsi="Arial" w:cs="Arial"/>
-          <w:szCs w:val="24"/>
-        </w:rPr>
-      </w:pPr>
-    </w:p>
-    <w:p>
-      <w:pPr>
-        <w:spacing w:after="160"/>
-        <w:jc w:val="left"/>
-        <w:rPr>
-          <w:rFonts w:ascii="Arial" w:hAnsi="Arial" w:cs="Arial"/>
-          <w:szCs w:val="24"/>
-        </w:rPr>
-      </w:pPr>
-    </w:p>
-    <w:p>
-      <w:pPr>
-        <w:spacing w:after="160"/>
-        <w:jc w:val="left"/>
-        <w:rPr>
-          <w:rFonts w:ascii="Arial" w:hAnsi="Arial" w:cs="Arial"/>
-          <w:szCs w:val="24"/>
-        </w:rPr>
-      </w:pPr>
-    </w:p>
-    <w:p>
-      <w:pPr>
-        <w:spacing w:after="160"/>
-        <w:jc w:val="left"/>
-        <w:rPr>
-          <w:rFonts w:ascii="Arial" w:hAnsi="Arial" w:cs="Arial"/>
-          <w:szCs w:val="24"/>
-        </w:rPr>
-      </w:pPr>
-    </w:p>
-    <w:p>
-      <w:pPr>
-        <w:spacing w:after="160"/>
-        <w:jc w:val="left"/>
-        <w:rPr>
-          <w:rFonts w:ascii="Arial" w:hAnsi="Arial" w:cs="Arial"/>
-          <w:szCs w:val="24"/>
-        </w:rPr>
-      </w:pPr>
-    </w:p>
-    <w:p>
-      <w:pPr>
-        <w:spacing w:after="160"/>
-        <w:jc w:val="left"/>
-        <w:rPr>
-          <w:rFonts w:ascii="Arial" w:hAnsi="Arial" w:cs="Arial"/>
-          <w:szCs w:val="24"/>
-        </w:rPr>
-      </w:pPr>
-    </w:p>
-    <w:p>
-      <w:pPr>
-        <w:spacing w:after="160"/>
-        <w:jc w:val="left"/>
-        <w:rPr>
-          <w:rFonts w:ascii="Arial" w:hAnsi="Arial" w:cs="Arial"/>
-          <w:szCs w:val="24"/>
-        </w:rPr>
-      </w:pPr>
-    </w:p>
-    <w:p>
-      <w:pPr>
-        <w:spacing w:after="160"/>
-        <w:jc w:val="left"/>
-        <w:rPr>
-          <w:rFonts w:ascii="Arial" w:hAnsi="Arial" w:cs="Arial"/>
-          <w:szCs w:val="24"/>
-        </w:rPr>
-      </w:pPr>
-    </w:p>
-    <w:p>
-      <w:pPr>
-        <w:spacing w:after="160"/>
-        <w:jc w:val="left"/>
-        <w:rPr>
-          <w:rFonts w:ascii="Arial" w:hAnsi="Arial" w:cs="Arial"/>
+        <w:rPr>
+          <w:rFonts w:ascii="Arial" w:hAnsi="Arial" w:cs="Arial"/>
+          <w:color w:val="000000" w:themeColor="text1"/>
+          <w:szCs w:val="24"/>
+        </w:rPr>
+      </w:pPr>
+    </w:p>
+    <w:p>
+      <w:pPr>
+        <w:spacing w:after="160"/>
+        <w:rPr>
+          <w:rFonts w:ascii="Arial" w:hAnsi="Arial" w:cs="Arial"/>
+          <w:color w:val="000000" w:themeColor="text1"/>
+          <w:szCs w:val="24"/>
+        </w:rPr>
+      </w:pPr>
+    </w:p>
+    <w:p>
+      <w:pPr>
+        <w:spacing w:after="160"/>
+        <w:rPr>
+          <w:rFonts w:ascii="Arial" w:hAnsi="Arial" w:cs="Arial"/>
+          <w:color w:val="000000" w:themeColor="text1"/>
+          <w:szCs w:val="24"/>
+        </w:rPr>
+      </w:pPr>
+    </w:p>
+    <w:p>
+      <w:pPr>
+        <w:spacing w:after="160"/>
+        <w:rPr>
+          <w:rFonts w:ascii="Arial" w:hAnsi="Arial" w:cs="Arial"/>
+          <w:color w:val="000000" w:themeColor="text1"/>
+          <w:szCs w:val="24"/>
+        </w:rPr>
+      </w:pPr>
+    </w:p>
+    <w:p>
+      <w:pPr>
+        <w:spacing w:after="160"/>
+        <w:rPr>
+          <w:rFonts w:ascii="Arial" w:hAnsi="Arial" w:cs="Arial"/>
+          <w:color w:val="000000" w:themeColor="text1"/>
+          <w:szCs w:val="24"/>
+        </w:rPr>
+      </w:pPr>
+    </w:p>
+    <w:p>
+      <w:pPr>
+        <w:spacing w:after="160"/>
+        <w:rPr>
+          <w:rFonts w:ascii="Arial" w:hAnsi="Arial" w:cs="Arial"/>
+          <w:color w:val="000000" w:themeColor="text1"/>
+          <w:szCs w:val="24"/>
+        </w:rPr>
+      </w:pPr>
+    </w:p>
+    <w:p>
+      <w:pPr>
+        <w:spacing w:after="160"/>
+        <w:rPr>
+          <w:rFonts w:ascii="Arial" w:hAnsi="Arial" w:cs="Arial"/>
+          <w:color w:val="000000" w:themeColor="text1"/>
+          <w:szCs w:val="24"/>
+        </w:rPr>
+      </w:pPr>
+    </w:p>
+    <w:p>
+      <w:pPr>
+        <w:spacing w:after="160"/>
+        <w:rPr>
+          <w:rFonts w:ascii="Arial" w:hAnsi="Arial" w:cs="Arial"/>
+          <w:color w:val="000000" w:themeColor="text1"/>
+          <w:szCs w:val="24"/>
+        </w:rPr>
+      </w:pPr>
+    </w:p>
+    <w:p>
+      <w:pPr>
+        <w:spacing w:after="160"/>
+        <w:rPr>
+          <w:rFonts w:ascii="Arial" w:hAnsi="Arial" w:cs="Arial"/>
+          <w:color w:val="000000" w:themeColor="text1"/>
+          <w:szCs w:val="24"/>
+        </w:rPr>
+      </w:pPr>
+    </w:p>
+    <w:p>
+      <w:pPr>
+        <w:spacing w:after="160"/>
+        <w:rPr>
+          <w:rFonts w:ascii="Arial" w:hAnsi="Arial" w:cs="Arial"/>
+          <w:color w:val="000000" w:themeColor="text1"/>
+          <w:szCs w:val="24"/>
+        </w:rPr>
+      </w:pPr>
+    </w:p>
+    <w:p>
+      <w:pPr>
+        <w:spacing w:after="160"/>
+        <w:rPr>
+          <w:rFonts w:ascii="Arial" w:hAnsi="Arial" w:cs="Arial"/>
+          <w:color w:val="000000" w:themeColor="text1"/>
           <w:szCs w:val="24"/>
         </w:rPr>
       </w:pPr>
@@ -4985,12 +6098,12 @@
           <w:ilvl w:val="0"/>
           <w:numId w:val="5"/>
         </w:numPr>
-        <w:spacing w:after="160"/>
-        <w:jc w:val="left"/>
+        <w:spacing w:after="160" w:line="360" w:lineRule="auto"/>
         <w:rPr>
           <w:rFonts w:ascii="Arial" w:hAnsi="Arial"/>
           <w:b/>
           <w:bCs/>
+          <w:color w:val="000000" w:themeColor="text1"/>
           <w:szCs w:val="24"/>
         </w:rPr>
       </w:pPr>
@@ -4999,6 +6112,7 @@
           <w:rFonts w:ascii="Arial" w:hAnsi="Arial"/>
           <w:b/>
           <w:bCs/>
+          <w:color w:val="000000" w:themeColor="text1"/>
           <w:szCs w:val="24"/>
         </w:rPr>
         <w:t>Prueba Mongo</w:t>
@@ -5007,11 +6121,11 @@
     <w:p>
       <w:pPr>
         <w:spacing w:after="160"/>
-        <w:jc w:val="left"/>
         <w:rPr>
           <w:rFonts w:ascii="Arial" w:hAnsi="Arial" w:cs="Arial"/>
           <w:b/>
           <w:bCs/>
+          <w:color w:val="000000" w:themeColor="text1"/>
           <w:szCs w:val="24"/>
         </w:rPr>
       </w:pPr>
@@ -5019,6 +6133,7 @@
         <w:rPr>
           <w:rFonts w:ascii="Arial" w:hAnsi="Arial" w:cs="Arial"/>
           <w:noProof/>
+          <w:color w:val="000000" w:themeColor="text1"/>
           <w:szCs w:val="24"/>
         </w:rPr>
         <w:drawing>
@@ -5065,6 +6180,7 @@
           <w:rFonts w:ascii="Arial" w:hAnsi="Arial" w:cs="Arial"/>
           <w:b/>
           <w:bCs/>
+          <w:color w:val="000000" w:themeColor="text1"/>
           <w:szCs w:val="24"/>
         </w:rPr>
       </w:pPr>
@@ -5073,6 +6189,7 @@
           <w:rFonts w:ascii="Arial" w:hAnsi="Arial" w:cs="Arial"/>
           <w:b/>
           <w:bCs/>
+          <w:color w:val="000000" w:themeColor="text1"/>
           <w:szCs w:val="24"/>
         </w:rPr>
         <w:t>Comportamiento Del Navegador</w:t>
@@ -5083,12 +6200,14 @@
         <w:spacing w:after="160"/>
         <w:rPr>
           <w:rFonts w:ascii="Arial" w:hAnsi="Arial" w:cs="Arial"/>
-          <w:szCs w:val="24"/>
-        </w:rPr>
-      </w:pPr>
-      <w:r>
-        <w:rPr>
-          <w:rFonts w:ascii="Arial" w:hAnsi="Arial" w:cs="Arial"/>
+          <w:color w:val="000000" w:themeColor="text1"/>
+          <w:szCs w:val="24"/>
+        </w:rPr>
+      </w:pPr>
+      <w:r>
+        <w:rPr>
+          <w:rFonts w:ascii="Arial" w:hAnsi="Arial" w:cs="Arial"/>
+          <w:color w:val="000000" w:themeColor="text1"/>
           <w:szCs w:val="24"/>
         </w:rPr>
         <w:t>Al acceder al sitio HTTPS, el navegador muestra una advertencia indicando que la conexión no es privada.</w:t>
@@ -5099,12 +6218,14 @@
         <w:spacing w:after="160"/>
         <w:rPr>
           <w:rFonts w:ascii="Arial" w:hAnsi="Arial" w:cs="Arial"/>
-          <w:szCs w:val="24"/>
-        </w:rPr>
-      </w:pPr>
-      <w:r>
-        <w:rPr>
-          <w:rFonts w:ascii="Arial" w:hAnsi="Arial" w:cs="Arial"/>
+          <w:color w:val="000000" w:themeColor="text1"/>
+          <w:szCs w:val="24"/>
+        </w:rPr>
+      </w:pPr>
+      <w:r>
+        <w:rPr>
+          <w:rFonts w:ascii="Arial" w:hAnsi="Arial" w:cs="Arial"/>
+          <w:color w:val="000000" w:themeColor="text1"/>
           <w:szCs w:val="24"/>
         </w:rPr>
         <w:t xml:space="preserve">Esto ocurre porque el certificado es </w:t>
@@ -5113,6 +6234,7 @@
       <w:r>
         <w:rPr>
           <w:rFonts w:ascii="Arial" w:hAnsi="Arial" w:cs="Arial"/>
+          <w:color w:val="000000" w:themeColor="text1"/>
           <w:szCs w:val="24"/>
         </w:rPr>
         <w:t>autofirmado</w:t>
@@ -5121,6 +6243,7 @@
       <w:r>
         <w:rPr>
           <w:rFonts w:ascii="Arial" w:hAnsi="Arial" w:cs="Arial"/>
+          <w:color w:val="000000" w:themeColor="text1"/>
           <w:szCs w:val="24"/>
         </w:rPr>
         <w:t xml:space="preserve"> y no está validado por una Autoridad Certificadora (CA)</w:t>
@@ -5131,6 +6254,7 @@
         <w:spacing w:after="160"/>
         <w:rPr>
           <w:rFonts w:ascii="Arial" w:hAnsi="Arial" w:cs="Arial"/>
+          <w:color w:val="000000" w:themeColor="text1"/>
           <w:szCs w:val="24"/>
         </w:rPr>
       </w:pPr>
@@ -5142,6 +6266,7 @@
           <w:rFonts w:ascii="Arial" w:hAnsi="Arial" w:cs="Arial"/>
           <w:b/>
           <w:bCs/>
+          <w:color w:val="000000" w:themeColor="text1"/>
           <w:szCs w:val="24"/>
         </w:rPr>
       </w:pPr>
@@ -5151,6 +6276,7 @@
           <w:rFonts w:ascii="Arial" w:hAnsi="Arial" w:cs="Arial"/>
           <w:b/>
           <w:bCs/>
+          <w:color w:val="000000" w:themeColor="text1"/>
           <w:szCs w:val="24"/>
         </w:rPr>
         <w:t>Reflexion</w:t>
@@ -5162,14 +6288,14 @@
         <w:spacing w:after="160"/>
         <w:rPr>
           <w:rFonts w:ascii="Arial" w:hAnsi="Arial" w:cs="Arial"/>
-          <w:color w:val="auto"/>
-          <w:szCs w:val="24"/>
-        </w:rPr>
-      </w:pPr>
-      <w:r>
-        <w:rPr>
-          <w:rFonts w:ascii="Arial" w:hAnsi="Arial" w:cs="Arial"/>
-          <w:color w:val="auto"/>
+          <w:color w:val="000000" w:themeColor="text1"/>
+          <w:szCs w:val="24"/>
+        </w:rPr>
+      </w:pPr>
+      <w:r>
+        <w:rPr>
+          <w:rFonts w:ascii="Arial" w:hAnsi="Arial" w:cs="Arial"/>
+          <w:color w:val="000000" w:themeColor="text1"/>
           <w:szCs w:val="24"/>
         </w:rPr>
         <w:t xml:space="preserve">El navegador marca el sitio como inseguro porque el certificado SSL utilizado es </w:t>
@@ -5178,7 +6304,7 @@
       <w:r>
         <w:rPr>
           <w:rFonts w:ascii="Arial" w:hAnsi="Arial" w:cs="Arial"/>
-          <w:color w:val="auto"/>
+          <w:color w:val="000000" w:themeColor="text1"/>
           <w:szCs w:val="24"/>
         </w:rPr>
         <w:t>autofirmado</w:t>
@@ -5187,7 +6313,7 @@
       <w:r>
         <w:rPr>
           <w:rFonts w:ascii="Arial" w:hAnsi="Arial" w:cs="Arial"/>
-          <w:color w:val="auto"/>
+          <w:color w:val="000000" w:themeColor="text1"/>
           <w:szCs w:val="24"/>
         </w:rPr>
         <w:t>, lo que significa que no ha sido emitido por una entidad de confianza reconocida globalmente.</w:t>
@@ -5198,14 +6324,14 @@
         <w:spacing w:after="160"/>
         <w:rPr>
           <w:rFonts w:ascii="Arial" w:hAnsi="Arial" w:cs="Arial"/>
-          <w:color w:val="auto"/>
-          <w:szCs w:val="24"/>
-        </w:rPr>
-      </w:pPr>
-      <w:r>
-        <w:rPr>
-          <w:rFonts w:ascii="Arial" w:hAnsi="Arial" w:cs="Arial"/>
-          <w:color w:val="auto"/>
+          <w:color w:val="000000" w:themeColor="text1"/>
+          <w:szCs w:val="24"/>
+        </w:rPr>
+      </w:pPr>
+      <w:r>
+        <w:rPr>
+          <w:rFonts w:ascii="Arial" w:hAnsi="Arial" w:cs="Arial"/>
+          <w:color w:val="000000" w:themeColor="text1"/>
           <w:szCs w:val="24"/>
         </w:rPr>
         <w:t xml:space="preserve">En un entorno real, este problema se soluciona utilizando certificados emitidos por Autoridades Certificadoras (CA), como </w:t>
@@ -5214,7 +6340,7 @@
       <w:r>
         <w:rPr>
           <w:rFonts w:ascii="Arial" w:hAnsi="Arial" w:cs="Arial"/>
-          <w:color w:val="auto"/>
+          <w:color w:val="000000" w:themeColor="text1"/>
           <w:szCs w:val="24"/>
         </w:rPr>
         <w:t>Let's</w:t>
@@ -5223,7 +6349,7 @@
       <w:r>
         <w:rPr>
           <w:rFonts w:ascii="Arial" w:hAnsi="Arial" w:cs="Arial"/>
-          <w:color w:val="auto"/>
+          <w:color w:val="000000" w:themeColor="text1"/>
           <w:szCs w:val="24"/>
         </w:rPr>
         <w:t xml:space="preserve"> </w:t>
@@ -5232,7 +6358,7 @@
       <w:r>
         <w:rPr>
           <w:rFonts w:ascii="Arial" w:hAnsi="Arial" w:cs="Arial"/>
-          <w:color w:val="auto"/>
+          <w:color w:val="000000" w:themeColor="text1"/>
           <w:szCs w:val="24"/>
         </w:rPr>
         <w:t>Encrypt</w:t>
@@ -5241,7 +6367,7 @@
       <w:r>
         <w:rPr>
           <w:rFonts w:ascii="Arial" w:hAnsi="Arial" w:cs="Arial"/>
-          <w:color w:val="auto"/>
+          <w:color w:val="000000" w:themeColor="text1"/>
           <w:szCs w:val="24"/>
         </w:rPr>
         <w:t>, que validan la identidad del servidor.</w:t>
@@ -5252,14 +6378,14 @@
         <w:spacing w:after="160"/>
         <w:rPr>
           <w:rFonts w:ascii="Arial" w:hAnsi="Arial" w:cs="Arial"/>
-          <w:color w:val="auto"/>
-          <w:szCs w:val="24"/>
-        </w:rPr>
-      </w:pPr>
-      <w:r>
-        <w:rPr>
-          <w:rFonts w:ascii="Arial" w:hAnsi="Arial" w:cs="Arial"/>
-          <w:color w:val="auto"/>
+          <w:color w:val="000000" w:themeColor="text1"/>
+          <w:szCs w:val="24"/>
+        </w:rPr>
+      </w:pPr>
+      <w:r>
+        <w:rPr>
+          <w:rFonts w:ascii="Arial" w:hAnsi="Arial" w:cs="Arial"/>
+          <w:color w:val="000000" w:themeColor="text1"/>
           <w:szCs w:val="24"/>
         </w:rPr>
         <w:t xml:space="preserve">Herramientas como </w:t>
@@ -5268,7 +6394,7 @@
       <w:r>
         <w:rPr>
           <w:rFonts w:ascii="Arial" w:hAnsi="Arial" w:cs="Arial"/>
-          <w:color w:val="auto"/>
+          <w:color w:val="000000" w:themeColor="text1"/>
           <w:szCs w:val="24"/>
         </w:rPr>
         <w:t>Certbot</w:t>
@@ -5277,7 +6403,7 @@
       <w:r>
         <w:rPr>
           <w:rFonts w:ascii="Arial" w:hAnsi="Arial" w:cs="Arial"/>
-          <w:color w:val="auto"/>
+          <w:color w:val="000000" w:themeColor="text1"/>
           <w:szCs w:val="24"/>
         </w:rPr>
         <w:t xml:space="preserve"> permiten generar certificados gratuitos y confiables, eliminando la advertencia del navegador y garantizando una conexión segura para los usuarios.</w:t>
@@ -5288,7 +6414,7 @@
         <w:spacing w:after="160"/>
         <w:rPr>
           <w:rFonts w:ascii="Arial" w:hAnsi="Arial" w:cs="Arial"/>
-          <w:color w:val="auto"/>
+          <w:color w:val="000000" w:themeColor="text1"/>
           <w:szCs w:val="24"/>
         </w:rPr>
       </w:pPr>
@@ -5300,6 +6426,7 @@
           <w:rFonts w:ascii="Arial" w:hAnsi="Arial" w:cs="Arial"/>
           <w:b/>
           <w:bCs/>
+          <w:color w:val="000000" w:themeColor="text1"/>
           <w:szCs w:val="24"/>
         </w:rPr>
       </w:pPr>
@@ -5308,6 +6435,7 @@
           <w:rFonts w:ascii="Arial" w:hAnsi="Arial" w:cs="Arial"/>
           <w:b/>
           <w:bCs/>
+          <w:color w:val="000000" w:themeColor="text1"/>
           <w:szCs w:val="24"/>
         </w:rPr>
         <w:t>Trabajo Colaborativo</w:t>
@@ -5318,12 +6446,14 @@
         <w:spacing w:after="160"/>
         <w:rPr>
           <w:rFonts w:ascii="Arial" w:hAnsi="Arial" w:cs="Arial"/>
-          <w:szCs w:val="24"/>
-        </w:rPr>
-      </w:pPr>
-      <w:r>
-        <w:rPr>
-          <w:rFonts w:ascii="Arial" w:hAnsi="Arial" w:cs="Arial"/>
+          <w:color w:val="000000" w:themeColor="text1"/>
+          <w:szCs w:val="24"/>
+        </w:rPr>
+      </w:pPr>
+      <w:r>
+        <w:rPr>
+          <w:rFonts w:ascii="Arial" w:hAnsi="Arial" w:cs="Arial"/>
+          <w:color w:val="000000" w:themeColor="text1"/>
           <w:szCs w:val="24"/>
         </w:rPr>
         <w:t>Roles:</w:t>
@@ -5341,6 +6471,7 @@
           <w:rFonts w:ascii="Arial" w:hAnsi="Arial"/>
           <w:b/>
           <w:bCs/>
+          <w:color w:val="000000" w:themeColor="text1"/>
           <w:szCs w:val="24"/>
         </w:rPr>
       </w:pPr>
@@ -5349,6 +6480,7 @@
           <w:rFonts w:ascii="Arial" w:hAnsi="Arial"/>
           <w:b/>
           <w:bCs/>
+          <w:color w:val="000000" w:themeColor="text1"/>
           <w:szCs w:val="24"/>
         </w:rPr>
         <w:t>Freddy Saldivia:</w:t>
@@ -5364,12 +6496,14 @@
         <w:spacing w:after="160" w:line="360" w:lineRule="auto"/>
         <w:rPr>
           <w:rFonts w:ascii="Arial" w:hAnsi="Arial"/>
-          <w:szCs w:val="24"/>
-        </w:rPr>
-      </w:pPr>
-      <w:r>
-        <w:rPr>
-          <w:rFonts w:ascii="Arial" w:hAnsi="Arial"/>
+          <w:color w:val="000000" w:themeColor="text1"/>
+          <w:szCs w:val="24"/>
+        </w:rPr>
+      </w:pPr>
+      <w:r>
+        <w:rPr>
+          <w:rFonts w:ascii="Arial" w:hAnsi="Arial"/>
+          <w:color w:val="000000" w:themeColor="text1"/>
           <w:szCs w:val="24"/>
         </w:rPr>
         <w:t>Configuración del servidor Node.js con Express</w:t>
@@ -5385,12 +6519,14 @@
         <w:spacing w:after="160" w:line="360" w:lineRule="auto"/>
         <w:rPr>
           <w:rFonts w:ascii="Arial" w:hAnsi="Arial"/>
-          <w:szCs w:val="24"/>
-        </w:rPr>
-      </w:pPr>
-      <w:r>
-        <w:rPr>
-          <w:rFonts w:ascii="Arial" w:hAnsi="Arial"/>
+          <w:color w:val="000000" w:themeColor="text1"/>
+          <w:szCs w:val="24"/>
+        </w:rPr>
+      </w:pPr>
+      <w:r>
+        <w:rPr>
+          <w:rFonts w:ascii="Arial" w:hAnsi="Arial"/>
+          <w:color w:val="000000" w:themeColor="text1"/>
           <w:szCs w:val="24"/>
         </w:rPr>
         <w:t>Implementación de HTTPS con certificados SSL (OpenSSL)</w:t>
@@ -5406,12 +6542,14 @@
         <w:spacing w:after="160" w:line="360" w:lineRule="auto"/>
         <w:rPr>
           <w:rFonts w:ascii="Arial" w:hAnsi="Arial"/>
-          <w:szCs w:val="24"/>
-        </w:rPr>
-      </w:pPr>
-      <w:r>
-        <w:rPr>
-          <w:rFonts w:ascii="Arial" w:hAnsi="Arial"/>
+          <w:color w:val="000000" w:themeColor="text1"/>
+          <w:szCs w:val="24"/>
+        </w:rPr>
+      </w:pPr>
+      <w:r>
+        <w:rPr>
+          <w:rFonts w:ascii="Arial" w:hAnsi="Arial"/>
+          <w:color w:val="000000" w:themeColor="text1"/>
           <w:szCs w:val="24"/>
         </w:rPr>
         <w:t xml:space="preserve">Integración con MongoDB mediante </w:t>
@@ -5420,6 +6558,7 @@
       <w:r>
         <w:rPr>
           <w:rFonts w:ascii="Arial" w:hAnsi="Arial"/>
+          <w:color w:val="000000" w:themeColor="text1"/>
           <w:szCs w:val="24"/>
         </w:rPr>
         <w:t>Mongoose</w:t>
@@ -5436,12 +6575,14 @@
         <w:spacing w:after="160" w:line="360" w:lineRule="auto"/>
         <w:rPr>
           <w:rFonts w:ascii="Arial" w:hAnsi="Arial"/>
-          <w:szCs w:val="24"/>
-        </w:rPr>
-      </w:pPr>
-      <w:r>
-        <w:rPr>
-          <w:rFonts w:ascii="Arial" w:hAnsi="Arial"/>
+          <w:color w:val="000000" w:themeColor="text1"/>
+          <w:szCs w:val="24"/>
+        </w:rPr>
+      </w:pPr>
+      <w:r>
+        <w:rPr>
+          <w:rFonts w:ascii="Arial" w:hAnsi="Arial"/>
+          <w:color w:val="000000" w:themeColor="text1"/>
           <w:szCs w:val="24"/>
         </w:rPr>
         <w:t>Implementación de medidas de seguridad (</w:t>
@@ -5450,6 +6591,7 @@
       <w:r>
         <w:rPr>
           <w:rFonts w:ascii="Arial" w:hAnsi="Arial"/>
+          <w:color w:val="000000" w:themeColor="text1"/>
           <w:szCs w:val="24"/>
         </w:rPr>
         <w:t>Helmet</w:t>
@@ -5458,6 +6600,7 @@
       <w:r>
         <w:rPr>
           <w:rFonts w:ascii="Arial" w:hAnsi="Arial"/>
+          <w:color w:val="000000" w:themeColor="text1"/>
           <w:szCs w:val="24"/>
         </w:rPr>
         <w:t xml:space="preserve">, </w:t>
@@ -5466,6 +6609,7 @@
       <w:r>
         <w:rPr>
           <w:rFonts w:ascii="Arial" w:hAnsi="Arial"/>
+          <w:color w:val="000000" w:themeColor="text1"/>
           <w:szCs w:val="24"/>
         </w:rPr>
         <w:t>Rate</w:t>
@@ -5474,6 +6618,7 @@
       <w:r>
         <w:rPr>
           <w:rFonts w:ascii="Arial" w:hAnsi="Arial"/>
+          <w:color w:val="000000" w:themeColor="text1"/>
           <w:szCs w:val="24"/>
         </w:rPr>
         <w:t xml:space="preserve"> </w:t>
@@ -5482,6 +6627,7 @@
       <w:r>
         <w:rPr>
           <w:rFonts w:ascii="Arial" w:hAnsi="Arial"/>
+          <w:color w:val="000000" w:themeColor="text1"/>
           <w:szCs w:val="24"/>
         </w:rPr>
         <w:t>Limit</w:t>
@@ -5490,6 +6636,7 @@
       <w:r>
         <w:rPr>
           <w:rFonts w:ascii="Arial" w:hAnsi="Arial"/>
+          <w:color w:val="000000" w:themeColor="text1"/>
           <w:szCs w:val="24"/>
         </w:rPr>
         <w:t>, Validaciones)</w:t>
@@ -5505,12 +6652,14 @@
         <w:spacing w:after="160" w:line="360" w:lineRule="auto"/>
         <w:rPr>
           <w:rFonts w:ascii="Arial" w:hAnsi="Arial"/>
-          <w:szCs w:val="24"/>
-        </w:rPr>
-      </w:pPr>
-      <w:r>
-        <w:rPr>
-          <w:rFonts w:ascii="Arial" w:hAnsi="Arial"/>
+          <w:color w:val="000000" w:themeColor="text1"/>
+          <w:szCs w:val="24"/>
+        </w:rPr>
+      </w:pPr>
+      <w:r>
+        <w:rPr>
+          <w:rFonts w:ascii="Arial" w:hAnsi="Arial"/>
+          <w:color w:val="000000" w:themeColor="text1"/>
           <w:szCs w:val="24"/>
         </w:rPr>
         <w:t xml:space="preserve">Pruebas de </w:t>
@@ -5519,6 +6668,7 @@
       <w:r>
         <w:rPr>
           <w:rFonts w:ascii="Arial" w:hAnsi="Arial"/>
+          <w:color w:val="000000" w:themeColor="text1"/>
           <w:szCs w:val="24"/>
         </w:rPr>
         <w:t>endpoints</w:t>
@@ -5527,6 +6677,7 @@
       <w:r>
         <w:rPr>
           <w:rFonts w:ascii="Arial" w:hAnsi="Arial"/>
+          <w:color w:val="000000" w:themeColor="text1"/>
           <w:szCs w:val="24"/>
         </w:rPr>
         <w:t xml:space="preserve"> y verificación en navegador</w:t>
@@ -5544,6 +6695,7 @@
           <w:rFonts w:ascii="Arial" w:hAnsi="Arial"/>
           <w:b/>
           <w:bCs/>
+          <w:color w:val="000000" w:themeColor="text1"/>
           <w:szCs w:val="24"/>
         </w:rPr>
       </w:pPr>
@@ -5552,6 +6704,7 @@
           <w:rFonts w:ascii="Arial" w:hAnsi="Arial"/>
           <w:b/>
           <w:bCs/>
+          <w:color w:val="000000" w:themeColor="text1"/>
           <w:szCs w:val="24"/>
         </w:rPr>
         <w:t>Samuel:</w:t>
@@ -5567,12 +6720,14 @@
         <w:spacing w:after="160" w:line="360" w:lineRule="auto"/>
         <w:rPr>
           <w:rFonts w:ascii="Arial" w:hAnsi="Arial"/>
-          <w:szCs w:val="24"/>
-        </w:rPr>
-      </w:pPr>
-      <w:r>
-        <w:rPr>
-          <w:rFonts w:ascii="Arial" w:hAnsi="Arial"/>
+          <w:color w:val="000000" w:themeColor="text1"/>
+          <w:szCs w:val="24"/>
+        </w:rPr>
+      </w:pPr>
+      <w:r>
+        <w:rPr>
+          <w:rFonts w:ascii="Arial" w:hAnsi="Arial"/>
+          <w:color w:val="000000" w:themeColor="text1"/>
           <w:szCs w:val="24"/>
         </w:rPr>
         <w:t xml:space="preserve">Generación de certificados SSL </w:t>
@@ -5581,6 +6736,7 @@
       <w:r>
         <w:rPr>
           <w:rFonts w:ascii="Arial" w:hAnsi="Arial"/>
+          <w:color w:val="000000" w:themeColor="text1"/>
           <w:szCs w:val="24"/>
         </w:rPr>
         <w:t>auto-firmados</w:t>
@@ -5597,12 +6753,14 @@
         <w:spacing w:after="160" w:line="360" w:lineRule="auto"/>
         <w:rPr>
           <w:rFonts w:ascii="Arial" w:hAnsi="Arial"/>
-          <w:szCs w:val="24"/>
-        </w:rPr>
-      </w:pPr>
-      <w:r>
-        <w:rPr>
-          <w:rFonts w:ascii="Arial" w:hAnsi="Arial"/>
+          <w:color w:val="000000" w:themeColor="text1"/>
+          <w:szCs w:val="24"/>
+        </w:rPr>
+      </w:pPr>
+      <w:r>
+        <w:rPr>
+          <w:rFonts w:ascii="Arial" w:hAnsi="Arial"/>
+          <w:color w:val="000000" w:themeColor="text1"/>
           <w:szCs w:val="24"/>
         </w:rPr>
         <w:t>Apoyo en configuración de seguridad HTTPS</w:t>
@@ -5618,12 +6776,14 @@
         <w:spacing w:after="160" w:line="360" w:lineRule="auto"/>
         <w:rPr>
           <w:rFonts w:ascii="Arial" w:hAnsi="Arial"/>
-          <w:szCs w:val="24"/>
-        </w:rPr>
-      </w:pPr>
-      <w:r>
-        <w:rPr>
-          <w:rFonts w:ascii="Arial" w:hAnsi="Arial"/>
+          <w:color w:val="000000" w:themeColor="text1"/>
+          <w:szCs w:val="24"/>
+        </w:rPr>
+      </w:pPr>
+      <w:r>
+        <w:rPr>
+          <w:rFonts w:ascii="Arial" w:hAnsi="Arial"/>
+          <w:color w:val="000000" w:themeColor="text1"/>
           <w:szCs w:val="24"/>
         </w:rPr>
         <w:t>Documentación del proceso SSL</w:t>
@@ -5641,6 +6801,7 @@
           <w:rFonts w:ascii="Arial" w:hAnsi="Arial"/>
           <w:b/>
           <w:bCs/>
+          <w:color w:val="000000" w:themeColor="text1"/>
           <w:szCs w:val="24"/>
         </w:rPr>
       </w:pPr>
@@ -5649,6 +6810,7 @@
           <w:rFonts w:ascii="Arial" w:hAnsi="Arial"/>
           <w:b/>
           <w:bCs/>
+          <w:color w:val="000000" w:themeColor="text1"/>
           <w:szCs w:val="24"/>
         </w:rPr>
         <w:t>Johannes:</w:t>
@@ -5664,12 +6826,14 @@
         <w:spacing w:after="160" w:line="360" w:lineRule="auto"/>
         <w:rPr>
           <w:rFonts w:ascii="Arial" w:hAnsi="Arial"/>
-          <w:szCs w:val="24"/>
-        </w:rPr>
-      </w:pPr>
-      <w:r>
-        <w:rPr>
-          <w:rFonts w:ascii="Arial" w:hAnsi="Arial"/>
+          <w:color w:val="000000" w:themeColor="text1"/>
+          <w:szCs w:val="24"/>
+        </w:rPr>
+      </w:pPr>
+      <w:r>
+        <w:rPr>
+          <w:rFonts w:ascii="Arial" w:hAnsi="Arial"/>
+          <w:color w:val="000000" w:themeColor="text1"/>
           <w:szCs w:val="24"/>
         </w:rPr>
         <w:t xml:space="preserve">Desarrollo de rutas </w:t>
@@ -5678,6 +6842,7 @@
       <w:r>
         <w:rPr>
           <w:rFonts w:ascii="Arial" w:hAnsi="Arial"/>
+          <w:color w:val="000000" w:themeColor="text1"/>
           <w:szCs w:val="24"/>
         </w:rPr>
         <w:t>RESTful</w:t>
@@ -5686,6 +6851,7 @@
       <w:r>
         <w:rPr>
           <w:rFonts w:ascii="Arial" w:hAnsi="Arial"/>
+          <w:color w:val="000000" w:themeColor="text1"/>
           <w:szCs w:val="24"/>
         </w:rPr>
         <w:t xml:space="preserve"> (GET, filtros, búsqueda)</w:t>
@@ -5701,12 +6867,14 @@
         <w:spacing w:after="160" w:line="360" w:lineRule="auto"/>
         <w:rPr>
           <w:rFonts w:ascii="Arial" w:hAnsi="Arial"/>
-          <w:szCs w:val="24"/>
-        </w:rPr>
-      </w:pPr>
-      <w:r>
-        <w:rPr>
-          <w:rFonts w:ascii="Arial" w:hAnsi="Arial"/>
+          <w:color w:val="000000" w:themeColor="text1"/>
+          <w:szCs w:val="24"/>
+        </w:rPr>
+      </w:pPr>
+      <w:r>
+        <w:rPr>
+          <w:rFonts w:ascii="Arial" w:hAnsi="Arial"/>
+          <w:color w:val="000000" w:themeColor="text1"/>
           <w:szCs w:val="24"/>
         </w:rPr>
         <w:t>Implementación de lógica de consulta en MongoDB</w:t>
@@ -5722,12 +6890,14 @@
         <w:spacing w:after="160" w:line="360" w:lineRule="auto"/>
         <w:rPr>
           <w:rFonts w:ascii="Arial" w:hAnsi="Arial"/>
-          <w:szCs w:val="24"/>
-        </w:rPr>
-      </w:pPr>
-      <w:r>
-        <w:rPr>
-          <w:rFonts w:ascii="Arial" w:hAnsi="Arial"/>
+          <w:color w:val="000000" w:themeColor="text1"/>
+          <w:szCs w:val="24"/>
+        </w:rPr>
+      </w:pPr>
+      <w:r>
+        <w:rPr>
+          <w:rFonts w:ascii="Arial" w:hAnsi="Arial"/>
+          <w:color w:val="000000" w:themeColor="text1"/>
           <w:szCs w:val="24"/>
         </w:rPr>
         <w:t xml:space="preserve">Apoyo en pruebas de </w:t>
@@ -5736,6 +6906,7 @@
       <w:r>
         <w:rPr>
           <w:rFonts w:ascii="Arial" w:hAnsi="Arial"/>
+          <w:color w:val="000000" w:themeColor="text1"/>
           <w:szCs w:val="24"/>
         </w:rPr>
         <w:t>endpoints</w:t>
@@ -5745,15 +6916,16 @@
     <w:p>
       <w:pPr>
         <w:spacing w:after="160"/>
-        <w:jc w:val="left"/>
-        <w:rPr>
-          <w:rFonts w:ascii="Arial" w:hAnsi="Arial" w:cs="Arial"/>
-          <w:szCs w:val="24"/>
-        </w:rPr>
-      </w:pPr>
-      <w:r>
-        <w:rPr>
-          <w:rFonts w:ascii="Arial" w:hAnsi="Arial" w:cs="Arial"/>
+        <w:rPr>
+          <w:rFonts w:ascii="Arial" w:hAnsi="Arial" w:cs="Arial"/>
+          <w:color w:val="000000" w:themeColor="text1"/>
+          <w:szCs w:val="24"/>
+        </w:rPr>
+      </w:pPr>
+      <w:r>
+        <w:rPr>
+          <w:rFonts w:ascii="Arial" w:hAnsi="Arial" w:cs="Arial"/>
+          <w:color w:val="000000" w:themeColor="text1"/>
           <w:szCs w:val="24"/>
         </w:rPr>
         <w:t>Uso de GitHub:</w:t>
@@ -5768,6 +6940,7 @@
         <w:spacing w:after="160"/>
         <w:rPr>
           <w:rFonts w:ascii="Arial" w:hAnsi="Arial" w:cs="Arial"/>
+          <w:color w:val="000000" w:themeColor="text1"/>
           <w:szCs w:val="24"/>
         </w:rPr>
       </w:pPr>
@@ -5775,6 +6948,7 @@
       <w:r>
         <w:rPr>
           <w:rFonts w:ascii="Arial" w:hAnsi="Arial" w:cs="Arial"/>
+          <w:color w:val="000000" w:themeColor="text1"/>
           <w:szCs w:val="24"/>
         </w:rPr>
         <w:t>Pull</w:t>
@@ -5783,6 +6957,7 @@
       <w:r>
         <w:rPr>
           <w:rFonts w:ascii="Arial" w:hAnsi="Arial" w:cs="Arial"/>
+          <w:color w:val="000000" w:themeColor="text1"/>
           <w:szCs w:val="24"/>
         </w:rPr>
         <w:t xml:space="preserve"> </w:t>
@@ -5791,6 +6966,7 @@
       <w:r>
         <w:rPr>
           <w:rFonts w:ascii="Arial" w:hAnsi="Arial" w:cs="Arial"/>
+          <w:color w:val="000000" w:themeColor="text1"/>
           <w:szCs w:val="24"/>
         </w:rPr>
         <w:t>Requests</w:t>
@@ -5799,6 +6975,7 @@
       <w:r>
         <w:rPr>
           <w:rFonts w:ascii="Arial" w:hAnsi="Arial" w:cs="Arial"/>
+          <w:color w:val="000000" w:themeColor="text1"/>
           <w:szCs w:val="24"/>
         </w:rPr>
         <w:t xml:space="preserve"> </w:t>
@@ -5813,6 +6990,7 @@
         <w:spacing w:after="160"/>
         <w:rPr>
           <w:rFonts w:ascii="Arial" w:hAnsi="Arial" w:cs="Arial"/>
+          <w:color w:val="000000" w:themeColor="text1"/>
           <w:szCs w:val="24"/>
         </w:rPr>
       </w:pPr>
@@ -5820,6 +6998,7 @@
       <w:r>
         <w:rPr>
           <w:rFonts w:ascii="Arial" w:hAnsi="Arial" w:cs="Arial"/>
+          <w:color w:val="000000" w:themeColor="text1"/>
           <w:szCs w:val="24"/>
         </w:rPr>
         <w:t>Commits</w:t>
@@ -5828,6 +7007,7 @@
       <w:r>
         <w:rPr>
           <w:rFonts w:ascii="Arial" w:hAnsi="Arial" w:cs="Arial"/>
+          <w:color w:val="000000" w:themeColor="text1"/>
           <w:szCs w:val="24"/>
         </w:rPr>
         <w:t xml:space="preserve"> descriptivos </w:t>
@@ -5842,12 +7022,14 @@
         <w:spacing w:after="160"/>
         <w:rPr>
           <w:rFonts w:ascii="Arial" w:hAnsi="Arial" w:cs="Arial"/>
-          <w:szCs w:val="24"/>
-        </w:rPr>
-      </w:pPr>
-      <w:r>
-        <w:rPr>
-          <w:rFonts w:ascii="Arial" w:hAnsi="Arial" w:cs="Arial"/>
+          <w:color w:val="000000" w:themeColor="text1"/>
+          <w:szCs w:val="24"/>
+        </w:rPr>
+      </w:pPr>
+      <w:r>
+        <w:rPr>
+          <w:rFonts w:ascii="Arial" w:hAnsi="Arial" w:cs="Arial"/>
+          <w:color w:val="000000" w:themeColor="text1"/>
           <w:szCs w:val="24"/>
         </w:rPr>
         <w:t>Trabajo en ramas</w:t>
@@ -5858,6 +7040,220 @@
         <w:spacing w:after="160"/>
         <w:rPr>
           <w:rFonts w:ascii="Arial" w:hAnsi="Arial" w:cs="Arial"/>
+          <w:color w:val="000000" w:themeColor="text1"/>
+          <w:szCs w:val="24"/>
+        </w:rPr>
+      </w:pPr>
+    </w:p>
+    <w:p>
+      <w:pPr>
+        <w:spacing w:after="160"/>
+        <w:rPr>
+          <w:rFonts w:ascii="Arial" w:hAnsi="Arial" w:cs="Arial"/>
+          <w:color w:val="000000" w:themeColor="text1"/>
+          <w:szCs w:val="24"/>
+        </w:rPr>
+      </w:pPr>
+    </w:p>
+    <w:p>
+      <w:pPr>
+        <w:spacing w:after="160"/>
+        <w:rPr>
+          <w:rFonts w:ascii="Arial" w:hAnsi="Arial" w:cs="Arial"/>
+          <w:color w:val="000000" w:themeColor="text1"/>
+          <w:szCs w:val="24"/>
+        </w:rPr>
+      </w:pPr>
+    </w:p>
+    <w:p>
+      <w:pPr>
+        <w:spacing w:after="160"/>
+        <w:rPr>
+          <w:rFonts w:ascii="Arial" w:hAnsi="Arial" w:cs="Arial"/>
+          <w:color w:val="000000" w:themeColor="text1"/>
+          <w:szCs w:val="24"/>
+        </w:rPr>
+      </w:pPr>
+    </w:p>
+    <w:p>
+      <w:pPr>
+        <w:spacing w:after="160"/>
+        <w:rPr>
+          <w:rFonts w:ascii="Arial" w:hAnsi="Arial" w:cs="Arial"/>
+          <w:color w:val="000000" w:themeColor="text1"/>
+          <w:szCs w:val="24"/>
+        </w:rPr>
+      </w:pPr>
+    </w:p>
+    <w:p>
+      <w:pPr>
+        <w:pStyle w:val="Ttulo1"/>
+        <w:rPr>
+          <w:rFonts w:ascii="Arial" w:hAnsi="Arial" w:cs="Arial"/>
+          <w:color w:val="000000" w:themeColor="text1"/>
+        </w:rPr>
+      </w:pPr>
+      <w:bookmarkStart w:id="5" w:name="_Toc227622791"/>
+      <w:r>
+        <w:rPr>
+          <w:rFonts w:ascii="Arial" w:hAnsi="Arial" w:cs="Arial"/>
+          <w:color w:val="000000" w:themeColor="text1"/>
+        </w:rPr>
+        <w:t>Conclusión</w:t>
+      </w:r>
+      <w:bookmarkEnd w:id="5"/>
+    </w:p>
+    <w:p>
+      <w:pPr>
+        <w:spacing w:after="160"/>
+        <w:rPr>
+          <w:rFonts w:ascii="Arial" w:hAnsi="Arial" w:cs="Arial"/>
+          <w:color w:val="000000" w:themeColor="text1"/>
+        </w:rPr>
+      </w:pPr>
+      <w:r>
+        <w:rPr>
+          <w:rFonts w:ascii="Arial" w:hAnsi="Arial" w:cs="Arial"/>
+          <w:color w:val="000000" w:themeColor="text1"/>
+        </w:rPr>
+        <w:t xml:space="preserve">En este trabajo se logró implementar un servidor seguro utilizando Node.js y Express, incorporando el protocolo HTTPS mediante certificados SSL </w:t>
+      </w:r>
+      <w:proofErr w:type="spellStart"/>
+      <w:r>
+        <w:rPr>
+          <w:rFonts w:ascii="Arial" w:hAnsi="Arial" w:cs="Arial"/>
+          <w:color w:val="000000" w:themeColor="text1"/>
+        </w:rPr>
+        <w:t>autofirmados</w:t>
+      </w:r>
+      <w:proofErr w:type="spellEnd"/>
+      <w:r>
+        <w:rPr>
+          <w:rFonts w:ascii="Arial" w:hAnsi="Arial" w:cs="Arial"/>
+          <w:color w:val="000000" w:themeColor="text1"/>
+        </w:rPr>
+        <w:t>. Esto permitió comprender en la práctica cómo funciona la seguridad en la comunicación entre cliente y servidor.</w:t>
+      </w:r>
+    </w:p>
+    <w:p>
+      <w:pPr>
+        <w:spacing w:after="160"/>
+        <w:rPr>
+          <w:rFonts w:ascii="Arial" w:hAnsi="Arial" w:cs="Arial"/>
+          <w:color w:val="000000" w:themeColor="text1"/>
+        </w:rPr>
+      </w:pPr>
+      <w:r>
+        <w:rPr>
+          <w:rFonts w:ascii="Arial" w:hAnsi="Arial" w:cs="Arial"/>
+          <w:color w:val="000000" w:themeColor="text1"/>
+        </w:rPr>
+        <w:t xml:space="preserve">Además, se evidenció que, aunque el uso de HTTPS protege la información, los certificados </w:t>
+      </w:r>
+      <w:proofErr w:type="spellStart"/>
+      <w:r>
+        <w:rPr>
+          <w:rFonts w:ascii="Arial" w:hAnsi="Arial" w:cs="Arial"/>
+          <w:color w:val="000000" w:themeColor="text1"/>
+        </w:rPr>
+        <w:t>autofirmados</w:t>
+      </w:r>
+      <w:proofErr w:type="spellEnd"/>
+      <w:r>
+        <w:rPr>
+          <w:rFonts w:ascii="Arial" w:hAnsi="Arial" w:cs="Arial"/>
+          <w:color w:val="000000" w:themeColor="text1"/>
+        </w:rPr>
+        <w:t xml:space="preserve"> generan advertencias en el navegador al no estar respaldados por una Autoridad Certificadora. También se integraron medidas adicionales de seguridad y validación de datos, fortaleciendo el funcionamiento del sistema.</w:t>
+      </w:r>
+    </w:p>
+    <w:p>
+      <w:pPr>
+        <w:spacing w:after="160"/>
+        <w:rPr>
+          <w:rFonts w:ascii="Arial" w:hAnsi="Arial" w:cs="Arial"/>
+          <w:color w:val="000000" w:themeColor="text1"/>
+        </w:rPr>
+      </w:pPr>
+      <w:r>
+        <w:rPr>
+          <w:rFonts w:ascii="Arial" w:hAnsi="Arial" w:cs="Arial"/>
+          <w:color w:val="000000" w:themeColor="text1"/>
+        </w:rPr>
+        <w:t>En conjunto, el proyecto permitió aplicar conocimientos técnicos y comprender la importancia de utilizar certificados válidos en entornos productivos, junto con buenas prácticas de desarrollo seguro.</w:t>
+      </w:r>
+    </w:p>
+    <w:p>
+      <w:pPr>
+        <w:spacing w:after="160"/>
+        <w:rPr>
+          <w:rFonts w:ascii="Arial" w:hAnsi="Arial" w:cs="Arial"/>
+          <w:color w:val="000000" w:themeColor="text1"/>
+        </w:rPr>
+      </w:pPr>
+      <w:r>
+        <w:rPr>
+          <w:rFonts w:ascii="Arial" w:hAnsi="Arial" w:cs="Arial"/>
+          <w:color w:val="000000" w:themeColor="text1"/>
+        </w:rPr>
+        <w:t>Finalmente, se adjunta el enlace al repositorio de GitHub donde se encuentra el proyecto completo, incluyendo el código fuente, evidencias de funcionamiento y registro del trabajo colaborativo realizado por el equipo.</w:t>
+      </w:r>
+    </w:p>
+    <w:p>
+      <w:pPr>
+        <w:spacing w:after="160"/>
+        <w:rPr>
+          <w:rFonts w:ascii="Arial" w:hAnsi="Arial" w:cs="Arial"/>
+          <w:color w:val="000000" w:themeColor="text1"/>
+        </w:rPr>
+      </w:pPr>
+    </w:p>
+    <w:p>
+      <w:pPr>
+        <w:spacing w:after="160"/>
+        <w:rPr>
+          <w:rFonts w:ascii="Arial" w:hAnsi="Arial" w:cs="Arial"/>
+          <w:color w:val="000000" w:themeColor="text1"/>
+        </w:rPr>
+      </w:pPr>
+      <w:r>
+        <w:rPr>
+          <w:rFonts w:ascii="Arial" w:hAnsi="Arial" w:cs="Arial"/>
+          <w:color w:val="000000" w:themeColor="text1"/>
+        </w:rPr>
+        <w:t>Repositorio</w:t>
+      </w:r>
+    </w:p>
+    <w:p>
+      <w:pPr>
+        <w:spacing w:after="160"/>
+        <w:jc w:val="left"/>
+        <w:rPr>
+          <w:rFonts w:ascii="Arial" w:hAnsi="Arial" w:cs="Arial"/>
+          <w:color w:val="000000" w:themeColor="text1"/>
+          <w:sz w:val="28"/>
+          <w:szCs w:val="28"/>
+        </w:rPr>
+      </w:pPr>
+      <w:hyperlink r:id="rId38" w:history="1">
+        <w:r>
+          <w:rPr>
+            <w:rStyle w:val="Hipervnculo"/>
+            <w:rFonts w:ascii="Arial" w:hAnsi="Arial" w:cs="Arial"/>
+            <w:color w:val="000000" w:themeColor="text1"/>
+            <w:sz w:val="28"/>
+            <w:szCs w:val="28"/>
+          </w:rPr>
+          <w:t>https://github.com/Dev-FrddySign/secure-movies-api-https-nodejs.git</w:t>
+        </w:r>
+      </w:hyperlink>
+    </w:p>
+    <w:p>
+      <w:pPr>
+        <w:spacing w:after="160"/>
+        <w:jc w:val="left"/>
+        <w:rPr>
+          <w:color w:val="000000" w:themeColor="text1"/>
           <w:szCs w:val="24"/>
         </w:rPr>
       </w:pPr>
@@ -5867,116 +7263,22 @@
         <w:spacing w:after="160" w:line="259" w:lineRule="auto"/>
         <w:jc w:val="left"/>
         <w:rPr>
-          <w:szCs w:val="24"/>
-        </w:rPr>
-      </w:pPr>
-    </w:p>
-    <w:p>
-      <w:pPr>
-        <w:pStyle w:val="Ttulo1"/>
-      </w:pPr>
-      <w:bookmarkStart w:id="5" w:name="_Toc227622791"/>
-      <w:r>
-        <w:t>Conclusión</w:t>
-      </w:r>
-      <w:r>
-        <w:t>**</w:t>
-      </w:r>
-      <w:r>
-        <w:rPr>
-          <w:rStyle w:val="Refdenotaalpie"/>
-          <w:vertAlign w:val="baseline"/>
-        </w:rPr>
-        <w:footnoteReference w:id="3"/>
-      </w:r>
-      <w:bookmarkEnd w:id="5"/>
-    </w:p>
-    <w:p>
-      <w:pPr>
-        <w:spacing w:after="160"/>
-        <w:rPr>
-          <w:rFonts w:ascii="Arial" w:hAnsi="Arial" w:cs="Arial"/>
-        </w:rPr>
-      </w:pPr>
-      <w:r>
-        <w:rPr>
-          <w:rFonts w:ascii="Arial" w:hAnsi="Arial" w:cs="Arial"/>
-        </w:rPr>
-        <w:t xml:space="preserve">Se logró implementar un servidor HTTPS funcional utilizando Node.js, Express y certificados SSL </w:t>
-      </w:r>
-      <w:proofErr w:type="spellStart"/>
-      <w:r>
-        <w:rPr>
-          <w:rFonts w:ascii="Arial" w:hAnsi="Arial" w:cs="Arial"/>
-        </w:rPr>
-        <w:t>autofirmados</w:t>
-      </w:r>
-      <w:proofErr w:type="spellEnd"/>
-      <w:r>
-        <w:rPr>
-          <w:rFonts w:ascii="Arial" w:hAnsi="Arial" w:cs="Arial"/>
-        </w:rPr>
-        <w:t xml:space="preserve">. Además, se desarrolló una API </w:t>
-      </w:r>
-      <w:proofErr w:type="spellStart"/>
-      <w:r>
-        <w:rPr>
-          <w:rFonts w:ascii="Arial" w:hAnsi="Arial" w:cs="Arial"/>
-        </w:rPr>
-        <w:t>RESTful</w:t>
-      </w:r>
-      <w:proofErr w:type="spellEnd"/>
-      <w:r>
-        <w:rPr>
-          <w:rFonts w:ascii="Arial" w:hAnsi="Arial" w:cs="Arial"/>
-        </w:rPr>
-        <w:t xml:space="preserve"> conectada a MongoDB, permitiendo gestionar datos de manera eficiente.</w:t>
-      </w:r>
-    </w:p>
-    <w:p>
-      <w:pPr>
-        <w:spacing w:after="160"/>
-        <w:rPr>
-          <w:rFonts w:ascii="Arial" w:hAnsi="Arial" w:cs="Arial"/>
-        </w:rPr>
-      </w:pPr>
-      <w:r>
-        <w:rPr>
-          <w:rFonts w:ascii="Arial" w:hAnsi="Arial" w:cs="Arial"/>
-        </w:rPr>
-        <w:t>Este proyecto permitió comprender la importancia de la seguridad en aplicaciones web, así como la diferencia entre entornos de desarrollo y producción en el uso de certificados digitales.</w:t>
-      </w:r>
-    </w:p>
-    <w:p>
-      <w:pPr>
-        <w:spacing w:after="160" w:line="259" w:lineRule="auto"/>
-        <w:jc w:val="left"/>
-        <w:rPr>
-          <w:szCs w:val="24"/>
-        </w:rPr>
-      </w:pPr>
-    </w:p>
-    <w:p>
-      <w:pPr>
-        <w:rPr>
           <w:rFonts w:cs="Arial"/>
-        </w:rPr>
-      </w:pPr>
-    </w:p>
-    <w:p>
-      <w:pPr>
-        <w:spacing w:after="160" w:line="259" w:lineRule="auto"/>
-        <w:jc w:val="left"/>
-        <w:rPr>
-          <w:rFonts w:cs="Arial"/>
+          <w:color w:val="000000" w:themeColor="text1"/>
         </w:rPr>
       </w:pPr>
     </w:p>
     <w:bookmarkEnd w:id="0"/>
-    <w:p/>
+    <w:p>
+      <w:pPr>
+        <w:rPr>
+          <w:color w:val="000000" w:themeColor="text1"/>
+        </w:rPr>
+      </w:pPr>
+    </w:p>
     <w:sectPr>
-      <w:headerReference w:type="default" r:id="rId38"/>
-      <w:footerReference w:type="default" r:id="rId39"/>
+      <w:headerReference w:type="default" r:id="rId39"/>
+      <w:footerReference w:type="default" r:id="rId40"/>
       <w:endnotePr>
         <w:numFmt w:val="decimal"/>
       </w:endnotePr>
@@ -6128,7 +7430,7 @@
             </mc:Choice>
             <mc:Fallback>
               <w:pict>
-                <v:shapetype w14:anchorId="7E5184AD" id="_x0000_t15" coordsize="21600,21600" o:spt="15" adj="16200" path="m@0,l,,,21600@0,21600,21600,10800xe">
+                <v:shapetype w14:anchorId="7D1EE08D" id="_x0000_t15" coordsize="21600,21600" o:spt="15" adj="16200" path="m@0,l,,,21600@0,21600,21600,10800xe">
                   <v:stroke joinstyle="miter"/>
                   <v:formulas>
                     <v:f eqn="val #0"/>
@@ -6236,34 +7538,6 @@
           <w:bCs/>
         </w:rPr>
         <w:t>*En caso de ser necesario, omitir esta sección, con el fin de simplificar el trabajo, sobre todo si consiste en elaborar mapa mental, adjuntar imágenes como evidencia, etc.</w:t>
-      </w:r>
-    </w:p>
-  </w:footnote>
-  <w:footnote w:id="3">
-    <w:p>
-      <w:pPr>
-        <w:pStyle w:val="Textonotapie"/>
-      </w:pPr>
-      <w:r>
-        <w:rPr>
-          <w:rStyle w:val="Refdenotaalpie"/>
-        </w:rPr>
-        <w:footnoteRef/>
-      </w:r>
-      <w:r>
-        <w:t xml:space="preserve"> </w:t>
-      </w:r>
-      <w:r>
-        <w:rPr>
-          <w:bCs/>
-        </w:rPr>
-        <w:t>**En caso de ser necesario, omitir esta sección, con el fin de simplificar el trabajo</w:t>
-      </w:r>
-      <w:r>
-        <w:rPr>
-          <w:bCs/>
-        </w:rPr>
-        <w:t>, con el fin de simplificar el trabajo, sobre todo si consiste en elaborar mapa mental, adjuntar imágenes como evidencia, etc.</w:t>
       </w:r>
     </w:p>
   </w:footnote>
@@ -10539,15 +11813,15 @@
 <file path=customXml/itemProps5.xml><?xml version="1.0" encoding="utf-8"?>
 <ds:datastoreItem xmlns:ds="http://schemas.openxmlformats.org/officeDocument/2006/customXml" ds:itemID="{6593AE01-2D0B-457F-B235-F72C3C6C9419}">
   <ds:schemaRefs>
+    <ds:schemaRef ds:uri="ab092b28-1f4b-4734-8e32-d0d510d66921"/>
     <ds:schemaRef ds:uri="http://schemas.microsoft.com/office/2006/documentManagement/types"/>
+    <ds:schemaRef ds:uri="http://purl.org/dc/elements/1.1/"/>
+    <ds:schemaRef ds:uri="http://schemas.openxmlformats.org/package/2006/metadata/core-properties"/>
+    <ds:schemaRef ds:uri="http://schemas.microsoft.com/office/infopath/2007/PartnerControls"/>
     <ds:schemaRef ds:uri="http://purl.org/dc/terms/"/>
+    <ds:schemaRef ds:uri="http://schemas.microsoft.com/office/2006/metadata/properties"/>
+    <ds:schemaRef ds:uri="http://www.w3.org/XML/1998/namespace"/>
     <ds:schemaRef ds:uri="http://purl.org/dc/dcmitype/"/>
-    <ds:schemaRef ds:uri="http://www.w3.org/XML/1998/namespace"/>
-    <ds:schemaRef ds:uri="http://purl.org/dc/elements/1.1/"/>
-    <ds:schemaRef ds:uri="http://schemas.microsoft.com/office/2006/metadata/properties"/>
-    <ds:schemaRef ds:uri="ab092b28-1f4b-4734-8e32-d0d510d66921"/>
-    <ds:schemaRef ds:uri="http://schemas.microsoft.com/office/infopath/2007/PartnerControls"/>
-    <ds:schemaRef ds:uri="http://schemas.openxmlformats.org/package/2006/metadata/core-properties"/>
   </ds:schemaRefs>
 </ds:datastoreItem>
 </file>